--- a/bachelor/sem1/informatics/lab1/Lab_1.docx
+++ b/bachelor/sem1/informatics/lab1/Lab_1.docx
@@ -557,7 +557,26 @@
           <w:szCs w:val="28"/>
         </w:rPr>
         <w:tab/>
-        <w:t>Выполнил студент гр. ИКС-26-1б</w:t>
+        <w:t xml:space="preserve">Выполнил студент гр. </w:t>
+      </w:r>
+      <w:r>
+        <w:rPr>
+          <w:color w:val="000000"/>
+          <w:sz w:val="28"/>
+          <w:szCs w:val="28"/>
+          <w:lang w:val="ru-RU"/>
+        </w:rPr>
+        <w:t>АСУ</w:t>
+      </w:r>
+      <w:bookmarkStart w:id="0" w:name="_GoBack"/>
+      <w:bookmarkEnd w:id="0"/>
+      <w:r>
+        <w:rPr>
+          <w:color w:val="000000"/>
+          <w:sz w:val="28"/>
+          <w:szCs w:val="28"/>
+        </w:rPr>
+        <w:t>-26-1б</w:t>
       </w:r>
     </w:p>
     <w:p>
@@ -1023,8 +1042,8 @@
         </w:rPr>
         <w:t>г. Пермь, 202</w:t>
       </w:r>
-      <w:bookmarkStart w:id="0" w:name="8uq46w93vgcm" w:colFirst="0" w:colLast="0"/>
-      <w:bookmarkEnd w:id="0"/>
+      <w:bookmarkStart w:id="1" w:name="8uq46w93vgcm" w:colFirst="0" w:colLast="0"/>
+      <w:bookmarkEnd w:id="1"/>
       <w:r>
         <w:rPr>
           <w:color w:val="000000"/>
@@ -1080,19 +1099,18 @@
     </w:p>
     <w:sdt>
       <w:sdtPr>
+        <w:rPr>
+          <w:color w:val="auto"/>
+          <w:sz w:val="20"/>
+          <w:szCs w:val="20"/>
+          <w:lang w:val="ru"/>
+        </w:rPr>
         <w:id w:val="1994904338"/>
         <w:docPartObj>
           <w:docPartGallery w:val="Table of Contents"/>
         </w:docPartObj>
       </w:sdtPr>
-      <w:sdtEndPr>
-        <w:rPr>
-          <w:color w:val="auto"/>
-          <w:sz w:val="20"/>
-          <w:szCs w:val="20"/>
-          <w:lang w:val="ru"/>
-        </w:rPr>
-      </w:sdtEndPr>
+      <w:sdtEndPr/>
       <w:sdtContent>
         <w:p>
           <w:pPr>
@@ -1541,8 +1559,6 @@
           <w:lang w:val="ru-RU"/>
         </w:rPr>
       </w:pPr>
-      <w:bookmarkStart w:id="1" w:name="_GoBack"/>
-      <w:bookmarkEnd w:id="1"/>
     </w:p>
     <w:p>
       <w:pPr>
@@ -1839,6 +1855,7 @@
       <w:r>
         <w:rPr>
           <w:b/>
+          <w:noProof/>
           <w:sz w:val="32"/>
           <w:szCs w:val="32"/>
           <w:lang w:val="ru-RU"/>
@@ -1939,6 +1956,7 @@
       <w:r>
         <w:rPr>
           <w:b/>
+          <w:noProof/>
           <w:sz w:val="32"/>
           <w:szCs w:val="32"/>
           <w:lang w:val="ru-RU"/>
@@ -2119,6 +2137,7 @@
       <w:r>
         <w:rPr>
           <w:noProof/>
+          <w:lang w:val="ru-RU"/>
         </w:rPr>
         <w:drawing>
           <wp:inline distT="0" distB="0" distL="0" distR="0" wp14:anchorId="406A8FAD" wp14:editId="5316C3E1">
@@ -5296,6 +5315,7 @@
         <w:docPartUnique/>
       </w:docPartObj>
     </w:sdtPr>
+    <w:sdtEndPr/>
     <w:sdtContent>
       <w:p>
         <w:pPr>

--- a/bachelor/sem1/informatics/lab1/Lab_1.docx
+++ b/bachelor/sem1/informatics/lab1/Lab_1.docx
@@ -568,8 +568,6 @@
         </w:rPr>
         <w:t>АСУ</w:t>
       </w:r>
-      <w:bookmarkStart w:id="0" w:name="_GoBack"/>
-      <w:bookmarkEnd w:id="0"/>
       <w:r>
         <w:rPr>
           <w:color w:val="000000"/>
@@ -1042,8 +1040,8 @@
         </w:rPr>
         <w:t>г. Пермь, 202</w:t>
       </w:r>
-      <w:bookmarkStart w:id="1" w:name="8uq46w93vgcm" w:colFirst="0" w:colLast="0"/>
-      <w:bookmarkEnd w:id="1"/>
+      <w:bookmarkStart w:id="0" w:name="8uq46w93vgcm" w:colFirst="0" w:colLast="0"/>
+      <w:bookmarkEnd w:id="0"/>
       <w:r>
         <w:rPr>
           <w:color w:val="000000"/>
@@ -1116,8 +1114,14 @@
           <w:pPr>
             <w:pStyle w:val="11"/>
             <w:tabs>
-              <w:tab w:val="right" w:leader="dot" w:pos="9761"/>
+              <w:tab w:val="right" w:leader="dot" w:pos="9345"/>
             </w:tabs>
+            <w:rPr>
+              <w:rFonts w:asciiTheme="minorHAnsi" w:eastAsiaTheme="minorEastAsia" w:hAnsiTheme="minorHAnsi" w:cstheme="minorBidi"/>
+              <w:noProof/>
+              <w:color w:val="auto"/>
+              <w:sz w:val="22"/>
+            </w:rPr>
           </w:pPr>
           <w:r>
             <w:fldChar w:fldCharType="begin"/>
@@ -1128,26 +1132,60 @@
           <w:r>
             <w:fldChar w:fldCharType="separate"/>
           </w:r>
-          <w:hyperlink w:anchor="_Toc6516">
-            <w:r>
+          <w:hyperlink w:anchor="_Toc243852810" w:history="1">
+            <w:r>
+              <w:rPr>
+                <w:rStyle w:val="a8"/>
+                <w:noProof/>
+              </w:rPr>
               <w:t>ВВЕДЕНИЕ</w:t>
             </w:r>
             <w:r>
+              <w:rPr>
+                <w:noProof/>
+                <w:webHidden/>
+              </w:rPr>
               <w:tab/>
             </w:r>
             <w:r>
+              <w:rPr>
+                <w:noProof/>
+                <w:webHidden/>
+              </w:rPr>
               <w:fldChar w:fldCharType="begin"/>
             </w:r>
             <w:r>
-              <w:instrText>PAGEREF _Toc6516 \h</w:instrText>
-            </w:r>
-            <w:r>
+              <w:rPr>
+                <w:noProof/>
+                <w:webHidden/>
+              </w:rPr>
+              <w:instrText xml:space="preserve"> PAGEREF _Toc243852810 \h </w:instrText>
+            </w:r>
+            <w:r>
+              <w:rPr>
+                <w:noProof/>
+                <w:webHidden/>
+              </w:rPr>
+            </w:r>
+            <w:r>
+              <w:rPr>
+                <w:noProof/>
+                <w:webHidden/>
+              </w:rPr>
               <w:fldChar w:fldCharType="separate"/>
             </w:r>
             <w:r>
-              <w:t xml:space="preserve">3 </w:t>
-            </w:r>
-            <w:r>
+              <w:rPr>
+                <w:noProof/>
+                <w:webHidden/>
+              </w:rPr>
+              <w:t>3</w:t>
+            </w:r>
+            <w:r>
+              <w:rPr>
+                <w:noProof/>
+                <w:webHidden/>
+              </w:rPr>
               <w:fldChar w:fldCharType="end"/>
             </w:r>
           </w:hyperlink>
@@ -1156,18 +1194,70 @@
           <w:pPr>
             <w:pStyle w:val="11"/>
             <w:tabs>
-              <w:tab w:val="right" w:leader="dot" w:pos="9761"/>
+              <w:tab w:val="right" w:leader="dot" w:pos="9345"/>
             </w:tabs>
+            <w:rPr>
+              <w:rFonts w:asciiTheme="minorHAnsi" w:eastAsiaTheme="minorEastAsia" w:hAnsiTheme="minorHAnsi" w:cstheme="minorBidi"/>
+              <w:noProof/>
+              <w:color w:val="auto"/>
+              <w:sz w:val="22"/>
+            </w:rPr>
           </w:pPr>
-          <w:hyperlink w:anchor="_Toc6517">
-            <w:r>
-              <w:t>1 ВЫПОЛНЕНИЕ ЗАДАНИЯ</w:t>
-            </w:r>
-            <w:r>
+          <w:hyperlink w:anchor="_Toc243852811" w:history="1">
+            <w:r>
+              <w:rPr>
+                <w:rStyle w:val="a8"/>
+                <w:noProof/>
+              </w:rPr>
+              <w:t>ВЫПОЛНЕНИЕ ЗАДАНИЯ</w:t>
+            </w:r>
+            <w:r>
+              <w:rPr>
+                <w:noProof/>
+                <w:webHidden/>
+              </w:rPr>
               <w:tab/>
             </w:r>
             <w:r>
+              <w:rPr>
+                <w:noProof/>
+                <w:webHidden/>
+              </w:rPr>
+              <w:fldChar w:fldCharType="begin"/>
+            </w:r>
+            <w:r>
+              <w:rPr>
+                <w:noProof/>
+                <w:webHidden/>
+              </w:rPr>
+              <w:instrText xml:space="preserve"> PAGEREF _Toc243852811 \h </w:instrText>
+            </w:r>
+            <w:r>
+              <w:rPr>
+                <w:noProof/>
+                <w:webHidden/>
+              </w:rPr>
+            </w:r>
+            <w:r>
+              <w:rPr>
+                <w:noProof/>
+                <w:webHidden/>
+              </w:rPr>
+              <w:fldChar w:fldCharType="separate"/>
+            </w:r>
+            <w:r>
+              <w:rPr>
+                <w:noProof/>
+                <w:webHidden/>
+              </w:rPr>
               <w:t>3</w:t>
+            </w:r>
+            <w:r>
+              <w:rPr>
+                <w:noProof/>
+                <w:webHidden/>
+              </w:rPr>
+              <w:fldChar w:fldCharType="end"/>
             </w:r>
           </w:hyperlink>
         </w:p>
@@ -1175,18 +1265,89 @@
           <w:pPr>
             <w:pStyle w:val="21"/>
             <w:tabs>
-              <w:tab w:val="right" w:leader="dot" w:pos="9761"/>
+              <w:tab w:val="left" w:pos="880"/>
+              <w:tab w:val="right" w:leader="dot" w:pos="9345"/>
             </w:tabs>
+            <w:rPr>
+              <w:rFonts w:asciiTheme="minorHAnsi" w:eastAsiaTheme="minorEastAsia" w:hAnsiTheme="minorHAnsi" w:cstheme="minorBidi"/>
+              <w:noProof/>
+              <w:color w:val="auto"/>
+              <w:sz w:val="22"/>
+            </w:rPr>
           </w:pPr>
-          <w:hyperlink w:anchor="_Toc6518">
-            <w:r>
-              <w:t>1.1 Вариант задания</w:t>
-            </w:r>
-            <w:r>
+          <w:hyperlink w:anchor="_Toc243852812" w:history="1">
+            <w:r>
+              <w:rPr>
+                <w:rStyle w:val="a8"/>
+                <w:bCs/>
+                <w:noProof/>
+                <w:u w:color="000000"/>
+              </w:rPr>
+              <w:t>1.1</w:t>
+            </w:r>
+            <w:r>
+              <w:rPr>
+                <w:rFonts w:asciiTheme="minorHAnsi" w:eastAsiaTheme="minorEastAsia" w:hAnsiTheme="minorHAnsi" w:cstheme="minorBidi"/>
+                <w:noProof/>
+                <w:color w:val="auto"/>
+                <w:sz w:val="22"/>
+              </w:rPr>
               <w:tab/>
             </w:r>
             <w:r>
+              <w:rPr>
+                <w:rStyle w:val="a8"/>
+                <w:noProof/>
+              </w:rPr>
+              <w:t>Вариант задания</w:t>
+            </w:r>
+            <w:r>
+              <w:rPr>
+                <w:noProof/>
+                <w:webHidden/>
+              </w:rPr>
+              <w:tab/>
+            </w:r>
+            <w:r>
+              <w:rPr>
+                <w:noProof/>
+                <w:webHidden/>
+              </w:rPr>
+              <w:fldChar w:fldCharType="begin"/>
+            </w:r>
+            <w:r>
+              <w:rPr>
+                <w:noProof/>
+                <w:webHidden/>
+              </w:rPr>
+              <w:instrText xml:space="preserve"> PAGEREF _Toc243852812 \h </w:instrText>
+            </w:r>
+            <w:r>
+              <w:rPr>
+                <w:noProof/>
+                <w:webHidden/>
+              </w:rPr>
+            </w:r>
+            <w:r>
+              <w:rPr>
+                <w:noProof/>
+                <w:webHidden/>
+              </w:rPr>
+              <w:fldChar w:fldCharType="separate"/>
+            </w:r>
+            <w:r>
+              <w:rPr>
+                <w:noProof/>
+                <w:webHidden/>
+              </w:rPr>
               <w:t>3</w:t>
+            </w:r>
+            <w:r>
+              <w:rPr>
+                <w:noProof/>
+                <w:webHidden/>
+              </w:rPr>
+              <w:fldChar w:fldCharType="end"/>
             </w:r>
           </w:hyperlink>
         </w:p>
@@ -1194,38 +1355,88 @@
           <w:pPr>
             <w:pStyle w:val="21"/>
             <w:tabs>
-              <w:tab w:val="right" w:leader="dot" w:pos="9761"/>
+              <w:tab w:val="left" w:pos="880"/>
+              <w:tab w:val="right" w:leader="dot" w:pos="9345"/>
             </w:tabs>
+            <w:rPr>
+              <w:rFonts w:asciiTheme="minorHAnsi" w:eastAsiaTheme="minorEastAsia" w:hAnsiTheme="minorHAnsi" w:cstheme="minorBidi"/>
+              <w:noProof/>
+              <w:color w:val="auto"/>
+              <w:sz w:val="22"/>
+            </w:rPr>
           </w:pPr>
-          <w:hyperlink w:anchor="_Toc6521">
-            <w:r>
-              <w:t xml:space="preserve">1.2 </w:t>
-            </w:r>
-            <w:r>
-              <w:t xml:space="preserve">Программы для заданий </w:t>
-            </w:r>
-            <w:r>
-              <w:t>1</w:t>
-            </w:r>
-            <w:r>
-              <w:t xml:space="preserve"> и 2</w:t>
-            </w:r>
-            <w:r>
+          <w:hyperlink w:anchor="_Toc243852813" w:history="1">
+            <w:r>
+              <w:rPr>
+                <w:rStyle w:val="a8"/>
+                <w:bCs/>
+                <w:noProof/>
+                <w:u w:color="000000"/>
+              </w:rPr>
+              <w:t>1.2</w:t>
+            </w:r>
+            <w:r>
+              <w:rPr>
+                <w:rFonts w:asciiTheme="minorHAnsi" w:eastAsiaTheme="minorEastAsia" w:hAnsiTheme="minorHAnsi" w:cstheme="minorBidi"/>
+                <w:noProof/>
+                <w:color w:val="auto"/>
+                <w:sz w:val="22"/>
+              </w:rPr>
               <w:tab/>
             </w:r>
             <w:r>
+              <w:rPr>
+                <w:rStyle w:val="a8"/>
+                <w:noProof/>
+              </w:rPr>
+              <w:t>Программы для задания 1 и 2</w:t>
+            </w:r>
+            <w:r>
+              <w:rPr>
+                <w:noProof/>
+                <w:webHidden/>
+              </w:rPr>
+              <w:tab/>
+            </w:r>
+            <w:r>
+              <w:rPr>
+                <w:noProof/>
+                <w:webHidden/>
+              </w:rPr>
               <w:fldChar w:fldCharType="begin"/>
             </w:r>
             <w:r>
-              <w:instrText>PAGEREF _Toc6521 \h</w:instrText>
-            </w:r>
-            <w:r>
+              <w:rPr>
+                <w:noProof/>
+                <w:webHidden/>
+              </w:rPr>
+              <w:instrText xml:space="preserve"> PAGEREF _Toc243852813 \h </w:instrText>
+            </w:r>
+            <w:r>
+              <w:rPr>
+                <w:noProof/>
+                <w:webHidden/>
+              </w:rPr>
+            </w:r>
+            <w:r>
+              <w:rPr>
+                <w:noProof/>
+                <w:webHidden/>
+              </w:rPr>
               <w:fldChar w:fldCharType="separate"/>
             </w:r>
             <w:r>
-              <w:t xml:space="preserve">4 </w:t>
-            </w:r>
-            <w:r>
+              <w:rPr>
+                <w:noProof/>
+                <w:webHidden/>
+              </w:rPr>
+              <w:t>4</w:t>
+            </w:r>
+            <w:r>
+              <w:rPr>
+                <w:noProof/>
+                <w:webHidden/>
+              </w:rPr>
               <w:fldChar w:fldCharType="end"/>
             </w:r>
           </w:hyperlink>
@@ -1234,29 +1445,88 @@
           <w:pPr>
             <w:pStyle w:val="21"/>
             <w:tabs>
-              <w:tab w:val="right" w:leader="dot" w:pos="9761"/>
+              <w:tab w:val="left" w:pos="880"/>
+              <w:tab w:val="right" w:leader="dot" w:pos="9345"/>
             </w:tabs>
+            <w:rPr>
+              <w:rFonts w:asciiTheme="minorHAnsi" w:eastAsiaTheme="minorEastAsia" w:hAnsiTheme="minorHAnsi" w:cstheme="minorBidi"/>
+              <w:noProof/>
+              <w:color w:val="auto"/>
+              <w:sz w:val="22"/>
+            </w:rPr>
           </w:pPr>
-          <w:hyperlink w:anchor="_Toc6522">
-            <w:r>
-              <w:t>1.3 Результаты задания 1</w:t>
-            </w:r>
-            <w:r>
+          <w:hyperlink w:anchor="_Toc243852814" w:history="1">
+            <w:r>
+              <w:rPr>
+                <w:rStyle w:val="a8"/>
+                <w:bCs/>
+                <w:noProof/>
+                <w:u w:color="000000"/>
+              </w:rPr>
+              <w:t>1.3</w:t>
+            </w:r>
+            <w:r>
+              <w:rPr>
+                <w:rFonts w:asciiTheme="minorHAnsi" w:eastAsiaTheme="minorEastAsia" w:hAnsiTheme="minorHAnsi" w:cstheme="minorBidi"/>
+                <w:noProof/>
+                <w:color w:val="auto"/>
+                <w:sz w:val="22"/>
+              </w:rPr>
               <w:tab/>
             </w:r>
             <w:r>
+              <w:rPr>
+                <w:rStyle w:val="a8"/>
+                <w:noProof/>
+              </w:rPr>
+              <w:t>Результат задания 1</w:t>
+            </w:r>
+            <w:r>
+              <w:rPr>
+                <w:noProof/>
+                <w:webHidden/>
+              </w:rPr>
+              <w:tab/>
+            </w:r>
+            <w:r>
+              <w:rPr>
+                <w:noProof/>
+                <w:webHidden/>
+              </w:rPr>
               <w:fldChar w:fldCharType="begin"/>
             </w:r>
             <w:r>
-              <w:instrText>PAGEREF _Toc6522 \h</w:instrText>
-            </w:r>
-            <w:r>
+              <w:rPr>
+                <w:noProof/>
+                <w:webHidden/>
+              </w:rPr>
+              <w:instrText xml:space="preserve"> PAGEREF _Toc243852814 \h </w:instrText>
+            </w:r>
+            <w:r>
+              <w:rPr>
+                <w:noProof/>
+                <w:webHidden/>
+              </w:rPr>
+            </w:r>
+            <w:r>
+              <w:rPr>
+                <w:noProof/>
+                <w:webHidden/>
+              </w:rPr>
               <w:fldChar w:fldCharType="separate"/>
             </w:r>
             <w:r>
-              <w:t xml:space="preserve">5 </w:t>
-            </w:r>
-            <w:r>
+              <w:rPr>
+                <w:noProof/>
+                <w:webHidden/>
+              </w:rPr>
+              <w:t>6</w:t>
+            </w:r>
+            <w:r>
+              <w:rPr>
+                <w:noProof/>
+                <w:webHidden/>
+              </w:rPr>
               <w:fldChar w:fldCharType="end"/>
             </w:r>
           </w:hyperlink>
@@ -1265,32 +1535,187 @@
           <w:pPr>
             <w:pStyle w:val="21"/>
             <w:tabs>
-              <w:tab w:val="right" w:leader="dot" w:pos="9761"/>
+              <w:tab w:val="right" w:leader="dot" w:pos="9345"/>
             </w:tabs>
+            <w:rPr>
+              <w:rFonts w:asciiTheme="minorHAnsi" w:eastAsiaTheme="minorEastAsia" w:hAnsiTheme="minorHAnsi" w:cstheme="minorBidi"/>
+              <w:noProof/>
+              <w:color w:val="auto"/>
+              <w:sz w:val="22"/>
+            </w:rPr>
           </w:pPr>
-          <w:hyperlink w:anchor="_Toc6524">
-            <w:r>
+          <w:hyperlink w:anchor="_Toc243852815" w:history="1">
+            <w:r>
+              <w:rPr>
+                <w:rStyle w:val="a8"/>
+                <w:noProof/>
+              </w:rPr>
+              <w:t>РЕЗУЛЬТАТЫ РАБОТ</w:t>
+            </w:r>
+            <w:r>
+              <w:rPr>
+                <w:rStyle w:val="a8"/>
+                <w:noProof/>
+              </w:rPr>
+              <w:t>Ы</w:t>
+            </w:r>
+            <w:r>
+              <w:rPr>
+                <w:rStyle w:val="a8"/>
+                <w:noProof/>
+              </w:rPr>
+              <w:t xml:space="preserve"> ПРОГРАММЫ Д</w:t>
+            </w:r>
+            <w:r>
+              <w:rPr>
+                <w:rStyle w:val="a8"/>
+                <w:noProof/>
+              </w:rPr>
+              <w:t>Л</w:t>
+            </w:r>
+            <w:r>
+              <w:rPr>
+                <w:rStyle w:val="a8"/>
+                <w:noProof/>
+              </w:rPr>
+              <w:t>Я ДАННЫХ ТИПА FLOAT</w:t>
+            </w:r>
+            <w:r>
+              <w:rPr>
+                <w:noProof/>
+                <w:webHidden/>
+              </w:rPr>
+              <w:tab/>
+            </w:r>
+            <w:r>
+              <w:rPr>
+                <w:noProof/>
+                <w:webHidden/>
+              </w:rPr>
+              <w:fldChar w:fldCharType="begin"/>
+            </w:r>
+            <w:r>
+              <w:rPr>
+                <w:noProof/>
+                <w:webHidden/>
+              </w:rPr>
+              <w:instrText xml:space="preserve"> PAGEREF _Toc243852815 \h </w:instrText>
+            </w:r>
+            <w:r>
+              <w:rPr>
+                <w:noProof/>
+                <w:webHidden/>
+              </w:rPr>
+            </w:r>
+            <w:r>
+              <w:rPr>
+                <w:noProof/>
+                <w:webHidden/>
+              </w:rPr>
+              <w:fldChar w:fldCharType="separate"/>
+            </w:r>
+            <w:r>
+              <w:rPr>
+                <w:noProof/>
+                <w:webHidden/>
+              </w:rPr>
+              <w:t>6</w:t>
+            </w:r>
+            <w:r>
+              <w:rPr>
+                <w:noProof/>
+                <w:webHidden/>
+              </w:rPr>
+              <w:fldChar w:fldCharType="end"/>
+            </w:r>
+          </w:hyperlink>
+        </w:p>
+        <w:p>
+          <w:pPr>
+            <w:pStyle w:val="21"/>
+            <w:tabs>
+              <w:tab w:val="left" w:pos="880"/>
+              <w:tab w:val="right" w:leader="dot" w:pos="9345"/>
+            </w:tabs>
+            <w:rPr>
+              <w:rFonts w:asciiTheme="minorHAnsi" w:eastAsiaTheme="minorEastAsia" w:hAnsiTheme="minorHAnsi" w:cstheme="minorBidi"/>
+              <w:noProof/>
+              <w:color w:val="auto"/>
+              <w:sz w:val="22"/>
+            </w:rPr>
+          </w:pPr>
+          <w:hyperlink w:anchor="_Toc243852816" w:history="1">
+            <w:r>
+              <w:rPr>
+                <w:rStyle w:val="a8"/>
+                <w:bCs/>
+                <w:noProof/>
+                <w:u w:color="000000"/>
+              </w:rPr>
               <w:t>1.4</w:t>
             </w:r>
             <w:r>
-              <w:t xml:space="preserve"> Результаты задания 2</w:t>
-            </w:r>
-            <w:r>
+              <w:rPr>
+                <w:rFonts w:asciiTheme="minorHAnsi" w:eastAsiaTheme="minorEastAsia" w:hAnsiTheme="minorHAnsi" w:cstheme="minorBidi"/>
+                <w:noProof/>
+                <w:color w:val="auto"/>
+                <w:sz w:val="22"/>
+              </w:rPr>
               <w:tab/>
             </w:r>
             <w:r>
+              <w:rPr>
+                <w:rStyle w:val="a8"/>
+                <w:noProof/>
+              </w:rPr>
+              <w:t>Результат задания 2</w:t>
+            </w:r>
+            <w:r>
+              <w:rPr>
+                <w:noProof/>
+                <w:webHidden/>
+              </w:rPr>
+              <w:tab/>
+            </w:r>
+            <w:r>
+              <w:rPr>
+                <w:noProof/>
+                <w:webHidden/>
+              </w:rPr>
               <w:fldChar w:fldCharType="begin"/>
             </w:r>
             <w:r>
-              <w:instrText>PAGEREF _Toc6524 \h</w:instrText>
-            </w:r>
-            <w:r>
+              <w:rPr>
+                <w:noProof/>
+                <w:webHidden/>
+              </w:rPr>
+              <w:instrText xml:space="preserve"> PAGEREF _Toc243852816 \h </w:instrText>
+            </w:r>
+            <w:r>
+              <w:rPr>
+                <w:noProof/>
+                <w:webHidden/>
+              </w:rPr>
+            </w:r>
+            <w:r>
+              <w:rPr>
+                <w:noProof/>
+                <w:webHidden/>
+              </w:rPr>
               <w:fldChar w:fldCharType="separate"/>
             </w:r>
             <w:r>
-              <w:t xml:space="preserve">6 </w:t>
-            </w:r>
-            <w:r>
+              <w:rPr>
+                <w:noProof/>
+                <w:webHidden/>
+              </w:rPr>
+              <w:t>9</w:t>
+            </w:r>
+            <w:r>
+              <w:rPr>
+                <w:noProof/>
+                <w:webHidden/>
+              </w:rPr>
               <w:fldChar w:fldCharType="end"/>
             </w:r>
           </w:hyperlink>
@@ -1299,32 +1724,69 @@
           <w:pPr>
             <w:pStyle w:val="11"/>
             <w:tabs>
-              <w:tab w:val="right" w:leader="dot" w:pos="9761"/>
+              <w:tab w:val="right" w:leader="dot" w:pos="9345"/>
             </w:tabs>
+            <w:rPr>
+              <w:rFonts w:asciiTheme="minorHAnsi" w:eastAsiaTheme="minorEastAsia" w:hAnsiTheme="minorHAnsi" w:cstheme="minorBidi"/>
+              <w:noProof/>
+              <w:color w:val="auto"/>
+              <w:sz w:val="22"/>
+            </w:rPr>
           </w:pPr>
-          <w:hyperlink w:anchor="_Toc6525">
-            <w:r>
-              <w:t>ЗАКЛЮЧЕНИЕ</w:t>
-            </w:r>
-            <w:r>
+          <w:hyperlink w:anchor="_Toc243852817" w:history="1">
+            <w:r>
+              <w:rPr>
+                <w:rStyle w:val="a8"/>
+                <w:noProof/>
+              </w:rPr>
+              <w:t>Заключение</w:t>
+            </w:r>
+            <w:r>
+              <w:rPr>
+                <w:noProof/>
+                <w:webHidden/>
+              </w:rPr>
               <w:tab/>
             </w:r>
             <w:r>
+              <w:rPr>
+                <w:noProof/>
+                <w:webHidden/>
+              </w:rPr>
               <w:fldChar w:fldCharType="begin"/>
             </w:r>
             <w:r>
-              <w:instrText>PAGEREF _Toc6525 \h</w:instrText>
-            </w:r>
-            <w:r>
+              <w:rPr>
+                <w:noProof/>
+                <w:webHidden/>
+              </w:rPr>
+              <w:instrText xml:space="preserve"> PAGEREF _Toc243852817 \h </w:instrText>
+            </w:r>
+            <w:r>
+              <w:rPr>
+                <w:noProof/>
+                <w:webHidden/>
+              </w:rPr>
+            </w:r>
+            <w:r>
+              <w:rPr>
+                <w:noProof/>
+                <w:webHidden/>
+              </w:rPr>
               <w:fldChar w:fldCharType="separate"/>
             </w:r>
             <w:r>
-              <w:t>7</w:t>
-            </w:r>
-            <w:r>
-              <w:t xml:space="preserve"> </w:t>
-            </w:r>
-            <w:r>
+              <w:rPr>
+                <w:noProof/>
+                <w:webHidden/>
+              </w:rPr>
+              <w:t>11</w:t>
+            </w:r>
+            <w:r>
+              <w:rPr>
+                <w:noProof/>
+                <w:webHidden/>
+              </w:rPr>
               <w:fldChar w:fldCharType="end"/>
             </w:r>
           </w:hyperlink>
@@ -1333,32 +1795,69 @@
           <w:pPr>
             <w:pStyle w:val="11"/>
             <w:tabs>
-              <w:tab w:val="right" w:leader="dot" w:pos="9761"/>
+              <w:tab w:val="right" w:leader="dot" w:pos="9345"/>
             </w:tabs>
+            <w:rPr>
+              <w:rFonts w:asciiTheme="minorHAnsi" w:eastAsiaTheme="minorEastAsia" w:hAnsiTheme="minorHAnsi" w:cstheme="minorBidi"/>
+              <w:noProof/>
+              <w:color w:val="auto"/>
+              <w:sz w:val="22"/>
+            </w:rPr>
           </w:pPr>
-          <w:hyperlink w:anchor="_Toc6526">
-            <w:r>
+          <w:hyperlink w:anchor="_Toc243852818" w:history="1">
+            <w:r>
+              <w:rPr>
+                <w:rStyle w:val="a8"/>
+                <w:noProof/>
+              </w:rPr>
               <w:t>СПИСОК ИСПОЛЬЗОВАННЫХ ИСТОЧНИКОВ</w:t>
             </w:r>
             <w:r>
+              <w:rPr>
+                <w:noProof/>
+                <w:webHidden/>
+              </w:rPr>
               <w:tab/>
             </w:r>
             <w:r>
+              <w:rPr>
+                <w:noProof/>
+                <w:webHidden/>
+              </w:rPr>
               <w:fldChar w:fldCharType="begin"/>
             </w:r>
             <w:r>
-              <w:instrText>PAGEREF _Toc6526 \h</w:instrText>
-            </w:r>
-            <w:r>
+              <w:rPr>
+                <w:noProof/>
+                <w:webHidden/>
+              </w:rPr>
+              <w:instrText xml:space="preserve"> PAGEREF _Toc243852818 \h </w:instrText>
+            </w:r>
+            <w:r>
+              <w:rPr>
+                <w:noProof/>
+                <w:webHidden/>
+              </w:rPr>
+            </w:r>
+            <w:r>
+              <w:rPr>
+                <w:noProof/>
+                <w:webHidden/>
+              </w:rPr>
               <w:fldChar w:fldCharType="separate"/>
             </w:r>
             <w:r>
-              <w:t>8</w:t>
-            </w:r>
-            <w:r>
-              <w:t xml:space="preserve"> </w:t>
-            </w:r>
-            <w:r>
+              <w:rPr>
+                <w:noProof/>
+                <w:webHidden/>
+              </w:rPr>
+              <w:t>12</w:t>
+            </w:r>
+            <w:r>
+              <w:rPr>
+                <w:noProof/>
+                <w:webHidden/>
+              </w:rPr>
               <w:fldChar w:fldCharType="end"/>
             </w:r>
           </w:hyperlink>
@@ -1591,12 +2090,15 @@
         <w:spacing w:line="240" w:lineRule="auto"/>
         <w:ind w:right="77"/>
       </w:pPr>
-      <w:bookmarkStart w:id="2" w:name="_Toc6516"/>
+      <w:bookmarkStart w:id="1" w:name="_Toc243852810"/>
       <w:r>
         <w:lastRenderedPageBreak/>
-        <w:t xml:space="preserve">ВВЕДЕНИЕ </w:t>
-      </w:r>
-      <w:bookmarkEnd w:id="2"/>
+        <w:t>ВВЕДЕНИЕ</w:t>
+      </w:r>
+      <w:bookmarkEnd w:id="1"/>
+      <w:r>
+        <w:t xml:space="preserve"> </w:t>
+      </w:r>
     </w:p>
     <w:p>
       <w:pPr>
@@ -1750,35 +2252,21 @@
         <w:spacing w:line="240" w:lineRule="auto"/>
         <w:ind w:right="77"/>
       </w:pPr>
-      <w:bookmarkStart w:id="3" w:name="_Toc6517"/>
+      <w:bookmarkStart w:id="2" w:name="_Toc243852811"/>
       <w:r>
         <w:t>ВЫПОЛНЕНИЕ ЗАДАНИЯ</w:t>
       </w:r>
+      <w:bookmarkEnd w:id="2"/>
+    </w:p>
+    <w:p>
+      <w:pPr>
+        <w:pStyle w:val="2"/>
+      </w:pPr>
+      <w:bookmarkStart w:id="3" w:name="_Toc243852812"/>
+      <w:r>
+        <w:t>Вариант задания</w:t>
+      </w:r>
       <w:bookmarkEnd w:id="3"/>
-    </w:p>
-    <w:p>
-      <w:pPr>
-        <w:pStyle w:val="a7"/>
-        <w:numPr>
-          <w:ilvl w:val="1"/>
-          <w:numId w:val="4"/>
-        </w:numPr>
-        <w:rPr>
-          <w:b/>
-          <w:sz w:val="32"/>
-          <w:szCs w:val="32"/>
-          <w:lang w:val="ru-RU"/>
-        </w:rPr>
-      </w:pPr>
-      <w:r>
-        <w:rPr>
-          <w:b/>
-          <w:sz w:val="32"/>
-          <w:szCs w:val="32"/>
-          <w:lang w:val="ru-RU"/>
-        </w:rPr>
-        <w:t>Вариант задания</w:t>
-      </w:r>
     </w:p>
     <w:p>
       <w:pPr>
@@ -1961,6 +2449,7 @@
           <w:szCs w:val="32"/>
           <w:lang w:val="ru-RU"/>
         </w:rPr>
+        <w:lastRenderedPageBreak/>
         <w:drawing>
           <wp:inline distT="0" distB="0" distL="0" distR="0" wp14:anchorId="68BF5845" wp14:editId="451F78C0">
             <wp:extent cx="3192807" cy="1737262"/>
@@ -2033,13 +2522,27 @@
     </w:p>
     <w:p>
       <w:pPr>
+        <w:pStyle w:val="2"/>
+      </w:pPr>
+      <w:bookmarkStart w:id="4" w:name="_Toc243852813"/>
+      <w:r>
+        <w:t>Программ</w:t>
+      </w:r>
+      <w:r>
+        <w:t>ы</w:t>
+      </w:r>
+      <w:r>
+        <w:t xml:space="preserve"> для задания 1 и 2</w:t>
+      </w:r>
+      <w:bookmarkEnd w:id="4"/>
+      <w:r>
+        <w:t xml:space="preserve"> </w:t>
+      </w:r>
+    </w:p>
+    <w:p>
+      <w:pPr>
         <w:pStyle w:val="a7"/>
-        <w:numPr>
-          <w:ilvl w:val="1"/>
-          <w:numId w:val="4"/>
-        </w:numPr>
-        <w:rPr>
-          <w:b/>
+        <w:rPr>
           <w:sz w:val="32"/>
           <w:szCs w:val="32"/>
           <w:lang w:val="ru-RU"/>
@@ -2047,98 +2550,62 @@
       </w:pPr>
       <w:r>
         <w:rPr>
-          <w:b/>
           <w:sz w:val="32"/>
           <w:szCs w:val="32"/>
           <w:lang w:val="ru-RU"/>
         </w:rPr>
-        <w:t>Программ</w:t>
-      </w:r>
-      <w:r>
-        <w:rPr>
-          <w:b/>
+        <w:t xml:space="preserve">Алгоритм выполнения программы </w:t>
+      </w:r>
+      <w:proofErr w:type="gramStart"/>
+      <w:r>
+        <w:rPr>
           <w:sz w:val="32"/>
           <w:szCs w:val="32"/>
           <w:lang w:val="ru-RU"/>
         </w:rPr>
-        <w:t>ы</w:t>
-      </w:r>
-      <w:r>
-        <w:rPr>
-          <w:b/>
+        <w:t>представлен  на</w:t>
+      </w:r>
+      <w:proofErr w:type="gramEnd"/>
+      <w:r>
+        <w:rPr>
           <w:sz w:val="32"/>
           <w:szCs w:val="32"/>
           <w:lang w:val="ru-RU"/>
         </w:rPr>
-        <w:t xml:space="preserve"> для задания 1 и 2 </w:t>
-      </w:r>
-    </w:p>
-    <w:p>
-      <w:pPr>
-        <w:pStyle w:val="a7"/>
+        <w:t xml:space="preserve"> Рис</w:t>
+      </w:r>
+      <w:r>
         <w:rPr>
           <w:sz w:val="32"/>
           <w:szCs w:val="32"/>
           <w:lang w:val="ru-RU"/>
         </w:rPr>
-      </w:pPr>
+        <w:t xml:space="preserve">унок </w:t>
+      </w:r>
       <w:r>
         <w:rPr>
           <w:sz w:val="32"/>
           <w:szCs w:val="32"/>
           <w:lang w:val="ru-RU"/>
         </w:rPr>
-        <w:t xml:space="preserve">Алгоритм выполнения программы </w:t>
-      </w:r>
-      <w:proofErr w:type="gramStart"/>
-      <w:r>
+        <w:t xml:space="preserve">1 </w:t>
+      </w:r>
+    </w:p>
+    <w:p>
+      <w:pPr>
+        <w:pStyle w:val="a7"/>
         <w:rPr>
           <w:sz w:val="32"/>
           <w:szCs w:val="32"/>
           <w:lang w:val="ru-RU"/>
         </w:rPr>
-        <w:t>представлен  на</w:t>
-      </w:r>
-      <w:proofErr w:type="gramEnd"/>
-      <w:r>
-        <w:rPr>
-          <w:sz w:val="32"/>
-          <w:szCs w:val="32"/>
-          <w:lang w:val="ru-RU"/>
-        </w:rPr>
-        <w:t xml:space="preserve"> Рис</w:t>
-      </w:r>
-      <w:r>
-        <w:rPr>
-          <w:sz w:val="32"/>
-          <w:szCs w:val="32"/>
-          <w:lang w:val="ru-RU"/>
-        </w:rPr>
-        <w:t xml:space="preserve">унок </w:t>
-      </w:r>
-      <w:r>
-        <w:rPr>
-          <w:sz w:val="32"/>
-          <w:szCs w:val="32"/>
-          <w:lang w:val="ru-RU"/>
-        </w:rPr>
-        <w:t xml:space="preserve">1 </w:t>
-      </w:r>
-    </w:p>
-    <w:p>
-      <w:pPr>
-        <w:pStyle w:val="a7"/>
-        <w:rPr>
-          <w:sz w:val="32"/>
-          <w:szCs w:val="32"/>
-          <w:lang w:val="ru-RU"/>
-        </w:rPr>
       </w:pPr>
       <w:r>
         <w:rPr>
           <w:noProof/>
           <w:lang w:val="ru-RU"/>
         </w:rPr>
+        <w:lastRenderedPageBreak/>
         <w:drawing>
           <wp:inline distT="0" distB="0" distL="0" distR="0" wp14:anchorId="406A8FAD" wp14:editId="5316C3E1">
             <wp:extent cx="5039741" cy="6389370"/>
@@ -2181,7 +2648,7 @@
         <w:rPr>
           <w:sz w:val="32"/>
           <w:szCs w:val="32"/>
-          <w:lang w:val="ru-RU"/>
+          <w:lang w:val="en-US"/>
         </w:rPr>
       </w:pPr>
       <w:r>
@@ -2198,13 +2665,21 @@
           <w:szCs w:val="32"/>
           <w:lang w:val="ru-RU"/>
         </w:rPr>
-        <w:t xml:space="preserve">унок </w:t>
+        <w:t>унок</w:t>
       </w:r>
       <w:r>
         <w:rPr>
           <w:sz w:val="32"/>
           <w:szCs w:val="32"/>
-          <w:lang w:val="ru-RU"/>
+          <w:lang w:val="en-US"/>
+        </w:rPr>
+        <w:t xml:space="preserve"> </w:t>
+      </w:r>
+      <w:r>
+        <w:rPr>
+          <w:sz w:val="32"/>
+          <w:szCs w:val="32"/>
+          <w:lang w:val="en-US"/>
         </w:rPr>
         <w:t>1</w:t>
       </w:r>
@@ -2216,7 +2691,7 @@
         <w:rPr>
           <w:sz w:val="32"/>
           <w:szCs w:val="32"/>
-          <w:lang w:val="ru-RU"/>
+          <w:lang w:val="en-US"/>
         </w:rPr>
       </w:pPr>
     </w:p>
@@ -2230,7 +2705,7 @@
           <w:color w:val="202020"/>
           <w:sz w:val="21"/>
           <w:szCs w:val="21"/>
-          <w:lang w:val="ru-RU"/>
+          <w:lang w:val="en-US"/>
         </w:rPr>
       </w:pPr>
       <w:r>
@@ -2251,20 +2726,1139 @@
           <w:color w:val="202020"/>
           <w:sz w:val="21"/>
           <w:szCs w:val="21"/>
-          <w:lang w:val="ru-RU"/>
-        </w:rPr>
-        <w:t xml:space="preserve">: </w:t>
-      </w:r>
-      <w:r>
+          <w:lang w:val="en-US"/>
+        </w:rPr>
+        <w:t>: 1</w:t>
+      </w:r>
+    </w:p>
+    <w:p>
+      <w:pPr>
+        <w:shd w:val="clear" w:color="auto" w:fill="FFFFFF"/>
+        <w:spacing w:line="285" w:lineRule="atLeast"/>
+        <w:rPr>
+          <w:rFonts w:ascii="Consolas" w:hAnsi="Consolas"/>
+          <w:color w:val="202020"/>
+          <w:sz w:val="21"/>
+          <w:szCs w:val="21"/>
+          <w:lang w:val="en-US"/>
+        </w:rPr>
+      </w:pPr>
+      <w:r>
+        <w:rPr>
+          <w:rFonts w:ascii="Consolas" w:hAnsi="Consolas"/>
+          <w:color w:val="6E7781"/>
+          <w:sz w:val="21"/>
+          <w:szCs w:val="21"/>
+          <w:lang w:val="en-US"/>
+        </w:rPr>
+        <w:t>#</w:t>
+      </w:r>
+      <w:r>
+        <w:rPr>
+          <w:rFonts w:ascii="Consolas" w:hAnsi="Consolas"/>
+          <w:color w:val="6E7781"/>
+          <w:sz w:val="21"/>
+          <w:szCs w:val="21"/>
+          <w:lang w:val="en-US"/>
+        </w:rPr>
+        <w:t>include</w:t>
+      </w:r>
+      <w:r>
+        <w:rPr>
+          <w:rFonts w:ascii="Consolas" w:hAnsi="Consolas"/>
+          <w:color w:val="6E7781"/>
+          <w:sz w:val="21"/>
+          <w:szCs w:val="21"/>
+          <w:lang w:val="en-US"/>
+        </w:rPr>
+        <w:t xml:space="preserve"> &lt;</w:t>
+      </w:r>
+      <w:proofErr w:type="spellStart"/>
+      <w:r>
+        <w:rPr>
+          <w:rFonts w:ascii="Consolas" w:hAnsi="Consolas"/>
+          <w:color w:val="6E7781"/>
+          <w:sz w:val="21"/>
+          <w:szCs w:val="21"/>
+          <w:lang w:val="en-US"/>
+        </w:rPr>
+        <w:t>iostream</w:t>
+      </w:r>
+      <w:proofErr w:type="spellEnd"/>
+      <w:r>
+        <w:rPr>
+          <w:rFonts w:ascii="Consolas" w:hAnsi="Consolas"/>
+          <w:color w:val="6E7781"/>
+          <w:sz w:val="21"/>
+          <w:szCs w:val="21"/>
+          <w:lang w:val="en-US"/>
+        </w:rPr>
+        <w:t>&gt;</w:t>
+      </w:r>
+    </w:p>
+    <w:p>
+      <w:pPr>
+        <w:shd w:val="clear" w:color="auto" w:fill="FFFFFF"/>
+        <w:spacing w:line="285" w:lineRule="atLeast"/>
+        <w:rPr>
+          <w:rFonts w:ascii="Consolas" w:hAnsi="Consolas"/>
+          <w:color w:val="202020"/>
+          <w:sz w:val="21"/>
+          <w:szCs w:val="21"/>
+          <w:lang w:val="en-US"/>
+        </w:rPr>
+      </w:pPr>
+      <w:r>
+        <w:rPr>
+          <w:rFonts w:ascii="Consolas" w:hAnsi="Consolas"/>
+          <w:color w:val="6E7781"/>
+          <w:sz w:val="21"/>
+          <w:szCs w:val="21"/>
+          <w:lang w:val="en-US"/>
+        </w:rPr>
+        <w:t>#include &lt;</w:t>
+      </w:r>
+      <w:proofErr w:type="spellStart"/>
+      <w:r>
+        <w:rPr>
+          <w:rFonts w:ascii="Consolas" w:hAnsi="Consolas"/>
+          <w:color w:val="6E7781"/>
+          <w:sz w:val="21"/>
+          <w:szCs w:val="21"/>
+          <w:lang w:val="en-US"/>
+        </w:rPr>
+        <w:t>math.h</w:t>
+      </w:r>
+      <w:proofErr w:type="spellEnd"/>
+      <w:r>
+        <w:rPr>
+          <w:rFonts w:ascii="Consolas" w:hAnsi="Consolas"/>
+          <w:color w:val="6E7781"/>
+          <w:sz w:val="21"/>
+          <w:szCs w:val="21"/>
+          <w:lang w:val="en-US"/>
+        </w:rPr>
+        <w:t>&gt;</w:t>
+      </w:r>
+    </w:p>
+    <w:p>
+      <w:pPr>
+        <w:shd w:val="clear" w:color="auto" w:fill="FFFFFF"/>
+        <w:spacing w:line="285" w:lineRule="atLeast"/>
+        <w:rPr>
+          <w:rFonts w:ascii="Consolas" w:hAnsi="Consolas"/>
+          <w:color w:val="202020"/>
+          <w:sz w:val="21"/>
+          <w:szCs w:val="21"/>
+          <w:lang w:val="en-US"/>
+        </w:rPr>
+      </w:pPr>
+      <w:proofErr w:type="spellStart"/>
+      <w:proofErr w:type="gramStart"/>
+      <w:r>
+        <w:rPr>
+          <w:rFonts w:ascii="Consolas" w:hAnsi="Consolas"/>
+          <w:color w:val="6E7781"/>
+          <w:sz w:val="21"/>
+          <w:szCs w:val="21"/>
+          <w:lang w:val="en-US"/>
+        </w:rPr>
+        <w:t>int</w:t>
+      </w:r>
+      <w:proofErr w:type="spellEnd"/>
+      <w:proofErr w:type="gramEnd"/>
+      <w:r>
+        <w:rPr>
+          <w:rFonts w:ascii="Consolas" w:hAnsi="Consolas"/>
+          <w:color w:val="6E7781"/>
+          <w:sz w:val="21"/>
+          <w:szCs w:val="21"/>
+          <w:lang w:val="en-US"/>
+        </w:rPr>
+        <w:t xml:space="preserve"> main()</w:t>
+      </w:r>
+    </w:p>
+    <w:p>
+      <w:pPr>
+        <w:shd w:val="clear" w:color="auto" w:fill="FFFFFF"/>
+        <w:spacing w:line="285" w:lineRule="atLeast"/>
+        <w:rPr>
+          <w:rFonts w:ascii="Consolas" w:hAnsi="Consolas"/>
+          <w:color w:val="202020"/>
+          <w:sz w:val="21"/>
+          <w:szCs w:val="21"/>
+          <w:lang w:val="en-US"/>
+        </w:rPr>
+      </w:pPr>
+      <w:r>
+        <w:rPr>
+          <w:rFonts w:ascii="Consolas" w:hAnsi="Consolas"/>
+          <w:color w:val="6E7781"/>
+          <w:sz w:val="21"/>
+          <w:szCs w:val="21"/>
+          <w:lang w:val="en-US"/>
+        </w:rPr>
+        <w:t>{</w:t>
+      </w:r>
+    </w:p>
+    <w:p>
+      <w:pPr>
+        <w:shd w:val="clear" w:color="auto" w:fill="FFFFFF"/>
+        <w:spacing w:line="285" w:lineRule="atLeast"/>
+        <w:rPr>
+          <w:rFonts w:ascii="Consolas" w:hAnsi="Consolas"/>
+          <w:color w:val="202020"/>
+          <w:sz w:val="21"/>
+          <w:szCs w:val="21"/>
+          <w:lang w:val="en-US"/>
+        </w:rPr>
+      </w:pPr>
+      <w:r>
+        <w:rPr>
+          <w:rFonts w:ascii="Consolas" w:hAnsi="Consolas"/>
+          <w:color w:val="6E7781"/>
+          <w:sz w:val="21"/>
+          <w:szCs w:val="21"/>
+          <w:lang w:val="en-US"/>
+        </w:rPr>
+        <w:t>    float res,a,b,ab4,a4,a3,a44a3b,b4,b3,chisl,znam;</w:t>
+      </w:r>
+    </w:p>
+    <w:p>
+      <w:pPr>
+        <w:shd w:val="clear" w:color="auto" w:fill="FFFFFF"/>
+        <w:spacing w:line="285" w:lineRule="atLeast"/>
+        <w:rPr>
+          <w:rFonts w:ascii="Consolas" w:hAnsi="Consolas"/>
+          <w:color w:val="202020"/>
+          <w:sz w:val="21"/>
+          <w:szCs w:val="21"/>
+          <w:lang w:val="ru-RU"/>
+        </w:rPr>
+      </w:pPr>
+      <w:r>
+        <w:rPr>
+          <w:rFonts w:ascii="Consolas" w:hAnsi="Consolas"/>
+          <w:color w:val="6E7781"/>
+          <w:sz w:val="21"/>
+          <w:szCs w:val="21"/>
+          <w:lang w:val="en-US"/>
+        </w:rPr>
+        <w:t xml:space="preserve">    </w:t>
+      </w:r>
+      <w:r>
+        <w:rPr>
+          <w:rFonts w:ascii="Consolas" w:hAnsi="Consolas"/>
+          <w:color w:val="6E7781"/>
+          <w:sz w:val="21"/>
+          <w:szCs w:val="21"/>
+          <w:lang w:val="ru-RU"/>
+        </w:rPr>
+        <w:t>a = 100.0;</w:t>
+      </w:r>
+    </w:p>
+    <w:p>
+      <w:pPr>
+        <w:shd w:val="clear" w:color="auto" w:fill="FFFFFF"/>
+        <w:spacing w:line="285" w:lineRule="atLeast"/>
+        <w:rPr>
+          <w:rFonts w:ascii="Consolas" w:hAnsi="Consolas"/>
+          <w:color w:val="202020"/>
+          <w:sz w:val="21"/>
+          <w:szCs w:val="21"/>
+          <w:lang w:val="ru-RU"/>
+        </w:rPr>
+      </w:pPr>
+      <w:r>
+        <w:rPr>
+          <w:rFonts w:ascii="Consolas" w:hAnsi="Consolas"/>
+          <w:color w:val="6E7781"/>
+          <w:sz w:val="21"/>
+          <w:szCs w:val="21"/>
+          <w:lang w:val="ru-RU"/>
+        </w:rPr>
+        <w:t>    b = 0.001;</w:t>
+      </w:r>
+    </w:p>
+    <w:p>
+      <w:pPr>
+        <w:shd w:val="clear" w:color="auto" w:fill="FFFFFF"/>
+        <w:spacing w:line="285" w:lineRule="atLeast"/>
+        <w:rPr>
+          <w:rFonts w:ascii="Consolas" w:hAnsi="Consolas"/>
+          <w:color w:val="202020"/>
+          <w:sz w:val="21"/>
+          <w:szCs w:val="21"/>
+          <w:lang w:val="ru-RU"/>
+        </w:rPr>
+      </w:pPr>
+      <w:r>
+        <w:rPr>
+          <w:rFonts w:ascii="Consolas" w:hAnsi="Consolas"/>
+          <w:color w:val="6E7781"/>
+          <w:sz w:val="21"/>
+          <w:szCs w:val="21"/>
+          <w:lang w:val="ru-RU"/>
+        </w:rPr>
+        <w:t xml:space="preserve">    ab4 = </w:t>
+      </w:r>
+      <w:proofErr w:type="spellStart"/>
+      <w:r>
+        <w:rPr>
+          <w:rFonts w:ascii="Consolas" w:hAnsi="Consolas"/>
+          <w:color w:val="6E7781"/>
+          <w:sz w:val="21"/>
+          <w:szCs w:val="21"/>
+          <w:lang w:val="ru-RU"/>
+        </w:rPr>
+        <w:t>pow</w:t>
+      </w:r>
+      <w:proofErr w:type="spellEnd"/>
+      <w:r>
+        <w:rPr>
+          <w:rFonts w:ascii="Consolas" w:hAnsi="Consolas"/>
+          <w:color w:val="6E7781"/>
+          <w:sz w:val="21"/>
+          <w:szCs w:val="21"/>
+          <w:lang w:val="ru-RU"/>
+        </w:rPr>
+        <w:t xml:space="preserve">(a-b,4); //возведение выражение (a + </w:t>
+      </w:r>
+      <w:proofErr w:type="gramStart"/>
+      <w:r>
+        <w:rPr>
+          <w:rFonts w:ascii="Consolas" w:hAnsi="Consolas"/>
+          <w:color w:val="6E7781"/>
+          <w:sz w:val="21"/>
+          <w:szCs w:val="21"/>
+          <w:lang w:val="ru-RU"/>
+        </w:rPr>
+        <w:t>b)*</w:t>
+      </w:r>
+      <w:proofErr w:type="gramEnd"/>
+      <w:r>
+        <w:rPr>
+          <w:rFonts w:ascii="Consolas" w:hAnsi="Consolas"/>
+          <w:color w:val="6E7781"/>
+          <w:sz w:val="21"/>
+          <w:szCs w:val="21"/>
+          <w:lang w:val="ru-RU"/>
+        </w:rPr>
+        <w:t>*4</w:t>
+      </w:r>
+    </w:p>
+    <w:p>
+      <w:pPr>
+        <w:shd w:val="clear" w:color="auto" w:fill="FFFFFF"/>
+        <w:spacing w:line="285" w:lineRule="atLeast"/>
+        <w:rPr>
+          <w:rFonts w:ascii="Consolas" w:hAnsi="Consolas"/>
+          <w:color w:val="202020"/>
+          <w:sz w:val="21"/>
+          <w:szCs w:val="21"/>
+          <w:lang w:val="ru-RU"/>
+        </w:rPr>
+      </w:pPr>
+      <w:r>
+        <w:rPr>
+          <w:rFonts w:ascii="Consolas" w:hAnsi="Consolas"/>
+          <w:color w:val="6E7781"/>
+          <w:sz w:val="21"/>
+          <w:szCs w:val="21"/>
+          <w:lang w:val="ru-RU"/>
+        </w:rPr>
+        <w:t xml:space="preserve">    a4 = </w:t>
+      </w:r>
+      <w:proofErr w:type="spellStart"/>
+      <w:r>
+        <w:rPr>
+          <w:rFonts w:ascii="Consolas" w:hAnsi="Consolas"/>
+          <w:color w:val="6E7781"/>
+          <w:sz w:val="21"/>
+          <w:szCs w:val="21"/>
+          <w:lang w:val="ru-RU"/>
+        </w:rPr>
+        <w:t>pow</w:t>
+      </w:r>
+      <w:proofErr w:type="spellEnd"/>
+      <w:r>
+        <w:rPr>
+          <w:rFonts w:ascii="Consolas" w:hAnsi="Consolas"/>
+          <w:color w:val="6E7781"/>
+          <w:sz w:val="21"/>
+          <w:szCs w:val="21"/>
+          <w:lang w:val="ru-RU"/>
+        </w:rPr>
+        <w:t xml:space="preserve">(a,4); //возведение в 4 степень a </w:t>
+      </w:r>
+    </w:p>
+    <w:p>
+      <w:pPr>
+        <w:shd w:val="clear" w:color="auto" w:fill="FFFFFF"/>
+        <w:spacing w:line="285" w:lineRule="atLeast"/>
+        <w:rPr>
+          <w:rFonts w:ascii="Consolas" w:hAnsi="Consolas"/>
+          <w:color w:val="202020"/>
+          <w:sz w:val="21"/>
+          <w:szCs w:val="21"/>
+          <w:lang w:val="ru-RU"/>
+        </w:rPr>
+      </w:pPr>
+      <w:r>
+        <w:rPr>
+          <w:rFonts w:ascii="Consolas" w:hAnsi="Consolas"/>
+          <w:color w:val="6E7781"/>
+          <w:sz w:val="21"/>
+          <w:szCs w:val="21"/>
+          <w:lang w:val="ru-RU"/>
+        </w:rPr>
+        <w:t xml:space="preserve">    a3 = </w:t>
+      </w:r>
+      <w:proofErr w:type="spellStart"/>
+      <w:r>
+        <w:rPr>
+          <w:rFonts w:ascii="Consolas" w:hAnsi="Consolas"/>
+          <w:color w:val="6E7781"/>
+          <w:sz w:val="21"/>
+          <w:szCs w:val="21"/>
+          <w:lang w:val="ru-RU"/>
+        </w:rPr>
+        <w:t>pow</w:t>
+      </w:r>
+      <w:proofErr w:type="spellEnd"/>
+      <w:r>
+        <w:rPr>
+          <w:rFonts w:ascii="Consolas" w:hAnsi="Consolas"/>
+          <w:color w:val="6E7781"/>
+          <w:sz w:val="21"/>
+          <w:szCs w:val="21"/>
+          <w:lang w:val="ru-RU"/>
+        </w:rPr>
+        <w:t>(a,3); //возведение в 3 степень a</w:t>
+      </w:r>
+    </w:p>
+    <w:p>
+      <w:pPr>
+        <w:shd w:val="clear" w:color="auto" w:fill="FFFFFF"/>
+        <w:spacing w:line="285" w:lineRule="atLeast"/>
+        <w:rPr>
+          <w:rFonts w:ascii="Consolas" w:hAnsi="Consolas"/>
+          <w:color w:val="202020"/>
+          <w:sz w:val="21"/>
+          <w:szCs w:val="21"/>
+          <w:lang w:val="en-US"/>
+        </w:rPr>
+      </w:pPr>
+      <w:r>
+        <w:rPr>
+          <w:rFonts w:ascii="Consolas" w:hAnsi="Consolas"/>
+          <w:color w:val="6E7781"/>
+          <w:sz w:val="21"/>
+          <w:szCs w:val="21"/>
+          <w:lang w:val="ru-RU"/>
+        </w:rPr>
+        <w:t xml:space="preserve">    </w:t>
+      </w:r>
+      <w:r>
+        <w:rPr>
+          <w:rFonts w:ascii="Consolas" w:hAnsi="Consolas"/>
+          <w:color w:val="6E7781"/>
+          <w:sz w:val="21"/>
+          <w:szCs w:val="21"/>
+          <w:lang w:val="en-US"/>
+        </w:rPr>
+        <w:t>a44a3b = a4 - 4 * a3 * b + 6 *a*a*b*b; //</w:t>
+      </w:r>
+      <w:r>
+        <w:rPr>
+          <w:rFonts w:ascii="Consolas" w:hAnsi="Consolas"/>
+          <w:color w:val="6E7781"/>
+          <w:sz w:val="21"/>
+          <w:szCs w:val="21"/>
+          <w:lang w:val="ru-RU"/>
+        </w:rPr>
+        <w:t>вычисление</w:t>
+      </w:r>
+      <w:r>
+        <w:rPr>
+          <w:rFonts w:ascii="Consolas" w:hAnsi="Consolas"/>
+          <w:color w:val="6E7781"/>
+          <w:sz w:val="21"/>
+          <w:szCs w:val="21"/>
+          <w:lang w:val="en-US"/>
+        </w:rPr>
+        <w:t xml:space="preserve"> </w:t>
+      </w:r>
+      <w:r>
+        <w:rPr>
+          <w:rFonts w:ascii="Consolas" w:hAnsi="Consolas"/>
+          <w:color w:val="6E7781"/>
+          <w:sz w:val="21"/>
+          <w:szCs w:val="21"/>
+          <w:lang w:val="ru-RU"/>
+        </w:rPr>
+        <w:t>выражения</w:t>
+      </w:r>
+      <w:r>
+        <w:rPr>
+          <w:rFonts w:ascii="Consolas" w:hAnsi="Consolas"/>
+          <w:color w:val="6E7781"/>
+          <w:sz w:val="21"/>
+          <w:szCs w:val="21"/>
+          <w:lang w:val="en-US"/>
+        </w:rPr>
+        <w:t xml:space="preserve"> a**4 -4a**3*b + 6a**2*b**2</w:t>
+      </w:r>
+    </w:p>
+    <w:p>
+      <w:pPr>
+        <w:shd w:val="clear" w:color="auto" w:fill="FFFFFF"/>
+        <w:spacing w:line="285" w:lineRule="atLeast"/>
+        <w:rPr>
+          <w:rFonts w:ascii="Consolas" w:hAnsi="Consolas"/>
+          <w:color w:val="202020"/>
+          <w:sz w:val="21"/>
+          <w:szCs w:val="21"/>
+          <w:lang w:val="ru-RU"/>
+        </w:rPr>
+      </w:pPr>
+      <w:r>
+        <w:rPr>
+          <w:rFonts w:ascii="Consolas" w:hAnsi="Consolas"/>
+          <w:color w:val="6E7781"/>
+          <w:sz w:val="21"/>
+          <w:szCs w:val="21"/>
+          <w:lang w:val="en-US"/>
+        </w:rPr>
+        <w:lastRenderedPageBreak/>
+        <w:t xml:space="preserve">    </w:t>
+      </w:r>
+      <w:proofErr w:type="spellStart"/>
+      <w:r>
+        <w:rPr>
+          <w:rFonts w:ascii="Consolas" w:hAnsi="Consolas"/>
+          <w:color w:val="6E7781"/>
+          <w:sz w:val="21"/>
+          <w:szCs w:val="21"/>
+          <w:lang w:val="ru-RU"/>
+        </w:rPr>
+        <w:t>chisl</w:t>
+      </w:r>
+      <w:proofErr w:type="spellEnd"/>
+      <w:r>
+        <w:rPr>
+          <w:rFonts w:ascii="Consolas" w:hAnsi="Consolas"/>
+          <w:color w:val="6E7781"/>
+          <w:sz w:val="21"/>
+          <w:szCs w:val="21"/>
+          <w:lang w:val="ru-RU"/>
+        </w:rPr>
+        <w:t xml:space="preserve"> = ab4 - a44a3b;//вычисление числителя         </w:t>
+      </w:r>
+    </w:p>
+    <w:p>
+      <w:pPr>
+        <w:shd w:val="clear" w:color="auto" w:fill="FFFFFF"/>
+        <w:spacing w:line="285" w:lineRule="atLeast"/>
+        <w:rPr>
+          <w:rFonts w:ascii="Consolas" w:hAnsi="Consolas"/>
+          <w:color w:val="202020"/>
+          <w:sz w:val="21"/>
+          <w:szCs w:val="21"/>
+          <w:lang w:val="ru-RU"/>
+        </w:rPr>
+      </w:pPr>
+      <w:r>
+        <w:rPr>
+          <w:rFonts w:ascii="Consolas" w:hAnsi="Consolas"/>
+          <w:color w:val="6E7781"/>
+          <w:sz w:val="21"/>
+          <w:szCs w:val="21"/>
+          <w:lang w:val="ru-RU"/>
+        </w:rPr>
+        <w:t xml:space="preserve">    b4 = </w:t>
+      </w:r>
+      <w:proofErr w:type="spellStart"/>
+      <w:r>
+        <w:rPr>
+          <w:rFonts w:ascii="Consolas" w:hAnsi="Consolas"/>
+          <w:color w:val="6E7781"/>
+          <w:sz w:val="21"/>
+          <w:szCs w:val="21"/>
+          <w:lang w:val="ru-RU"/>
+        </w:rPr>
+        <w:t>pow</w:t>
+      </w:r>
+      <w:proofErr w:type="spellEnd"/>
+      <w:r>
+        <w:rPr>
+          <w:rFonts w:ascii="Consolas" w:hAnsi="Consolas"/>
+          <w:color w:val="6E7781"/>
+          <w:sz w:val="21"/>
+          <w:szCs w:val="21"/>
+          <w:lang w:val="ru-RU"/>
+        </w:rPr>
+        <w:t>(b,</w:t>
+      </w:r>
+      <w:proofErr w:type="gramStart"/>
+      <w:r>
+        <w:rPr>
+          <w:rFonts w:ascii="Consolas" w:hAnsi="Consolas"/>
+          <w:color w:val="6E7781"/>
+          <w:sz w:val="21"/>
+          <w:szCs w:val="21"/>
+          <w:lang w:val="ru-RU"/>
+        </w:rPr>
+        <w:t>4);/</w:t>
+      </w:r>
+      <w:proofErr w:type="gramEnd"/>
+      <w:r>
+        <w:rPr>
+          <w:rFonts w:ascii="Consolas" w:hAnsi="Consolas"/>
+          <w:color w:val="6E7781"/>
+          <w:sz w:val="21"/>
+          <w:szCs w:val="21"/>
+          <w:lang w:val="ru-RU"/>
+        </w:rPr>
+        <w:t>/возведение в 4 степень b</w:t>
+      </w:r>
+    </w:p>
+    <w:p>
+      <w:pPr>
+        <w:shd w:val="clear" w:color="auto" w:fill="FFFFFF"/>
+        <w:spacing w:line="285" w:lineRule="atLeast"/>
+        <w:rPr>
+          <w:rFonts w:ascii="Consolas" w:hAnsi="Consolas"/>
+          <w:color w:val="202020"/>
+          <w:sz w:val="21"/>
+          <w:szCs w:val="21"/>
+          <w:lang w:val="ru-RU"/>
+        </w:rPr>
+      </w:pPr>
+      <w:r>
+        <w:rPr>
+          <w:rFonts w:ascii="Consolas" w:hAnsi="Consolas"/>
+          <w:color w:val="6E7781"/>
+          <w:sz w:val="21"/>
+          <w:szCs w:val="21"/>
+          <w:lang w:val="ru-RU"/>
+        </w:rPr>
+        <w:t xml:space="preserve">    b3 = </w:t>
+      </w:r>
+      <w:proofErr w:type="spellStart"/>
+      <w:r>
+        <w:rPr>
+          <w:rFonts w:ascii="Consolas" w:hAnsi="Consolas"/>
+          <w:color w:val="6E7781"/>
+          <w:sz w:val="21"/>
+          <w:szCs w:val="21"/>
+          <w:lang w:val="ru-RU"/>
+        </w:rPr>
+        <w:t>pow</w:t>
+      </w:r>
+      <w:proofErr w:type="spellEnd"/>
+      <w:r>
+        <w:rPr>
+          <w:rFonts w:ascii="Consolas" w:hAnsi="Consolas"/>
+          <w:color w:val="6E7781"/>
+          <w:sz w:val="21"/>
+          <w:szCs w:val="21"/>
+          <w:lang w:val="ru-RU"/>
+        </w:rPr>
+        <w:t>(b,</w:t>
+      </w:r>
+      <w:proofErr w:type="gramStart"/>
+      <w:r>
+        <w:rPr>
+          <w:rFonts w:ascii="Consolas" w:hAnsi="Consolas"/>
+          <w:color w:val="6E7781"/>
+          <w:sz w:val="21"/>
+          <w:szCs w:val="21"/>
+          <w:lang w:val="ru-RU"/>
+        </w:rPr>
+        <w:t>3);/</w:t>
+      </w:r>
+      <w:proofErr w:type="gramEnd"/>
+      <w:r>
+        <w:rPr>
+          <w:rFonts w:ascii="Consolas" w:hAnsi="Consolas"/>
+          <w:color w:val="6E7781"/>
+          <w:sz w:val="21"/>
+          <w:szCs w:val="21"/>
+          <w:lang w:val="ru-RU"/>
+        </w:rPr>
+        <w:t>/возведение в 3 степень b</w:t>
+      </w:r>
+    </w:p>
+    <w:p>
+      <w:pPr>
+        <w:shd w:val="clear" w:color="auto" w:fill="FFFFFF"/>
+        <w:spacing w:line="285" w:lineRule="atLeast"/>
+        <w:rPr>
+          <w:rFonts w:ascii="Consolas" w:hAnsi="Consolas"/>
+          <w:color w:val="202020"/>
+          <w:sz w:val="21"/>
+          <w:szCs w:val="21"/>
+          <w:lang w:val="ru-RU"/>
+        </w:rPr>
+      </w:pPr>
+      <w:r>
+        <w:rPr>
+          <w:rFonts w:ascii="Consolas" w:hAnsi="Consolas"/>
+          <w:color w:val="6E7781"/>
+          <w:sz w:val="21"/>
+          <w:szCs w:val="21"/>
+          <w:lang w:val="ru-RU"/>
+        </w:rPr>
+        <w:t xml:space="preserve">    </w:t>
+      </w:r>
+      <w:proofErr w:type="spellStart"/>
+      <w:r>
+        <w:rPr>
+          <w:rFonts w:ascii="Consolas" w:hAnsi="Consolas"/>
+          <w:color w:val="6E7781"/>
+          <w:sz w:val="21"/>
+          <w:szCs w:val="21"/>
+          <w:lang w:val="ru-RU"/>
+        </w:rPr>
+        <w:t>znam</w:t>
+      </w:r>
+      <w:proofErr w:type="spellEnd"/>
+      <w:r>
+        <w:rPr>
+          <w:rFonts w:ascii="Consolas" w:hAnsi="Consolas"/>
+          <w:color w:val="6E7781"/>
+          <w:sz w:val="21"/>
+          <w:szCs w:val="21"/>
+          <w:lang w:val="ru-RU"/>
+        </w:rPr>
+        <w:t xml:space="preserve"> = b4 - 4 * a * b3;//вычисление знаменателя </w:t>
+      </w:r>
+    </w:p>
+    <w:p>
+      <w:pPr>
+        <w:shd w:val="clear" w:color="auto" w:fill="FFFFFF"/>
+        <w:spacing w:line="285" w:lineRule="atLeast"/>
+        <w:rPr>
+          <w:rFonts w:ascii="Consolas" w:hAnsi="Consolas"/>
+          <w:color w:val="202020"/>
+          <w:sz w:val="21"/>
+          <w:szCs w:val="21"/>
+          <w:lang w:val="en-US"/>
+        </w:rPr>
+      </w:pPr>
+      <w:r>
+        <w:rPr>
+          <w:rFonts w:ascii="Consolas" w:hAnsi="Consolas"/>
+          <w:color w:val="6E7781"/>
+          <w:sz w:val="21"/>
+          <w:szCs w:val="21"/>
+          <w:lang w:val="ru-RU"/>
+        </w:rPr>
+        <w:t xml:space="preserve">    </w:t>
+      </w:r>
+      <w:proofErr w:type="gramStart"/>
+      <w:r>
+        <w:rPr>
+          <w:rFonts w:ascii="Consolas" w:hAnsi="Consolas"/>
+          <w:color w:val="6E7781"/>
+          <w:sz w:val="21"/>
+          <w:szCs w:val="21"/>
+          <w:lang w:val="en-US"/>
+        </w:rPr>
+        <w:t>res</w:t>
+      </w:r>
+      <w:proofErr w:type="gramEnd"/>
+      <w:r>
+        <w:rPr>
+          <w:rFonts w:ascii="Consolas" w:hAnsi="Consolas"/>
+          <w:color w:val="6E7781"/>
+          <w:sz w:val="21"/>
+          <w:szCs w:val="21"/>
+          <w:lang w:val="en-US"/>
+        </w:rPr>
+        <w:t xml:space="preserve"> = </w:t>
+      </w:r>
+      <w:proofErr w:type="spellStart"/>
+      <w:r>
+        <w:rPr>
+          <w:rFonts w:ascii="Consolas" w:hAnsi="Consolas"/>
+          <w:color w:val="6E7781"/>
+          <w:sz w:val="21"/>
+          <w:szCs w:val="21"/>
+          <w:lang w:val="en-US"/>
+        </w:rPr>
+        <w:t>chisl</w:t>
+      </w:r>
+      <w:proofErr w:type="spellEnd"/>
+      <w:r>
+        <w:rPr>
+          <w:rFonts w:ascii="Consolas" w:hAnsi="Consolas"/>
+          <w:color w:val="6E7781"/>
+          <w:sz w:val="21"/>
+          <w:szCs w:val="21"/>
+          <w:lang w:val="en-US"/>
+        </w:rPr>
+        <w:t xml:space="preserve"> / </w:t>
+      </w:r>
+      <w:proofErr w:type="spellStart"/>
+      <w:r>
+        <w:rPr>
+          <w:rFonts w:ascii="Consolas" w:hAnsi="Consolas"/>
+          <w:color w:val="6E7781"/>
+          <w:sz w:val="21"/>
+          <w:szCs w:val="21"/>
+          <w:lang w:val="en-US"/>
+        </w:rPr>
+        <w:t>znam</w:t>
+      </w:r>
+      <w:proofErr w:type="spellEnd"/>
+      <w:r>
+        <w:rPr>
+          <w:rFonts w:ascii="Consolas" w:hAnsi="Consolas"/>
+          <w:color w:val="6E7781"/>
+          <w:sz w:val="21"/>
+          <w:szCs w:val="21"/>
+          <w:lang w:val="en-US"/>
+        </w:rPr>
+        <w:t>;//</w:t>
+      </w:r>
+      <w:r>
+        <w:rPr>
+          <w:rFonts w:ascii="Consolas" w:hAnsi="Consolas"/>
+          <w:color w:val="6E7781"/>
+          <w:sz w:val="21"/>
+          <w:szCs w:val="21"/>
+          <w:lang w:val="ru-RU"/>
+        </w:rPr>
+        <w:t>нахождение</w:t>
+      </w:r>
+      <w:r>
+        <w:rPr>
+          <w:rFonts w:ascii="Consolas" w:hAnsi="Consolas"/>
+          <w:color w:val="6E7781"/>
+          <w:sz w:val="21"/>
+          <w:szCs w:val="21"/>
+          <w:lang w:val="en-US"/>
+        </w:rPr>
+        <w:t xml:space="preserve"> </w:t>
+      </w:r>
+      <w:r>
+        <w:rPr>
+          <w:rFonts w:ascii="Consolas" w:hAnsi="Consolas"/>
+          <w:color w:val="6E7781"/>
+          <w:sz w:val="21"/>
+          <w:szCs w:val="21"/>
+          <w:lang w:val="ru-RU"/>
+        </w:rPr>
+        <w:t>результата</w:t>
+      </w:r>
+    </w:p>
+    <w:p>
+      <w:pPr>
+        <w:shd w:val="clear" w:color="auto" w:fill="FFFFFF"/>
+        <w:spacing w:line="285" w:lineRule="atLeast"/>
+        <w:rPr>
+          <w:rFonts w:ascii="Consolas" w:hAnsi="Consolas"/>
+          <w:color w:val="202020"/>
+          <w:sz w:val="21"/>
+          <w:szCs w:val="21"/>
+          <w:lang w:val="en-US"/>
+        </w:rPr>
+      </w:pPr>
+      <w:r>
+        <w:rPr>
+          <w:rFonts w:ascii="Consolas" w:hAnsi="Consolas"/>
+          <w:color w:val="6E7781"/>
+          <w:sz w:val="21"/>
+          <w:szCs w:val="21"/>
+          <w:lang w:val="en-US"/>
+        </w:rPr>
+        <w:t xml:space="preserve">    </w:t>
+      </w:r>
+      <w:proofErr w:type="spellStart"/>
+      <w:r>
+        <w:rPr>
+          <w:rFonts w:ascii="Consolas" w:hAnsi="Consolas"/>
+          <w:color w:val="6E7781"/>
+          <w:sz w:val="21"/>
+          <w:szCs w:val="21"/>
+          <w:lang w:val="en-US"/>
+        </w:rPr>
+        <w:t>std</w:t>
+      </w:r>
+      <w:proofErr w:type="spellEnd"/>
+      <w:r>
+        <w:rPr>
+          <w:rFonts w:ascii="Consolas" w:hAnsi="Consolas"/>
+          <w:color w:val="6E7781"/>
+          <w:sz w:val="21"/>
+          <w:szCs w:val="21"/>
+          <w:lang w:val="en-US"/>
+        </w:rPr>
+        <w:t>::</w:t>
+      </w:r>
+      <w:proofErr w:type="spellStart"/>
+      <w:r>
+        <w:rPr>
+          <w:rFonts w:ascii="Consolas" w:hAnsi="Consolas"/>
+          <w:color w:val="6E7781"/>
+          <w:sz w:val="21"/>
+          <w:szCs w:val="21"/>
+          <w:lang w:val="en-US"/>
+        </w:rPr>
+        <w:t>cout</w:t>
+      </w:r>
+      <w:proofErr w:type="spellEnd"/>
+      <w:r>
+        <w:rPr>
+          <w:rFonts w:ascii="Consolas" w:hAnsi="Consolas"/>
+          <w:color w:val="6E7781"/>
+          <w:sz w:val="21"/>
+          <w:szCs w:val="21"/>
+          <w:lang w:val="en-US"/>
+        </w:rPr>
+        <w:t xml:space="preserve"> &lt;&lt; ab4 &lt;&lt;" ab4\n"&lt;&lt; a4 &lt;&lt;" a4\n"&lt;&lt; a3 &lt;&lt;" a3\n" &lt;&lt; a44a3b &lt;&lt; </w:t>
+      </w:r>
+      <w:proofErr w:type="gramStart"/>
+      <w:r>
+        <w:rPr>
+          <w:rFonts w:ascii="Consolas" w:hAnsi="Consolas"/>
+          <w:color w:val="6E7781"/>
+          <w:sz w:val="21"/>
+          <w:szCs w:val="21"/>
+          <w:lang w:val="en-US"/>
+        </w:rPr>
+        <w:t>" a44a3b</w:t>
+      </w:r>
+      <w:proofErr w:type="gramEnd"/>
+      <w:r>
+        <w:rPr>
+          <w:rFonts w:ascii="Consolas" w:hAnsi="Consolas"/>
+          <w:color w:val="6E7781"/>
+          <w:sz w:val="21"/>
+          <w:szCs w:val="21"/>
+          <w:lang w:val="en-US"/>
+        </w:rPr>
+        <w:t xml:space="preserve">\n"  &lt;&lt; </w:t>
+      </w:r>
+      <w:proofErr w:type="spellStart"/>
+      <w:r>
+        <w:rPr>
+          <w:rFonts w:ascii="Consolas" w:hAnsi="Consolas"/>
+          <w:color w:val="6E7781"/>
+          <w:sz w:val="21"/>
+          <w:szCs w:val="21"/>
+          <w:lang w:val="en-US"/>
+        </w:rPr>
+        <w:t>chisl</w:t>
+      </w:r>
+      <w:proofErr w:type="spellEnd"/>
+      <w:r>
+        <w:rPr>
+          <w:rFonts w:ascii="Consolas" w:hAnsi="Consolas"/>
+          <w:color w:val="6E7781"/>
+          <w:sz w:val="21"/>
+          <w:szCs w:val="21"/>
+          <w:lang w:val="en-US"/>
+        </w:rPr>
+        <w:t xml:space="preserve"> &lt;&lt;" </w:t>
+      </w:r>
+      <w:proofErr w:type="spellStart"/>
+      <w:r>
+        <w:rPr>
+          <w:rFonts w:ascii="Consolas" w:hAnsi="Consolas"/>
+          <w:color w:val="6E7781"/>
+          <w:sz w:val="21"/>
+          <w:szCs w:val="21"/>
+          <w:lang w:val="en-US"/>
+        </w:rPr>
+        <w:t>chisl</w:t>
+      </w:r>
+      <w:proofErr w:type="spellEnd"/>
+      <w:r>
+        <w:rPr>
+          <w:rFonts w:ascii="Consolas" w:hAnsi="Consolas"/>
+          <w:color w:val="6E7781"/>
+          <w:sz w:val="21"/>
+          <w:szCs w:val="21"/>
+          <w:lang w:val="en-US"/>
+        </w:rPr>
+        <w:t xml:space="preserve">\n"&lt;&lt; b4 &lt;&lt;" b4\n"&lt;&lt; b3 &lt;&lt;" b3\n"&lt;&lt; </w:t>
+      </w:r>
+      <w:proofErr w:type="spellStart"/>
+      <w:r>
+        <w:rPr>
+          <w:rFonts w:ascii="Consolas" w:hAnsi="Consolas"/>
+          <w:color w:val="6E7781"/>
+          <w:sz w:val="21"/>
+          <w:szCs w:val="21"/>
+          <w:lang w:val="en-US"/>
+        </w:rPr>
+        <w:t>znam</w:t>
+      </w:r>
+      <w:proofErr w:type="spellEnd"/>
+      <w:r>
+        <w:rPr>
+          <w:rFonts w:ascii="Consolas" w:hAnsi="Consolas"/>
+          <w:color w:val="6E7781"/>
+          <w:sz w:val="21"/>
+          <w:szCs w:val="21"/>
+          <w:lang w:val="en-US"/>
+        </w:rPr>
+        <w:t xml:space="preserve"> &lt;&lt;" </w:t>
+      </w:r>
+      <w:proofErr w:type="spellStart"/>
+      <w:r>
+        <w:rPr>
+          <w:rFonts w:ascii="Consolas" w:hAnsi="Consolas"/>
+          <w:color w:val="6E7781"/>
+          <w:sz w:val="21"/>
+          <w:szCs w:val="21"/>
+          <w:lang w:val="en-US"/>
+        </w:rPr>
+        <w:t>znam</w:t>
+      </w:r>
+      <w:proofErr w:type="spellEnd"/>
+      <w:r>
+        <w:rPr>
+          <w:rFonts w:ascii="Consolas" w:hAnsi="Consolas"/>
+          <w:color w:val="6E7781"/>
+          <w:sz w:val="21"/>
+          <w:szCs w:val="21"/>
+          <w:lang w:val="en-US"/>
+        </w:rPr>
+        <w:t>\n"&lt;&lt; res &lt;&lt;" res\n";</w:t>
+      </w:r>
+    </w:p>
+    <w:p>
+      <w:pPr>
+        <w:shd w:val="clear" w:color="auto" w:fill="FFFFFF"/>
+        <w:spacing w:line="285" w:lineRule="atLeast"/>
+        <w:rPr>
+          <w:rFonts w:ascii="Consolas" w:hAnsi="Consolas"/>
+          <w:color w:val="202020"/>
+          <w:sz w:val="21"/>
+          <w:szCs w:val="21"/>
+          <w:lang w:val="en-US"/>
+        </w:rPr>
+      </w:pPr>
+    </w:p>
+    <w:p>
+      <w:pPr>
+        <w:shd w:val="clear" w:color="auto" w:fill="FFFFFF"/>
+        <w:spacing w:line="285" w:lineRule="atLeast"/>
+        <w:rPr>
+          <w:rFonts w:ascii="Consolas" w:hAnsi="Consolas"/>
+          <w:color w:val="202020"/>
+          <w:sz w:val="21"/>
+          <w:szCs w:val="21"/>
+          <w:lang w:val="en-US"/>
+        </w:rPr>
+      </w:pPr>
+      <w:r>
+        <w:rPr>
+          <w:rFonts w:ascii="Consolas" w:hAnsi="Consolas"/>
+          <w:color w:val="6E7781"/>
+          <w:sz w:val="21"/>
+          <w:szCs w:val="21"/>
+          <w:lang w:val="en-US"/>
+        </w:rPr>
+        <w:t xml:space="preserve">    </w:t>
+      </w:r>
+      <w:proofErr w:type="gramStart"/>
+      <w:r>
+        <w:rPr>
+          <w:rFonts w:ascii="Consolas" w:hAnsi="Consolas"/>
+          <w:color w:val="6E7781"/>
+          <w:sz w:val="21"/>
+          <w:szCs w:val="21"/>
+          <w:lang w:val="en-US"/>
+        </w:rPr>
+        <w:t>return</w:t>
+      </w:r>
+      <w:proofErr w:type="gramEnd"/>
+      <w:r>
+        <w:rPr>
+          <w:rFonts w:ascii="Consolas" w:hAnsi="Consolas"/>
+          <w:color w:val="6E7781"/>
+          <w:sz w:val="21"/>
+          <w:szCs w:val="21"/>
+          <w:lang w:val="en-US"/>
+        </w:rPr>
+        <w:t xml:space="preserve"> 0;</w:t>
+      </w:r>
+    </w:p>
+    <w:p>
+      <w:pPr>
+        <w:shd w:val="clear" w:color="auto" w:fill="FFFFFF"/>
+        <w:spacing w:line="285" w:lineRule="atLeast"/>
+        <w:rPr>
+          <w:rFonts w:ascii="Consolas" w:hAnsi="Consolas"/>
+          <w:color w:val="202020"/>
+          <w:sz w:val="21"/>
+          <w:szCs w:val="21"/>
+          <w:lang w:val="en-US"/>
+        </w:rPr>
+      </w:pPr>
+      <w:r>
+        <w:rPr>
+          <w:rFonts w:ascii="Consolas" w:hAnsi="Consolas"/>
+          <w:color w:val="6E7781"/>
+          <w:sz w:val="21"/>
+          <w:szCs w:val="21"/>
+          <w:lang w:val="en-US"/>
+        </w:rPr>
+        <w:t>}</w:t>
+      </w:r>
+    </w:p>
+    <w:p>
+      <w:pPr>
+        <w:shd w:val="clear" w:color="auto" w:fill="FFFFFF"/>
+        <w:spacing w:line="285" w:lineRule="atLeast"/>
+        <w:rPr>
+          <w:rFonts w:ascii="Consolas" w:hAnsi="Consolas"/>
+          <w:color w:val="202020"/>
+          <w:sz w:val="21"/>
+          <w:szCs w:val="21"/>
+          <w:lang w:val="en-US"/>
+        </w:rPr>
+      </w:pPr>
+    </w:p>
+    <w:p>
+      <w:pPr>
+        <w:shd w:val="clear" w:color="auto" w:fill="FFFFFF"/>
+        <w:spacing w:line="285" w:lineRule="atLeast"/>
         <w:rPr>
           <w:rFonts w:ascii="Consolas" w:hAnsi="Consolas"/>
           <w:b/>
           <w:color w:val="202020"/>
           <w:sz w:val="21"/>
           <w:szCs w:val="21"/>
-          <w:lang w:val="ru-RU"/>
-        </w:rPr>
-        <w:t>1</w:t>
+          <w:lang w:val="en-US"/>
+        </w:rPr>
+      </w:pPr>
+      <w:r>
+        <w:rPr>
+          <w:rFonts w:ascii="Consolas" w:hAnsi="Consolas"/>
+          <w:b/>
+          <w:color w:val="202020"/>
+          <w:sz w:val="21"/>
+          <w:szCs w:val="21"/>
+          <w:lang w:val="ru-RU"/>
+        </w:rPr>
+        <w:t>Задание</w:t>
+      </w:r>
+      <w:r>
+        <w:rPr>
+          <w:rFonts w:ascii="Consolas" w:hAnsi="Consolas"/>
+          <w:b/>
+          <w:color w:val="202020"/>
+          <w:sz w:val="21"/>
+          <w:szCs w:val="21"/>
+          <w:lang w:val="en-US"/>
+        </w:rPr>
+        <w:t>: 2</w:t>
       </w:r>
     </w:p>
     <w:p>
@@ -2276,38 +3870,18 @@
           <w:color w:val="202020"/>
           <w:sz w:val="21"/>
           <w:szCs w:val="21"/>
-          <w:lang w:val="ru-RU"/>
-        </w:rPr>
-      </w:pPr>
-      <w:r>
-        <w:rPr>
-          <w:rFonts w:ascii="Consolas" w:hAnsi="Consolas"/>
-          <w:color w:val="6E7781"/>
-          <w:sz w:val="21"/>
-          <w:szCs w:val="21"/>
-          <w:lang w:val="ru-RU"/>
-        </w:rPr>
-        <w:t>#</w:t>
-      </w:r>
-      <w:r>
-        <w:rPr>
-          <w:rFonts w:ascii="Consolas" w:hAnsi="Consolas"/>
-          <w:color w:val="6E7781"/>
-          <w:sz w:val="21"/>
-          <w:szCs w:val="21"/>
-          <w:lang w:val="en-US"/>
-        </w:rPr>
-        <w:t>include</w:t>
-      </w:r>
-      <w:r>
-        <w:rPr>
-          <w:rFonts w:ascii="Consolas" w:hAnsi="Consolas"/>
-          <w:color w:val="6E7781"/>
-          <w:sz w:val="21"/>
-          <w:szCs w:val="21"/>
-          <w:lang w:val="ru-RU"/>
-        </w:rPr>
-        <w:t xml:space="preserve"> &lt;</w:t>
+          <w:lang w:val="en-US"/>
+        </w:rPr>
+      </w:pPr>
+      <w:r>
+        <w:rPr>
+          <w:rFonts w:ascii="Consolas" w:hAnsi="Consolas"/>
+          <w:color w:val="6E7781"/>
+          <w:sz w:val="21"/>
+          <w:szCs w:val="21"/>
+          <w:lang w:val="en-US"/>
+        </w:rPr>
+        <w:t>#include &lt;</w:t>
       </w:r>
       <w:proofErr w:type="spellStart"/>
       <w:r>
@@ -2327,7 +3901,7 @@
           <w:color w:val="6E7781"/>
           <w:sz w:val="21"/>
           <w:szCs w:val="21"/>
-          <w:lang w:val="ru-RU"/>
+          <w:lang w:val="en-US"/>
         </w:rPr>
         <w:t>&gt;</w:t>
       </w:r>
@@ -2363,7 +3937,7 @@
           <w:szCs w:val="21"/>
           <w:lang w:val="en-US"/>
         </w:rPr>
-        <w:t>math.h</w:t>
+        <w:t>clocale</w:t>
       </w:r>
       <w:proofErr w:type="spellEnd"/>
       <w:r>
@@ -2389,6 +3963,89 @@
           <w:lang w:val="en-US"/>
         </w:rPr>
       </w:pPr>
+    </w:p>
+    <w:p>
+      <w:pPr>
+        <w:shd w:val="clear" w:color="auto" w:fill="FFFFFF"/>
+        <w:spacing w:line="285" w:lineRule="atLeast"/>
+        <w:rPr>
+          <w:rFonts w:ascii="Consolas" w:hAnsi="Consolas"/>
+          <w:color w:val="202020"/>
+          <w:sz w:val="21"/>
+          <w:szCs w:val="21"/>
+          <w:lang w:val="en-US"/>
+        </w:rPr>
+      </w:pPr>
+      <w:proofErr w:type="gramStart"/>
+      <w:r>
+        <w:rPr>
+          <w:rFonts w:ascii="Consolas" w:hAnsi="Consolas"/>
+          <w:color w:val="6E7781"/>
+          <w:sz w:val="21"/>
+          <w:szCs w:val="21"/>
+          <w:lang w:val="en-US"/>
+        </w:rPr>
+        <w:t>using</w:t>
+      </w:r>
+      <w:proofErr w:type="gramEnd"/>
+      <w:r>
+        <w:rPr>
+          <w:rFonts w:ascii="Consolas" w:hAnsi="Consolas"/>
+          <w:color w:val="6E7781"/>
+          <w:sz w:val="21"/>
+          <w:szCs w:val="21"/>
+          <w:lang w:val="en-US"/>
+        </w:rPr>
+        <w:t xml:space="preserve"> namespace </w:t>
+      </w:r>
+      <w:proofErr w:type="spellStart"/>
+      <w:r>
+        <w:rPr>
+          <w:rFonts w:ascii="Consolas" w:hAnsi="Consolas"/>
+          <w:color w:val="6E7781"/>
+          <w:sz w:val="21"/>
+          <w:szCs w:val="21"/>
+          <w:lang w:val="en-US"/>
+        </w:rPr>
+        <w:t>std</w:t>
+      </w:r>
+      <w:proofErr w:type="spellEnd"/>
+      <w:r>
+        <w:rPr>
+          <w:rFonts w:ascii="Consolas" w:hAnsi="Consolas"/>
+          <w:color w:val="6E7781"/>
+          <w:sz w:val="21"/>
+          <w:szCs w:val="21"/>
+          <w:lang w:val="en-US"/>
+        </w:rPr>
+        <w:t>;</w:t>
+      </w:r>
+    </w:p>
+    <w:p>
+      <w:pPr>
+        <w:shd w:val="clear" w:color="auto" w:fill="FFFFFF"/>
+        <w:spacing w:line="285" w:lineRule="atLeast"/>
+        <w:rPr>
+          <w:rFonts w:ascii="Consolas" w:hAnsi="Consolas"/>
+          <w:color w:val="202020"/>
+          <w:sz w:val="21"/>
+          <w:szCs w:val="21"/>
+          <w:lang w:val="en-US"/>
+        </w:rPr>
+      </w:pPr>
+    </w:p>
+    <w:p>
+      <w:pPr>
+        <w:shd w:val="clear" w:color="auto" w:fill="FFFFFF"/>
+        <w:spacing w:line="285" w:lineRule="atLeast"/>
+        <w:rPr>
+          <w:rFonts w:ascii="Consolas" w:hAnsi="Consolas"/>
+          <w:color w:val="202020"/>
+          <w:sz w:val="21"/>
+          <w:szCs w:val="21"/>
+          <w:lang w:val="en-US"/>
+        </w:rPr>
+      </w:pPr>
       <w:proofErr w:type="spellStart"/>
       <w:proofErr w:type="gramStart"/>
       <w:r>
@@ -2457,7 +4114,31 @@
           <w:szCs w:val="21"/>
           <w:lang w:val="en-US"/>
         </w:rPr>
-        <w:t>    float res,a,b,ab4,a4,a3,a44a3b,b4,b3,chisl,znam;</w:t>
+        <w:t xml:space="preserve">    </w:t>
+      </w:r>
+      <w:proofErr w:type="spellStart"/>
+      <w:proofErr w:type="gramStart"/>
+      <w:r>
+        <w:rPr>
+          <w:rFonts w:ascii="Consolas" w:hAnsi="Consolas"/>
+          <w:color w:val="6E7781"/>
+          <w:sz w:val="21"/>
+          <w:szCs w:val="21"/>
+          <w:lang w:val="en-US"/>
+        </w:rPr>
+        <w:t>int</w:t>
+      </w:r>
+      <w:proofErr w:type="spellEnd"/>
+      <w:proofErr w:type="gramEnd"/>
+      <w:r>
+        <w:rPr>
+          <w:rFonts w:ascii="Consolas" w:hAnsi="Consolas"/>
+          <w:color w:val="6E7781"/>
+          <w:sz w:val="21"/>
+          <w:szCs w:val="21"/>
+          <w:lang w:val="en-US"/>
+        </w:rPr>
+        <w:t xml:space="preserve"> n, m;</w:t>
       </w:r>
     </w:p>
     <w:p>
@@ -2469,29 +4150,42 @@
           <w:color w:val="202020"/>
           <w:sz w:val="21"/>
           <w:szCs w:val="21"/>
-          <w:lang w:val="ru-RU"/>
-        </w:rPr>
-      </w:pPr>
-      <w:r>
-        <w:rPr>
-          <w:rFonts w:ascii="Consolas" w:hAnsi="Consolas"/>
-          <w:color w:val="6E7781"/>
-          <w:sz w:val="21"/>
-          <w:szCs w:val="21"/>
-          <w:lang w:val="en-US"/>
-        </w:rPr>
-        <w:lastRenderedPageBreak/>
+          <w:lang w:val="en-US"/>
+        </w:rPr>
+      </w:pPr>
+      <w:r>
+        <w:rPr>
+          <w:rFonts w:ascii="Consolas" w:hAnsi="Consolas"/>
+          <w:color w:val="6E7781"/>
+          <w:sz w:val="21"/>
+          <w:szCs w:val="21"/>
+          <w:lang w:val="en-US"/>
+        </w:rPr>
         <w:t xml:space="preserve">    </w:t>
       </w:r>
-      <w:r>
-        <w:rPr>
-          <w:rFonts w:ascii="Consolas" w:hAnsi="Consolas"/>
-          <w:color w:val="6E7781"/>
-          <w:sz w:val="21"/>
-          <w:szCs w:val="21"/>
-          <w:lang w:val="ru-RU"/>
-        </w:rPr>
-        <w:t>a = 100.0;</w:t>
+      <w:proofErr w:type="spellStart"/>
+      <w:proofErr w:type="gramStart"/>
+      <w:r>
+        <w:rPr>
+          <w:rFonts w:ascii="Consolas" w:hAnsi="Consolas"/>
+          <w:color w:val="6E7781"/>
+          <w:sz w:val="21"/>
+          <w:szCs w:val="21"/>
+          <w:lang w:val="en-US"/>
+        </w:rPr>
+        <w:t>cout</w:t>
+      </w:r>
+      <w:proofErr w:type="spellEnd"/>
+      <w:proofErr w:type="gramEnd"/>
+      <w:r>
+        <w:rPr>
+          <w:rFonts w:ascii="Consolas" w:hAnsi="Consolas"/>
+          <w:color w:val="6E7781"/>
+          <w:sz w:val="21"/>
+          <w:szCs w:val="21"/>
+          <w:lang w:val="en-US"/>
+        </w:rPr>
+        <w:t xml:space="preserve"> &lt;&lt; "n: ";</w:t>
       </w:r>
     </w:p>
     <w:p>
@@ -2503,18 +4197,42 @@
           <w:color w:val="202020"/>
           <w:sz w:val="21"/>
           <w:szCs w:val="21"/>
-          <w:lang w:val="ru-RU"/>
-        </w:rPr>
-      </w:pPr>
-      <w:r>
-        <w:rPr>
-          <w:rFonts w:ascii="Consolas" w:hAnsi="Consolas"/>
-          <w:color w:val="6E7781"/>
-          <w:sz w:val="21"/>
-          <w:szCs w:val="21"/>
-          <w:lang w:val="ru-RU"/>
-        </w:rPr>
-        <w:t>    b = 0.001;</w:t>
+          <w:lang w:val="en-US"/>
+        </w:rPr>
+      </w:pPr>
+      <w:r>
+        <w:rPr>
+          <w:rFonts w:ascii="Consolas" w:hAnsi="Consolas"/>
+          <w:color w:val="6E7781"/>
+          <w:sz w:val="21"/>
+          <w:szCs w:val="21"/>
+          <w:lang w:val="en-US"/>
+        </w:rPr>
+        <w:t xml:space="preserve">    </w:t>
+      </w:r>
+      <w:proofErr w:type="spellStart"/>
+      <w:proofErr w:type="gramStart"/>
+      <w:r>
+        <w:rPr>
+          <w:rFonts w:ascii="Consolas" w:hAnsi="Consolas"/>
+          <w:color w:val="6E7781"/>
+          <w:sz w:val="21"/>
+          <w:szCs w:val="21"/>
+          <w:lang w:val="en-US"/>
+        </w:rPr>
+        <w:t>cin</w:t>
+      </w:r>
+      <w:proofErr w:type="spellEnd"/>
+      <w:proofErr w:type="gramEnd"/>
+      <w:r>
+        <w:rPr>
+          <w:rFonts w:ascii="Consolas" w:hAnsi="Consolas"/>
+          <w:color w:val="6E7781"/>
+          <w:sz w:val="21"/>
+          <w:szCs w:val="21"/>
+          <w:lang w:val="en-US"/>
+        </w:rPr>
+        <w:t xml:space="preserve"> &gt;&gt; n;</w:t>
       </w:r>
     </w:p>
     <w:p>
@@ -2526,52 +4244,32 @@
           <w:color w:val="202020"/>
           <w:sz w:val="21"/>
           <w:szCs w:val="21"/>
-          <w:lang w:val="ru-RU"/>
-        </w:rPr>
-      </w:pPr>
-      <w:r>
-        <w:rPr>
-          <w:rFonts w:ascii="Consolas" w:hAnsi="Consolas"/>
-          <w:color w:val="6E7781"/>
-          <w:sz w:val="21"/>
-          <w:szCs w:val="21"/>
-          <w:lang w:val="ru-RU"/>
-        </w:rPr>
-        <w:t xml:space="preserve">    ab4 = </w:t>
+          <w:lang w:val="en-US"/>
+        </w:rPr>
+      </w:pPr>
+      <w:r>
+        <w:rPr>
+          <w:rFonts w:ascii="Consolas" w:hAnsi="Consolas"/>
+          <w:color w:val="6E7781"/>
+          <w:sz w:val="21"/>
+          <w:szCs w:val="21"/>
+          <w:lang w:val="en-US"/>
+        </w:rPr>
+        <w:t xml:space="preserve">    </w:t>
       </w:r>
       <w:proofErr w:type="spellStart"/>
-      <w:r>
-        <w:rPr>
-          <w:rFonts w:ascii="Consolas" w:hAnsi="Consolas"/>
-          <w:color w:val="6E7781"/>
-          <w:sz w:val="21"/>
-          <w:szCs w:val="21"/>
-          <w:lang w:val="ru-RU"/>
-        </w:rPr>
-        <w:t>pow</w:t>
+      <w:proofErr w:type="gramStart"/>
+      <w:r>
+        <w:rPr>
+          <w:rFonts w:ascii="Consolas" w:hAnsi="Consolas"/>
+          <w:color w:val="6E7781"/>
+          <w:sz w:val="21"/>
+          <w:szCs w:val="21"/>
+          <w:lang w:val="en-US"/>
+        </w:rPr>
+        <w:t>cout</w:t>
       </w:r>
       <w:proofErr w:type="spellEnd"/>
-      <w:r>
-        <w:rPr>
-          <w:rFonts w:ascii="Consolas" w:hAnsi="Consolas"/>
-          <w:color w:val="6E7781"/>
-          <w:sz w:val="21"/>
-          <w:szCs w:val="21"/>
-          <w:lang w:val="ru-RU"/>
-        </w:rPr>
-        <w:t xml:space="preserve">(a-b,4); //возведение выражение (a + </w:t>
-      </w:r>
-      <w:proofErr w:type="gramStart"/>
-      <w:r>
-        <w:rPr>
-          <w:rFonts w:ascii="Consolas" w:hAnsi="Consolas"/>
-          <w:color w:val="6E7781"/>
-          <w:sz w:val="21"/>
-          <w:szCs w:val="21"/>
-          <w:lang w:val="ru-RU"/>
-        </w:rPr>
-        <w:t>b)*</w:t>
-      </w:r>
       <w:proofErr w:type="gramEnd"/>
       <w:r>
         <w:rPr>
@@ -2579,9 +4277,9 @@
           <w:color w:val="6E7781"/>
           <w:sz w:val="21"/>
           <w:szCs w:val="21"/>
-          <w:lang w:val="ru-RU"/>
-        </w:rPr>
-        <w:t>*4</w:t>
+          <w:lang w:val="en-US"/>
+        </w:rPr>
+        <w:t xml:space="preserve"> &lt;&lt; "m: ";</w:t>
       </w:r>
     </w:p>
     <w:p>
@@ -2593,40 +4291,42 @@
           <w:color w:val="202020"/>
           <w:sz w:val="21"/>
           <w:szCs w:val="21"/>
-          <w:lang w:val="ru-RU"/>
-        </w:rPr>
-      </w:pPr>
-      <w:r>
-        <w:rPr>
-          <w:rFonts w:ascii="Consolas" w:hAnsi="Consolas"/>
-          <w:color w:val="6E7781"/>
-          <w:sz w:val="21"/>
-          <w:szCs w:val="21"/>
-          <w:lang w:val="ru-RU"/>
-        </w:rPr>
-        <w:t xml:space="preserve">    a4 = </w:t>
+          <w:lang w:val="en-US"/>
+        </w:rPr>
+      </w:pPr>
+      <w:r>
+        <w:rPr>
+          <w:rFonts w:ascii="Consolas" w:hAnsi="Consolas"/>
+          <w:color w:val="6E7781"/>
+          <w:sz w:val="21"/>
+          <w:szCs w:val="21"/>
+          <w:lang w:val="en-US"/>
+        </w:rPr>
+        <w:t xml:space="preserve">    </w:t>
       </w:r>
       <w:proofErr w:type="spellStart"/>
-      <w:r>
-        <w:rPr>
-          <w:rFonts w:ascii="Consolas" w:hAnsi="Consolas"/>
-          <w:color w:val="6E7781"/>
-          <w:sz w:val="21"/>
-          <w:szCs w:val="21"/>
-          <w:lang w:val="ru-RU"/>
-        </w:rPr>
-        <w:t>pow</w:t>
+      <w:proofErr w:type="gramStart"/>
+      <w:r>
+        <w:rPr>
+          <w:rFonts w:ascii="Consolas" w:hAnsi="Consolas"/>
+          <w:color w:val="6E7781"/>
+          <w:sz w:val="21"/>
+          <w:szCs w:val="21"/>
+          <w:lang w:val="en-US"/>
+        </w:rPr>
+        <w:t>cin</w:t>
       </w:r>
       <w:proofErr w:type="spellEnd"/>
-      <w:r>
-        <w:rPr>
-          <w:rFonts w:ascii="Consolas" w:hAnsi="Consolas"/>
-          <w:color w:val="6E7781"/>
-          <w:sz w:val="21"/>
-          <w:szCs w:val="21"/>
-          <w:lang w:val="ru-RU"/>
-        </w:rPr>
-        <w:t xml:space="preserve">(a,4); //возведение в 4 степень a </w:t>
+      <w:proofErr w:type="gramEnd"/>
+      <w:r>
+        <w:rPr>
+          <w:rFonts w:ascii="Consolas" w:hAnsi="Consolas"/>
+          <w:color w:val="6E7781"/>
+          <w:sz w:val="21"/>
+          <w:szCs w:val="21"/>
+          <w:lang w:val="en-US"/>
+        </w:rPr>
+        <w:t xml:space="preserve"> &gt;&gt; m;</w:t>
       </w:r>
     </w:p>
     <w:p>
@@ -2638,41 +4338,9 @@
           <w:color w:val="202020"/>
           <w:sz w:val="21"/>
           <w:szCs w:val="21"/>
-          <w:lang w:val="ru-RU"/>
-        </w:rPr>
-      </w:pPr>
-      <w:r>
-        <w:rPr>
-          <w:rFonts w:ascii="Consolas" w:hAnsi="Consolas"/>
-          <w:color w:val="6E7781"/>
-          <w:sz w:val="21"/>
-          <w:szCs w:val="21"/>
-          <w:lang w:val="ru-RU"/>
-        </w:rPr>
-        <w:t xml:space="preserve">    a3 = </w:t>
-      </w:r>
-      <w:proofErr w:type="spellStart"/>
-      <w:r>
-        <w:rPr>
-          <w:rFonts w:ascii="Consolas" w:hAnsi="Consolas"/>
-          <w:color w:val="6E7781"/>
-          <w:sz w:val="21"/>
-          <w:szCs w:val="21"/>
-          <w:lang w:val="ru-RU"/>
-        </w:rPr>
-        <w:t>pow</w:t>
-      </w:r>
-      <w:proofErr w:type="spellEnd"/>
-      <w:r>
-        <w:rPr>
-          <w:rFonts w:ascii="Consolas" w:hAnsi="Consolas"/>
-          <w:color w:val="6E7781"/>
-          <w:sz w:val="21"/>
-          <w:szCs w:val="21"/>
-          <w:lang w:val="ru-RU"/>
-        </w:rPr>
-        <w:t>(a,3); //возведение в 3 степень a</w:t>
-      </w:r>
+          <w:lang w:val="en-US"/>
+        </w:rPr>
+      </w:pPr>
     </w:p>
     <w:p>
       <w:pPr>
@@ -2692,59 +4360,55 @@
           <w:color w:val="6E7781"/>
           <w:sz w:val="21"/>
           <w:szCs w:val="21"/>
-          <w:lang w:val="ru-RU"/>
+          <w:lang w:val="en-US"/>
         </w:rPr>
         <w:t xml:space="preserve">    </w:t>
       </w:r>
-      <w:r>
-        <w:rPr>
-          <w:rFonts w:ascii="Consolas" w:hAnsi="Consolas"/>
-          <w:color w:val="6E7781"/>
-          <w:sz w:val="21"/>
-          <w:szCs w:val="21"/>
-          <w:lang w:val="en-US"/>
-        </w:rPr>
-        <w:t>a44a3b = a4 - 4 * a3 * b + 6 *a*a*b*b; //</w:t>
-      </w:r>
-      <w:r>
-        <w:rPr>
-          <w:rFonts w:ascii="Consolas" w:hAnsi="Consolas"/>
-          <w:color w:val="6E7781"/>
-          <w:sz w:val="21"/>
-          <w:szCs w:val="21"/>
-          <w:lang w:val="ru-RU"/>
-        </w:rPr>
-        <w:t>вычисление</w:t>
-      </w:r>
-      <w:r>
-        <w:rPr>
-          <w:rFonts w:ascii="Consolas" w:hAnsi="Consolas"/>
-          <w:color w:val="6E7781"/>
-          <w:sz w:val="21"/>
-          <w:szCs w:val="21"/>
-          <w:lang w:val="en-US"/>
-        </w:rPr>
-        <w:t xml:space="preserve"> </w:t>
-      </w:r>
-      <w:r>
-        <w:rPr>
-          <w:rFonts w:ascii="Consolas" w:hAnsi="Consolas"/>
-          <w:color w:val="6E7781"/>
-          <w:sz w:val="21"/>
-          <w:szCs w:val="21"/>
-          <w:lang w:val="ru-RU"/>
-        </w:rPr>
-        <w:t>выражения</w:t>
-      </w:r>
-      <w:r>
-        <w:rPr>
-          <w:rFonts w:ascii="Consolas" w:hAnsi="Consolas"/>
-          <w:color w:val="6E7781"/>
-          <w:sz w:val="21"/>
-          <w:szCs w:val="21"/>
-          <w:lang w:val="en-US"/>
-        </w:rPr>
-        <w:t xml:space="preserve"> a**4 -4a**3*b + 6a**2*b**2</w:t>
+      <w:proofErr w:type="spellStart"/>
+      <w:proofErr w:type="gramStart"/>
+      <w:r>
+        <w:rPr>
+          <w:rFonts w:ascii="Consolas" w:hAnsi="Consolas"/>
+          <w:color w:val="6E7781"/>
+          <w:sz w:val="21"/>
+          <w:szCs w:val="21"/>
+          <w:lang w:val="en-US"/>
+        </w:rPr>
+        <w:t>cout</w:t>
+      </w:r>
+      <w:proofErr w:type="spellEnd"/>
+      <w:proofErr w:type="gramEnd"/>
+      <w:r>
+        <w:rPr>
+          <w:rFonts w:ascii="Consolas" w:hAnsi="Consolas"/>
+          <w:color w:val="6E7781"/>
+          <w:sz w:val="21"/>
+          <w:szCs w:val="21"/>
+          <w:lang w:val="en-US"/>
+        </w:rPr>
+        <w:t xml:space="preserve"> &lt;&lt; "1) " &lt;&lt; n++ - m &lt;&lt; </w:t>
+      </w:r>
+      <w:proofErr w:type="spellStart"/>
+      <w:r>
+        <w:rPr>
+          <w:rFonts w:ascii="Consolas" w:hAnsi="Consolas"/>
+          <w:color w:val="6E7781"/>
+          <w:sz w:val="21"/>
+          <w:szCs w:val="21"/>
+          <w:lang w:val="en-US"/>
+        </w:rPr>
+        <w:t>endl</w:t>
+      </w:r>
+      <w:proofErr w:type="spellEnd"/>
+      <w:r>
+        <w:rPr>
+          <w:rFonts w:ascii="Consolas" w:hAnsi="Consolas"/>
+          <w:color w:val="6E7781"/>
+          <w:sz w:val="21"/>
+          <w:szCs w:val="21"/>
+          <w:lang w:val="en-US"/>
+        </w:rPr>
+        <w:t>;</w:t>
       </w:r>
     </w:p>
     <w:p>
@@ -2756,7 +4420,7 @@
           <w:color w:val="202020"/>
           <w:sz w:val="21"/>
           <w:szCs w:val="21"/>
-          <w:lang w:val="ru-RU"/>
+          <w:lang w:val="en-US"/>
         </w:rPr>
       </w:pPr>
       <w:r>
@@ -2770,26 +4434,50 @@
         <w:t xml:space="preserve">    </w:t>
       </w:r>
       <w:proofErr w:type="spellStart"/>
-      <w:r>
-        <w:rPr>
-          <w:rFonts w:ascii="Consolas" w:hAnsi="Consolas"/>
-          <w:color w:val="6E7781"/>
-          <w:sz w:val="21"/>
-          <w:szCs w:val="21"/>
-          <w:lang w:val="ru-RU"/>
-        </w:rPr>
-        <w:t>chisl</w:t>
+      <w:proofErr w:type="gramStart"/>
+      <w:r>
+        <w:rPr>
+          <w:rFonts w:ascii="Consolas" w:hAnsi="Consolas"/>
+          <w:color w:val="6E7781"/>
+          <w:sz w:val="21"/>
+          <w:szCs w:val="21"/>
+          <w:lang w:val="en-US"/>
+        </w:rPr>
+        <w:t>cout</w:t>
       </w:r>
       <w:proofErr w:type="spellEnd"/>
-      <w:r>
-        <w:rPr>
-          <w:rFonts w:ascii="Consolas" w:hAnsi="Consolas"/>
-          <w:color w:val="6E7781"/>
-          <w:sz w:val="21"/>
-          <w:szCs w:val="21"/>
-          <w:lang w:val="ru-RU"/>
-        </w:rPr>
-        <w:t xml:space="preserve"> = ab4 - a44a3b;//вычисление числителя         </w:t>
+      <w:proofErr w:type="gramEnd"/>
+      <w:r>
+        <w:rPr>
+          <w:rFonts w:ascii="Consolas" w:hAnsi="Consolas"/>
+          <w:color w:val="6E7781"/>
+          <w:sz w:val="21"/>
+          <w:szCs w:val="21"/>
+          <w:lang w:val="en-US"/>
+        </w:rPr>
+        <w:t xml:space="preserve"> &lt;&lt; "2) " &lt;&lt; (m-- &gt; n) &lt;&lt; </w:t>
+      </w:r>
+      <w:proofErr w:type="spellStart"/>
+      <w:r>
+        <w:rPr>
+          <w:rFonts w:ascii="Consolas" w:hAnsi="Consolas"/>
+          <w:color w:val="6E7781"/>
+          <w:sz w:val="21"/>
+          <w:szCs w:val="21"/>
+          <w:lang w:val="en-US"/>
+        </w:rPr>
+        <w:t>endl</w:t>
+      </w:r>
+      <w:proofErr w:type="spellEnd"/>
+      <w:r>
+        <w:rPr>
+          <w:rFonts w:ascii="Consolas" w:hAnsi="Consolas"/>
+          <w:color w:val="6E7781"/>
+          <w:sz w:val="21"/>
+          <w:szCs w:val="21"/>
+          <w:lang w:val="en-US"/>
+        </w:rPr>
+        <w:t>;</w:t>
       </w:r>
     </w:p>
     <w:p>
@@ -2801,52 +4489,32 @@
           <w:color w:val="202020"/>
           <w:sz w:val="21"/>
           <w:szCs w:val="21"/>
-          <w:lang w:val="ru-RU"/>
-        </w:rPr>
-      </w:pPr>
-      <w:r>
-        <w:rPr>
-          <w:rFonts w:ascii="Consolas" w:hAnsi="Consolas"/>
-          <w:color w:val="6E7781"/>
-          <w:sz w:val="21"/>
-          <w:szCs w:val="21"/>
-          <w:lang w:val="ru-RU"/>
-        </w:rPr>
-        <w:t xml:space="preserve">    b4 = </w:t>
+          <w:lang w:val="en-US"/>
+        </w:rPr>
+      </w:pPr>
+      <w:r>
+        <w:rPr>
+          <w:rFonts w:ascii="Consolas" w:hAnsi="Consolas"/>
+          <w:color w:val="6E7781"/>
+          <w:sz w:val="21"/>
+          <w:szCs w:val="21"/>
+          <w:lang w:val="en-US"/>
+        </w:rPr>
+        <w:t xml:space="preserve">    </w:t>
       </w:r>
       <w:proofErr w:type="spellStart"/>
-      <w:r>
-        <w:rPr>
-          <w:rFonts w:ascii="Consolas" w:hAnsi="Consolas"/>
-          <w:color w:val="6E7781"/>
-          <w:sz w:val="21"/>
-          <w:szCs w:val="21"/>
-          <w:lang w:val="ru-RU"/>
-        </w:rPr>
-        <w:t>pow</w:t>
+      <w:proofErr w:type="gramStart"/>
+      <w:r>
+        <w:rPr>
+          <w:rFonts w:ascii="Consolas" w:hAnsi="Consolas"/>
+          <w:color w:val="6E7781"/>
+          <w:sz w:val="21"/>
+          <w:szCs w:val="21"/>
+          <w:lang w:val="en-US"/>
+        </w:rPr>
+        <w:t>cout</w:t>
       </w:r>
       <w:proofErr w:type="spellEnd"/>
-      <w:r>
-        <w:rPr>
-          <w:rFonts w:ascii="Consolas" w:hAnsi="Consolas"/>
-          <w:color w:val="6E7781"/>
-          <w:sz w:val="21"/>
-          <w:szCs w:val="21"/>
-          <w:lang w:val="ru-RU"/>
-        </w:rPr>
-        <w:t>(b,</w:t>
-      </w:r>
-      <w:proofErr w:type="gramStart"/>
-      <w:r>
-        <w:rPr>
-          <w:rFonts w:ascii="Consolas" w:hAnsi="Consolas"/>
-          <w:color w:val="6E7781"/>
-          <w:sz w:val="21"/>
-          <w:szCs w:val="21"/>
-          <w:lang w:val="ru-RU"/>
-        </w:rPr>
-        <w:t>4);/</w:t>
-      </w:r>
       <w:proofErr w:type="gramEnd"/>
       <w:r>
         <w:rPr>
@@ -2854,9 +4522,31 @@
           <w:color w:val="6E7781"/>
           <w:sz w:val="21"/>
           <w:szCs w:val="21"/>
-          <w:lang w:val="ru-RU"/>
-        </w:rPr>
-        <w:t>/возведение в 4 степень b</w:t>
+          <w:lang w:val="en-US"/>
+        </w:rPr>
+        <w:t xml:space="preserve"> &lt;&lt; "3) " &lt;&lt; (n-- &gt; m) &lt;&lt; </w:t>
+      </w:r>
+      <w:proofErr w:type="spellStart"/>
+      <w:r>
+        <w:rPr>
+          <w:rFonts w:ascii="Consolas" w:hAnsi="Consolas"/>
+          <w:color w:val="6E7781"/>
+          <w:sz w:val="21"/>
+          <w:szCs w:val="21"/>
+          <w:lang w:val="en-US"/>
+        </w:rPr>
+        <w:t>endl</w:t>
+      </w:r>
+      <w:proofErr w:type="spellEnd"/>
+      <w:r>
+        <w:rPr>
+          <w:rFonts w:ascii="Consolas" w:hAnsi="Consolas"/>
+          <w:color w:val="6E7781"/>
+          <w:sz w:val="21"/>
+          <w:szCs w:val="21"/>
+          <w:lang w:val="en-US"/>
+        </w:rPr>
+        <w:t>;</w:t>
       </w:r>
     </w:p>
     <w:p>
@@ -2868,63 +4558,9 @@
           <w:color w:val="202020"/>
           <w:sz w:val="21"/>
           <w:szCs w:val="21"/>
-          <w:lang w:val="ru-RU"/>
-        </w:rPr>
-      </w:pPr>
-      <w:r>
-        <w:rPr>
-          <w:rFonts w:ascii="Consolas" w:hAnsi="Consolas"/>
-          <w:color w:val="6E7781"/>
-          <w:sz w:val="21"/>
-          <w:szCs w:val="21"/>
-          <w:lang w:val="ru-RU"/>
-        </w:rPr>
-        <w:t xml:space="preserve">    b3 = </w:t>
-      </w:r>
-      <w:proofErr w:type="spellStart"/>
-      <w:r>
-        <w:rPr>
-          <w:rFonts w:ascii="Consolas" w:hAnsi="Consolas"/>
-          <w:color w:val="6E7781"/>
-          <w:sz w:val="21"/>
-          <w:szCs w:val="21"/>
-          <w:lang w:val="ru-RU"/>
-        </w:rPr>
-        <w:t>pow</w:t>
-      </w:r>
-      <w:proofErr w:type="spellEnd"/>
-      <w:r>
-        <w:rPr>
-          <w:rFonts w:ascii="Consolas" w:hAnsi="Consolas"/>
-          <w:color w:val="6E7781"/>
-          <w:sz w:val="21"/>
-          <w:szCs w:val="21"/>
-          <w:lang w:val="ru-RU"/>
-        </w:rPr>
-        <w:t>(b,</w:t>
-      </w:r>
-      <w:proofErr w:type="gramStart"/>
-      <w:r>
-        <w:rPr>
-          <w:rFonts w:ascii="Consolas" w:hAnsi="Consolas"/>
-          <w:color w:val="6E7781"/>
-          <w:sz w:val="21"/>
-          <w:szCs w:val="21"/>
-          <w:lang w:val="ru-RU"/>
-        </w:rPr>
-        <w:t>3);/</w:t>
-      </w:r>
-      <w:proofErr w:type="gramEnd"/>
-      <w:r>
-        <w:rPr>
-          <w:rFonts w:ascii="Consolas" w:hAnsi="Consolas"/>
-          <w:color w:val="6E7781"/>
-          <w:sz w:val="21"/>
-          <w:szCs w:val="21"/>
-          <w:lang w:val="ru-RU"/>
-        </w:rPr>
-        <w:t>/возведение в 3 степень b</w:t>
-      </w:r>
+          <w:lang w:val="en-US"/>
+        </w:rPr>
+      </w:pPr>
     </w:p>
     <w:p>
       <w:pPr>
@@ -2935,40 +4571,40 @@
           <w:color w:val="202020"/>
           <w:sz w:val="21"/>
           <w:szCs w:val="21"/>
-          <w:lang w:val="ru-RU"/>
-        </w:rPr>
-      </w:pPr>
-      <w:r>
-        <w:rPr>
-          <w:rFonts w:ascii="Consolas" w:hAnsi="Consolas"/>
-          <w:color w:val="6E7781"/>
-          <w:sz w:val="21"/>
-          <w:szCs w:val="21"/>
-          <w:lang w:val="ru-RU"/>
+          <w:lang w:val="en-US"/>
+        </w:rPr>
+      </w:pPr>
+      <w:r>
+        <w:rPr>
+          <w:rFonts w:ascii="Consolas" w:hAnsi="Consolas"/>
+          <w:color w:val="6E7781"/>
+          <w:sz w:val="21"/>
+          <w:szCs w:val="21"/>
+          <w:lang w:val="en-US"/>
         </w:rPr>
         <w:t xml:space="preserve">    </w:t>
       </w:r>
-      <w:proofErr w:type="spellStart"/>
-      <w:r>
-        <w:rPr>
-          <w:rFonts w:ascii="Consolas" w:hAnsi="Consolas"/>
-          <w:color w:val="6E7781"/>
-          <w:sz w:val="21"/>
-          <w:szCs w:val="21"/>
-          <w:lang w:val="ru-RU"/>
-        </w:rPr>
-        <w:t>znam</w:t>
-      </w:r>
-      <w:proofErr w:type="spellEnd"/>
-      <w:r>
-        <w:rPr>
-          <w:rFonts w:ascii="Consolas" w:hAnsi="Consolas"/>
-          <w:color w:val="6E7781"/>
-          <w:sz w:val="21"/>
-          <w:szCs w:val="21"/>
-          <w:lang w:val="ru-RU"/>
-        </w:rPr>
-        <w:t xml:space="preserve"> = b4 - 4 * a * b3;//вычисление знаменателя </w:t>
+      <w:proofErr w:type="gramStart"/>
+      <w:r>
+        <w:rPr>
+          <w:rFonts w:ascii="Consolas" w:hAnsi="Consolas"/>
+          <w:color w:val="6E7781"/>
+          <w:sz w:val="21"/>
+          <w:szCs w:val="21"/>
+          <w:lang w:val="en-US"/>
+        </w:rPr>
+        <w:t>return</w:t>
+      </w:r>
+      <w:proofErr w:type="gramEnd"/>
+      <w:r>
+        <w:rPr>
+          <w:rFonts w:ascii="Consolas" w:hAnsi="Consolas"/>
+          <w:color w:val="6E7781"/>
+          <w:sz w:val="21"/>
+          <w:szCs w:val="21"/>
+          <w:lang w:val="en-US"/>
+        </w:rPr>
+        <w:t xml:space="preserve"> 0;</w:t>
       </w:r>
     </w:p>
     <w:p>
@@ -2977,117 +4613,21 @@
         <w:spacing w:line="285" w:lineRule="atLeast"/>
         <w:rPr>
           <w:rFonts w:ascii="Consolas" w:hAnsi="Consolas"/>
-          <w:color w:val="202020"/>
-          <w:sz w:val="21"/>
-          <w:szCs w:val="21"/>
-          <w:lang w:val="en-US"/>
-        </w:rPr>
-      </w:pPr>
-      <w:r>
-        <w:rPr>
-          <w:rFonts w:ascii="Consolas" w:hAnsi="Consolas"/>
-          <w:color w:val="6E7781"/>
-          <w:sz w:val="21"/>
-          <w:szCs w:val="21"/>
-          <w:lang w:val="ru-RU"/>
-        </w:rPr>
-        <w:t xml:space="preserve">    </w:t>
-      </w:r>
-      <w:proofErr w:type="gramStart"/>
-      <w:r>
-        <w:rPr>
-          <w:rFonts w:ascii="Consolas" w:hAnsi="Consolas"/>
-          <w:color w:val="6E7781"/>
-          <w:sz w:val="21"/>
-          <w:szCs w:val="21"/>
-          <w:lang w:val="en-US"/>
-        </w:rPr>
-        <w:t>res</w:t>
-      </w:r>
-      <w:proofErr w:type="gramEnd"/>
-      <w:r>
-        <w:rPr>
-          <w:rFonts w:ascii="Consolas" w:hAnsi="Consolas"/>
-          <w:color w:val="6E7781"/>
-          <w:sz w:val="21"/>
-          <w:szCs w:val="21"/>
-          <w:lang w:val="en-US"/>
-        </w:rPr>
-        <w:t xml:space="preserve"> = </w:t>
-      </w:r>
-      <w:proofErr w:type="spellStart"/>
-      <w:r>
-        <w:rPr>
-          <w:rFonts w:ascii="Consolas" w:hAnsi="Consolas"/>
-          <w:color w:val="6E7781"/>
-          <w:sz w:val="21"/>
-          <w:szCs w:val="21"/>
-          <w:lang w:val="en-US"/>
-        </w:rPr>
-        <w:t>chisl</w:t>
-      </w:r>
-      <w:proofErr w:type="spellEnd"/>
-      <w:r>
-        <w:rPr>
-          <w:rFonts w:ascii="Consolas" w:hAnsi="Consolas"/>
-          <w:color w:val="6E7781"/>
-          <w:sz w:val="21"/>
-          <w:szCs w:val="21"/>
-          <w:lang w:val="en-US"/>
-        </w:rPr>
-        <w:t xml:space="preserve"> / </w:t>
-      </w:r>
-      <w:proofErr w:type="spellStart"/>
-      <w:r>
-        <w:rPr>
-          <w:rFonts w:ascii="Consolas" w:hAnsi="Consolas"/>
-          <w:color w:val="6E7781"/>
-          <w:sz w:val="21"/>
-          <w:szCs w:val="21"/>
-          <w:lang w:val="en-US"/>
-        </w:rPr>
-        <w:t>znam</w:t>
-      </w:r>
-      <w:proofErr w:type="spellEnd"/>
-      <w:r>
-        <w:rPr>
-          <w:rFonts w:ascii="Consolas" w:hAnsi="Consolas"/>
-          <w:color w:val="6E7781"/>
-          <w:sz w:val="21"/>
-          <w:szCs w:val="21"/>
-          <w:lang w:val="en-US"/>
-        </w:rPr>
-        <w:t>;//</w:t>
-      </w:r>
-      <w:r>
-        <w:rPr>
-          <w:rFonts w:ascii="Consolas" w:hAnsi="Consolas"/>
-          <w:color w:val="6E7781"/>
-          <w:sz w:val="21"/>
-          <w:szCs w:val="21"/>
-          <w:lang w:val="ru-RU"/>
-        </w:rPr>
-        <w:t>нахождение</w:t>
-      </w:r>
-      <w:r>
-        <w:rPr>
-          <w:rFonts w:ascii="Consolas" w:hAnsi="Consolas"/>
-          <w:color w:val="6E7781"/>
-          <w:sz w:val="21"/>
-          <w:szCs w:val="21"/>
-          <w:lang w:val="en-US"/>
-        </w:rPr>
-        <w:t xml:space="preserve"> </w:t>
-      </w:r>
-      <w:r>
-        <w:rPr>
-          <w:rFonts w:ascii="Consolas" w:hAnsi="Consolas"/>
-          <w:color w:val="6E7781"/>
-          <w:sz w:val="21"/>
-          <w:szCs w:val="21"/>
-          <w:lang w:val="ru-RU"/>
-        </w:rPr>
-        <w:t>результата</w:t>
+          <w:color w:val="6E7781"/>
+          <w:sz w:val="21"/>
+          <w:szCs w:val="21"/>
+          <w:lang w:val="ru-RU"/>
+        </w:rPr>
+      </w:pPr>
+      <w:r>
+        <w:rPr>
+          <w:rFonts w:ascii="Consolas" w:hAnsi="Consolas"/>
+          <w:color w:val="6E7781"/>
+          <w:sz w:val="21"/>
+          <w:szCs w:val="21"/>
+          <w:lang w:val="ru-RU"/>
+        </w:rPr>
+        <w:t>}</w:t>
       </w:r>
     </w:p>
     <w:p>
@@ -3096,176 +4636,12 @@
         <w:spacing w:line="285" w:lineRule="atLeast"/>
         <w:rPr>
           <w:rFonts w:ascii="Consolas" w:hAnsi="Consolas"/>
-          <w:color w:val="202020"/>
-          <w:sz w:val="21"/>
-          <w:szCs w:val="21"/>
-          <w:lang w:val="en-US"/>
-        </w:rPr>
-      </w:pPr>
-      <w:r>
-        <w:rPr>
-          <w:rFonts w:ascii="Consolas" w:hAnsi="Consolas"/>
-          <w:color w:val="6E7781"/>
-          <w:sz w:val="21"/>
-          <w:szCs w:val="21"/>
-          <w:lang w:val="en-US"/>
-        </w:rPr>
-        <w:t xml:space="preserve">    </w:t>
-      </w:r>
-      <w:proofErr w:type="spellStart"/>
-      <w:r>
-        <w:rPr>
-          <w:rFonts w:ascii="Consolas" w:hAnsi="Consolas"/>
-          <w:color w:val="6E7781"/>
-          <w:sz w:val="21"/>
-          <w:szCs w:val="21"/>
-          <w:lang w:val="en-US"/>
-        </w:rPr>
-        <w:t>std</w:t>
-      </w:r>
-      <w:proofErr w:type="spellEnd"/>
-      <w:r>
-        <w:rPr>
-          <w:rFonts w:ascii="Consolas" w:hAnsi="Consolas"/>
-          <w:color w:val="6E7781"/>
-          <w:sz w:val="21"/>
-          <w:szCs w:val="21"/>
-          <w:lang w:val="en-US"/>
-        </w:rPr>
-        <w:t>::</w:t>
-      </w:r>
-      <w:proofErr w:type="spellStart"/>
-      <w:r>
-        <w:rPr>
-          <w:rFonts w:ascii="Consolas" w:hAnsi="Consolas"/>
-          <w:color w:val="6E7781"/>
-          <w:sz w:val="21"/>
-          <w:szCs w:val="21"/>
-          <w:lang w:val="en-US"/>
-        </w:rPr>
-        <w:t>cout</w:t>
-      </w:r>
-      <w:proofErr w:type="spellEnd"/>
-      <w:r>
-        <w:rPr>
-          <w:rFonts w:ascii="Consolas" w:hAnsi="Consolas"/>
-          <w:color w:val="6E7781"/>
-          <w:sz w:val="21"/>
-          <w:szCs w:val="21"/>
-          <w:lang w:val="en-US"/>
-        </w:rPr>
-        <w:t xml:space="preserve"> &lt;&lt; ab4 &lt;&lt;" ab4\n"&lt;&lt; a4 &lt;&lt;" a4\n"&lt;&lt; a3 &lt;&lt;" a3\n" &lt;&lt; a44a3b &lt;&lt; </w:t>
-      </w:r>
-      <w:proofErr w:type="gramStart"/>
-      <w:r>
-        <w:rPr>
-          <w:rFonts w:ascii="Consolas" w:hAnsi="Consolas"/>
-          <w:color w:val="6E7781"/>
-          <w:sz w:val="21"/>
-          <w:szCs w:val="21"/>
-          <w:lang w:val="en-US"/>
-        </w:rPr>
-        <w:t>" a44a3b</w:t>
-      </w:r>
-      <w:proofErr w:type="gramEnd"/>
-      <w:r>
-        <w:rPr>
-          <w:rFonts w:ascii="Consolas" w:hAnsi="Consolas"/>
-          <w:color w:val="6E7781"/>
-          <w:sz w:val="21"/>
-          <w:szCs w:val="21"/>
-          <w:lang w:val="en-US"/>
-        </w:rPr>
-        <w:t xml:space="preserve">\n"  &lt;&lt; </w:t>
-      </w:r>
-      <w:proofErr w:type="spellStart"/>
-      <w:r>
-        <w:rPr>
-          <w:rFonts w:ascii="Consolas" w:hAnsi="Consolas"/>
-          <w:color w:val="6E7781"/>
-          <w:sz w:val="21"/>
-          <w:szCs w:val="21"/>
-          <w:lang w:val="en-US"/>
-        </w:rPr>
-        <w:t>chisl</w:t>
-      </w:r>
-      <w:proofErr w:type="spellEnd"/>
-      <w:r>
-        <w:rPr>
-          <w:rFonts w:ascii="Consolas" w:hAnsi="Consolas"/>
-          <w:color w:val="6E7781"/>
-          <w:sz w:val="21"/>
-          <w:szCs w:val="21"/>
-          <w:lang w:val="en-US"/>
-        </w:rPr>
-        <w:t xml:space="preserve"> &lt;&lt;" </w:t>
-      </w:r>
-      <w:proofErr w:type="spellStart"/>
-      <w:r>
-        <w:rPr>
-          <w:rFonts w:ascii="Consolas" w:hAnsi="Consolas"/>
-          <w:color w:val="6E7781"/>
-          <w:sz w:val="21"/>
-          <w:szCs w:val="21"/>
-          <w:lang w:val="en-US"/>
-        </w:rPr>
-        <w:t>chisl</w:t>
-      </w:r>
-      <w:proofErr w:type="spellEnd"/>
-      <w:r>
-        <w:rPr>
-          <w:rFonts w:ascii="Consolas" w:hAnsi="Consolas"/>
-          <w:color w:val="6E7781"/>
-          <w:sz w:val="21"/>
-          <w:szCs w:val="21"/>
-          <w:lang w:val="en-US"/>
-        </w:rPr>
-        <w:t xml:space="preserve">\n"&lt;&lt; b4 &lt;&lt;" b4\n"&lt;&lt; b3 &lt;&lt;" b3\n"&lt;&lt; </w:t>
-      </w:r>
-      <w:proofErr w:type="spellStart"/>
-      <w:r>
-        <w:rPr>
-          <w:rFonts w:ascii="Consolas" w:hAnsi="Consolas"/>
-          <w:color w:val="6E7781"/>
-          <w:sz w:val="21"/>
-          <w:szCs w:val="21"/>
-          <w:lang w:val="en-US"/>
-        </w:rPr>
-        <w:t>znam</w:t>
-      </w:r>
-      <w:proofErr w:type="spellEnd"/>
-      <w:r>
-        <w:rPr>
-          <w:rFonts w:ascii="Consolas" w:hAnsi="Consolas"/>
-          <w:color w:val="6E7781"/>
-          <w:sz w:val="21"/>
-          <w:szCs w:val="21"/>
-          <w:lang w:val="en-US"/>
-        </w:rPr>
-        <w:t xml:space="preserve"> &lt;&lt;" </w:t>
-      </w:r>
-      <w:proofErr w:type="spellStart"/>
-      <w:r>
-        <w:rPr>
-          <w:rFonts w:ascii="Consolas" w:hAnsi="Consolas"/>
-          <w:color w:val="6E7781"/>
-          <w:sz w:val="21"/>
-          <w:szCs w:val="21"/>
-          <w:lang w:val="en-US"/>
-        </w:rPr>
-        <w:t>znam</w:t>
-      </w:r>
-      <w:proofErr w:type="spellEnd"/>
-      <w:r>
-        <w:rPr>
-          <w:rFonts w:ascii="Consolas" w:hAnsi="Consolas"/>
-          <w:color w:val="6E7781"/>
-          <w:sz w:val="21"/>
-          <w:szCs w:val="21"/>
-          <w:lang w:val="en-US"/>
-        </w:rPr>
-        <w:t>\n"&lt;&lt; res &lt;&lt;" res\n";</w:t>
-      </w:r>
+          <w:color w:val="6E7781"/>
+          <w:sz w:val="21"/>
+          <w:szCs w:val="21"/>
+          <w:lang w:val="ru-RU"/>
+        </w:rPr>
+      </w:pPr>
     </w:p>
     <w:p>
       <w:pPr>
@@ -3273,1216 +4649,2293 @@
         <w:spacing w:line="285" w:lineRule="atLeast"/>
         <w:rPr>
           <w:rFonts w:ascii="Consolas" w:hAnsi="Consolas"/>
-          <w:color w:val="202020"/>
-          <w:sz w:val="21"/>
-          <w:szCs w:val="21"/>
-          <w:lang w:val="en-US"/>
-        </w:rPr>
-      </w:pPr>
-    </w:p>
-    <w:p>
-      <w:pPr>
-        <w:shd w:val="clear" w:color="auto" w:fill="FFFFFF"/>
-        <w:spacing w:line="285" w:lineRule="atLeast"/>
-        <w:rPr>
-          <w:rFonts w:ascii="Consolas" w:hAnsi="Consolas"/>
-          <w:color w:val="202020"/>
-          <w:sz w:val="21"/>
-          <w:szCs w:val="21"/>
-          <w:lang w:val="en-US"/>
-        </w:rPr>
-      </w:pPr>
-      <w:r>
-        <w:rPr>
-          <w:rFonts w:ascii="Consolas" w:hAnsi="Consolas"/>
-          <w:color w:val="6E7781"/>
-          <w:sz w:val="21"/>
-          <w:szCs w:val="21"/>
-          <w:lang w:val="en-US"/>
-        </w:rPr>
-        <w:t xml:space="preserve">    </w:t>
-      </w:r>
-      <w:proofErr w:type="gramStart"/>
-      <w:r>
-        <w:rPr>
-          <w:rFonts w:ascii="Consolas" w:hAnsi="Consolas"/>
-          <w:color w:val="6E7781"/>
-          <w:sz w:val="21"/>
-          <w:szCs w:val="21"/>
-          <w:lang w:val="en-US"/>
-        </w:rPr>
-        <w:t>return</w:t>
-      </w:r>
-      <w:proofErr w:type="gramEnd"/>
-      <w:r>
-        <w:rPr>
-          <w:rFonts w:ascii="Consolas" w:hAnsi="Consolas"/>
-          <w:color w:val="6E7781"/>
-          <w:sz w:val="21"/>
-          <w:szCs w:val="21"/>
-          <w:lang w:val="en-US"/>
-        </w:rPr>
-        <w:t xml:space="preserve"> 0;</w:t>
-      </w:r>
-    </w:p>
-    <w:p>
-      <w:pPr>
-        <w:shd w:val="clear" w:color="auto" w:fill="FFFFFF"/>
-        <w:spacing w:line="285" w:lineRule="atLeast"/>
-        <w:rPr>
-          <w:rFonts w:ascii="Consolas" w:hAnsi="Consolas"/>
-          <w:color w:val="202020"/>
-          <w:sz w:val="21"/>
-          <w:szCs w:val="21"/>
-          <w:lang w:val="en-US"/>
-        </w:rPr>
-      </w:pPr>
-      <w:r>
-        <w:rPr>
-          <w:rFonts w:ascii="Consolas" w:hAnsi="Consolas"/>
-          <w:color w:val="6E7781"/>
-          <w:sz w:val="21"/>
-          <w:szCs w:val="21"/>
-          <w:lang w:val="en-US"/>
-        </w:rPr>
-        <w:t>}</w:t>
-      </w:r>
-    </w:p>
-    <w:p>
-      <w:pPr>
-        <w:shd w:val="clear" w:color="auto" w:fill="FFFFFF"/>
-        <w:spacing w:line="285" w:lineRule="atLeast"/>
-        <w:rPr>
-          <w:rFonts w:ascii="Consolas" w:hAnsi="Consolas"/>
-          <w:color w:val="202020"/>
-          <w:sz w:val="21"/>
-          <w:szCs w:val="21"/>
-          <w:lang w:val="en-US"/>
-        </w:rPr>
-      </w:pPr>
-    </w:p>
-    <w:p>
-      <w:pPr>
-        <w:shd w:val="clear" w:color="auto" w:fill="FFFFFF"/>
-        <w:spacing w:line="285" w:lineRule="atLeast"/>
-        <w:rPr>
-          <w:rFonts w:ascii="Consolas" w:hAnsi="Consolas"/>
-          <w:b/>
-          <w:color w:val="202020"/>
-          <w:sz w:val="21"/>
-          <w:szCs w:val="21"/>
-          <w:lang w:val="ru-RU"/>
-        </w:rPr>
-      </w:pPr>
-      <w:r>
-        <w:rPr>
-          <w:rFonts w:ascii="Consolas" w:hAnsi="Consolas"/>
-          <w:b/>
-          <w:color w:val="202020"/>
-          <w:sz w:val="21"/>
-          <w:szCs w:val="21"/>
-          <w:lang w:val="ru-RU"/>
-        </w:rPr>
-        <w:t>Задание</w:t>
-      </w:r>
-      <w:r>
-        <w:rPr>
-          <w:rFonts w:ascii="Consolas" w:hAnsi="Consolas"/>
-          <w:b/>
-          <w:color w:val="202020"/>
-          <w:sz w:val="21"/>
-          <w:szCs w:val="21"/>
-          <w:lang w:val="en-US"/>
-        </w:rPr>
-        <w:t>: 2</w:t>
-      </w:r>
-    </w:p>
-    <w:p>
-      <w:pPr>
-        <w:shd w:val="clear" w:color="auto" w:fill="FFFFFF"/>
-        <w:spacing w:line="285" w:lineRule="atLeast"/>
-        <w:rPr>
-          <w:rFonts w:ascii="Consolas" w:hAnsi="Consolas"/>
-          <w:color w:val="202020"/>
-          <w:sz w:val="21"/>
-          <w:szCs w:val="21"/>
-          <w:lang w:val="en-US"/>
-        </w:rPr>
-      </w:pPr>
-      <w:r>
-        <w:rPr>
-          <w:rFonts w:ascii="Consolas" w:hAnsi="Consolas"/>
-          <w:color w:val="6E7781"/>
-          <w:sz w:val="21"/>
-          <w:szCs w:val="21"/>
-          <w:lang w:val="en-US"/>
-        </w:rPr>
-        <w:t>#include &lt;</w:t>
-      </w:r>
-      <w:proofErr w:type="spellStart"/>
-      <w:r>
-        <w:rPr>
-          <w:rFonts w:ascii="Consolas" w:hAnsi="Consolas"/>
-          <w:color w:val="6E7781"/>
-          <w:sz w:val="21"/>
-          <w:szCs w:val="21"/>
-          <w:lang w:val="en-US"/>
-        </w:rPr>
-        <w:t>iostream</w:t>
-      </w:r>
-      <w:proofErr w:type="spellEnd"/>
-      <w:r>
-        <w:rPr>
-          <w:rFonts w:ascii="Consolas" w:hAnsi="Consolas"/>
-          <w:color w:val="6E7781"/>
-          <w:sz w:val="21"/>
-          <w:szCs w:val="21"/>
-          <w:lang w:val="en-US"/>
-        </w:rPr>
-        <w:t>&gt;</w:t>
-      </w:r>
-    </w:p>
-    <w:p>
-      <w:pPr>
-        <w:shd w:val="clear" w:color="auto" w:fill="FFFFFF"/>
-        <w:spacing w:line="285" w:lineRule="atLeast"/>
-        <w:rPr>
-          <w:rFonts w:ascii="Consolas" w:hAnsi="Consolas"/>
-          <w:color w:val="202020"/>
-          <w:sz w:val="21"/>
-          <w:szCs w:val="21"/>
-          <w:lang w:val="en-US"/>
-        </w:rPr>
-      </w:pPr>
-      <w:r>
-        <w:rPr>
-          <w:rFonts w:ascii="Consolas" w:hAnsi="Consolas"/>
-          <w:color w:val="6E7781"/>
-          <w:sz w:val="21"/>
-          <w:szCs w:val="21"/>
-          <w:lang w:val="en-US"/>
-        </w:rPr>
-        <w:t>#include &lt;</w:t>
-      </w:r>
-      <w:proofErr w:type="spellStart"/>
-      <w:r>
-        <w:rPr>
-          <w:rFonts w:ascii="Consolas" w:hAnsi="Consolas"/>
-          <w:color w:val="6E7781"/>
-          <w:sz w:val="21"/>
-          <w:szCs w:val="21"/>
-          <w:lang w:val="en-US"/>
-        </w:rPr>
-        <w:t>clocale</w:t>
-      </w:r>
-      <w:proofErr w:type="spellEnd"/>
-      <w:r>
-        <w:rPr>
-          <w:rFonts w:ascii="Consolas" w:hAnsi="Consolas"/>
-          <w:color w:val="6E7781"/>
-          <w:sz w:val="21"/>
-          <w:szCs w:val="21"/>
-          <w:lang w:val="en-US"/>
-        </w:rPr>
-        <w:t>&gt;</w:t>
-      </w:r>
-    </w:p>
-    <w:p>
-      <w:pPr>
-        <w:shd w:val="clear" w:color="auto" w:fill="FFFFFF"/>
-        <w:spacing w:line="285" w:lineRule="atLeast"/>
-        <w:rPr>
-          <w:rFonts w:ascii="Consolas" w:hAnsi="Consolas"/>
-          <w:color w:val="202020"/>
-          <w:sz w:val="21"/>
-          <w:szCs w:val="21"/>
-          <w:lang w:val="en-US"/>
-        </w:rPr>
-      </w:pPr>
-    </w:p>
-    <w:p>
-      <w:pPr>
-        <w:shd w:val="clear" w:color="auto" w:fill="FFFFFF"/>
-        <w:spacing w:line="285" w:lineRule="atLeast"/>
-        <w:rPr>
-          <w:rFonts w:ascii="Consolas" w:hAnsi="Consolas"/>
-          <w:color w:val="202020"/>
-          <w:sz w:val="21"/>
-          <w:szCs w:val="21"/>
-          <w:lang w:val="en-US"/>
-        </w:rPr>
-      </w:pPr>
-      <w:proofErr w:type="gramStart"/>
-      <w:r>
-        <w:rPr>
-          <w:rFonts w:ascii="Consolas" w:hAnsi="Consolas"/>
-          <w:color w:val="6E7781"/>
-          <w:sz w:val="21"/>
-          <w:szCs w:val="21"/>
-          <w:lang w:val="en-US"/>
-        </w:rPr>
-        <w:t>using</w:t>
-      </w:r>
-      <w:proofErr w:type="gramEnd"/>
-      <w:r>
-        <w:rPr>
-          <w:rFonts w:ascii="Consolas" w:hAnsi="Consolas"/>
-          <w:color w:val="6E7781"/>
-          <w:sz w:val="21"/>
-          <w:szCs w:val="21"/>
-          <w:lang w:val="en-US"/>
-        </w:rPr>
-        <w:t xml:space="preserve"> namespace </w:t>
-      </w:r>
-      <w:proofErr w:type="spellStart"/>
-      <w:r>
-        <w:rPr>
-          <w:rFonts w:ascii="Consolas" w:hAnsi="Consolas"/>
-          <w:color w:val="6E7781"/>
-          <w:sz w:val="21"/>
-          <w:szCs w:val="21"/>
-          <w:lang w:val="en-US"/>
-        </w:rPr>
-        <w:t>std</w:t>
-      </w:r>
-      <w:proofErr w:type="spellEnd"/>
-      <w:r>
-        <w:rPr>
-          <w:rFonts w:ascii="Consolas" w:hAnsi="Consolas"/>
-          <w:color w:val="6E7781"/>
-          <w:sz w:val="21"/>
-          <w:szCs w:val="21"/>
-          <w:lang w:val="en-US"/>
-        </w:rPr>
-        <w:t>;</w:t>
-      </w:r>
-    </w:p>
-    <w:p>
-      <w:pPr>
-        <w:shd w:val="clear" w:color="auto" w:fill="FFFFFF"/>
-        <w:spacing w:line="285" w:lineRule="atLeast"/>
-        <w:rPr>
-          <w:rFonts w:ascii="Consolas" w:hAnsi="Consolas"/>
-          <w:color w:val="202020"/>
-          <w:sz w:val="21"/>
-          <w:szCs w:val="21"/>
-          <w:lang w:val="en-US"/>
-        </w:rPr>
-      </w:pPr>
-    </w:p>
-    <w:p>
-      <w:pPr>
-        <w:shd w:val="clear" w:color="auto" w:fill="FFFFFF"/>
-        <w:spacing w:line="285" w:lineRule="atLeast"/>
-        <w:rPr>
-          <w:rFonts w:ascii="Consolas" w:hAnsi="Consolas"/>
-          <w:color w:val="202020"/>
-          <w:sz w:val="21"/>
-          <w:szCs w:val="21"/>
-          <w:lang w:val="en-US"/>
-        </w:rPr>
-      </w:pPr>
-      <w:proofErr w:type="spellStart"/>
-      <w:proofErr w:type="gramStart"/>
-      <w:r>
-        <w:rPr>
-          <w:rFonts w:ascii="Consolas" w:hAnsi="Consolas"/>
-          <w:color w:val="6E7781"/>
-          <w:sz w:val="21"/>
-          <w:szCs w:val="21"/>
-          <w:lang w:val="en-US"/>
-        </w:rPr>
-        <w:t>int</w:t>
-      </w:r>
-      <w:proofErr w:type="spellEnd"/>
-      <w:proofErr w:type="gramEnd"/>
-      <w:r>
-        <w:rPr>
-          <w:rFonts w:ascii="Consolas" w:hAnsi="Consolas"/>
-          <w:color w:val="6E7781"/>
-          <w:sz w:val="21"/>
-          <w:szCs w:val="21"/>
-          <w:lang w:val="en-US"/>
-        </w:rPr>
-        <w:t xml:space="preserve"> main()</w:t>
-      </w:r>
-    </w:p>
-    <w:p>
-      <w:pPr>
-        <w:shd w:val="clear" w:color="auto" w:fill="FFFFFF"/>
-        <w:spacing w:line="285" w:lineRule="atLeast"/>
-        <w:rPr>
-          <w:rFonts w:ascii="Consolas" w:hAnsi="Consolas"/>
-          <w:color w:val="202020"/>
-          <w:sz w:val="21"/>
-          <w:szCs w:val="21"/>
-          <w:lang w:val="en-US"/>
-        </w:rPr>
-      </w:pPr>
-      <w:r>
-        <w:rPr>
-          <w:rFonts w:ascii="Consolas" w:hAnsi="Consolas"/>
-          <w:color w:val="6E7781"/>
-          <w:sz w:val="21"/>
-          <w:szCs w:val="21"/>
-          <w:lang w:val="en-US"/>
-        </w:rPr>
-        <w:t>{</w:t>
-      </w:r>
-    </w:p>
-    <w:p>
-      <w:pPr>
-        <w:shd w:val="clear" w:color="auto" w:fill="FFFFFF"/>
-        <w:spacing w:line="285" w:lineRule="atLeast"/>
-        <w:rPr>
-          <w:rFonts w:ascii="Consolas" w:hAnsi="Consolas"/>
-          <w:color w:val="202020"/>
-          <w:sz w:val="21"/>
-          <w:szCs w:val="21"/>
-          <w:lang w:val="en-US"/>
-        </w:rPr>
-      </w:pPr>
-      <w:r>
-        <w:rPr>
-          <w:rFonts w:ascii="Consolas" w:hAnsi="Consolas"/>
-          <w:color w:val="6E7781"/>
-          <w:sz w:val="21"/>
-          <w:szCs w:val="21"/>
-          <w:lang w:val="en-US"/>
-        </w:rPr>
-        <w:t xml:space="preserve">    </w:t>
-      </w:r>
-      <w:proofErr w:type="spellStart"/>
-      <w:proofErr w:type="gramStart"/>
-      <w:r>
-        <w:rPr>
-          <w:rFonts w:ascii="Consolas" w:hAnsi="Consolas"/>
-          <w:color w:val="6E7781"/>
-          <w:sz w:val="21"/>
-          <w:szCs w:val="21"/>
-          <w:lang w:val="en-US"/>
-        </w:rPr>
-        <w:t>int</w:t>
-      </w:r>
-      <w:proofErr w:type="spellEnd"/>
-      <w:proofErr w:type="gramEnd"/>
-      <w:r>
-        <w:rPr>
-          <w:rFonts w:ascii="Consolas" w:hAnsi="Consolas"/>
-          <w:color w:val="6E7781"/>
-          <w:sz w:val="21"/>
-          <w:szCs w:val="21"/>
-          <w:lang w:val="en-US"/>
-        </w:rPr>
-        <w:t xml:space="preserve"> n, m;</w:t>
-      </w:r>
-    </w:p>
-    <w:p>
-      <w:pPr>
-        <w:shd w:val="clear" w:color="auto" w:fill="FFFFFF"/>
-        <w:spacing w:line="285" w:lineRule="atLeast"/>
-        <w:rPr>
-          <w:rFonts w:ascii="Consolas" w:hAnsi="Consolas"/>
-          <w:color w:val="202020"/>
-          <w:sz w:val="21"/>
-          <w:szCs w:val="21"/>
-          <w:lang w:val="en-US"/>
-        </w:rPr>
-      </w:pPr>
-      <w:r>
-        <w:rPr>
-          <w:rFonts w:ascii="Consolas" w:hAnsi="Consolas"/>
-          <w:color w:val="6E7781"/>
-          <w:sz w:val="21"/>
-          <w:szCs w:val="21"/>
-          <w:lang w:val="en-US"/>
-        </w:rPr>
-        <w:t xml:space="preserve">    </w:t>
-      </w:r>
-      <w:proofErr w:type="spellStart"/>
-      <w:proofErr w:type="gramStart"/>
-      <w:r>
-        <w:rPr>
-          <w:rFonts w:ascii="Consolas" w:hAnsi="Consolas"/>
-          <w:color w:val="6E7781"/>
-          <w:sz w:val="21"/>
-          <w:szCs w:val="21"/>
-          <w:lang w:val="en-US"/>
-        </w:rPr>
-        <w:t>cout</w:t>
-      </w:r>
-      <w:proofErr w:type="spellEnd"/>
-      <w:proofErr w:type="gramEnd"/>
-      <w:r>
-        <w:rPr>
-          <w:rFonts w:ascii="Consolas" w:hAnsi="Consolas"/>
-          <w:color w:val="6E7781"/>
-          <w:sz w:val="21"/>
-          <w:szCs w:val="21"/>
-          <w:lang w:val="en-US"/>
-        </w:rPr>
-        <w:t xml:space="preserve"> &lt;&lt; "n: ";</w:t>
-      </w:r>
-    </w:p>
-    <w:p>
-      <w:pPr>
-        <w:shd w:val="clear" w:color="auto" w:fill="FFFFFF"/>
-        <w:spacing w:line="285" w:lineRule="atLeast"/>
-        <w:rPr>
-          <w:rFonts w:ascii="Consolas" w:hAnsi="Consolas"/>
-          <w:color w:val="202020"/>
-          <w:sz w:val="21"/>
-          <w:szCs w:val="21"/>
-          <w:lang w:val="en-US"/>
-        </w:rPr>
-      </w:pPr>
-      <w:r>
-        <w:rPr>
-          <w:rFonts w:ascii="Consolas" w:hAnsi="Consolas"/>
-          <w:color w:val="6E7781"/>
-          <w:sz w:val="21"/>
-          <w:szCs w:val="21"/>
-          <w:lang w:val="en-US"/>
-        </w:rPr>
-        <w:t xml:space="preserve">    </w:t>
-      </w:r>
-      <w:proofErr w:type="spellStart"/>
-      <w:proofErr w:type="gramStart"/>
-      <w:r>
-        <w:rPr>
-          <w:rFonts w:ascii="Consolas" w:hAnsi="Consolas"/>
-          <w:color w:val="6E7781"/>
-          <w:sz w:val="21"/>
-          <w:szCs w:val="21"/>
-          <w:lang w:val="en-US"/>
-        </w:rPr>
-        <w:t>cin</w:t>
-      </w:r>
-      <w:proofErr w:type="spellEnd"/>
-      <w:proofErr w:type="gramEnd"/>
-      <w:r>
-        <w:rPr>
-          <w:rFonts w:ascii="Consolas" w:hAnsi="Consolas"/>
-          <w:color w:val="6E7781"/>
-          <w:sz w:val="21"/>
-          <w:szCs w:val="21"/>
-          <w:lang w:val="en-US"/>
-        </w:rPr>
-        <w:t xml:space="preserve"> &gt;&gt; n;</w:t>
-      </w:r>
-    </w:p>
-    <w:p>
-      <w:pPr>
-        <w:shd w:val="clear" w:color="auto" w:fill="FFFFFF"/>
-        <w:spacing w:line="285" w:lineRule="atLeast"/>
-        <w:rPr>
-          <w:rFonts w:ascii="Consolas" w:hAnsi="Consolas"/>
-          <w:color w:val="202020"/>
-          <w:sz w:val="21"/>
-          <w:szCs w:val="21"/>
-          <w:lang w:val="en-US"/>
-        </w:rPr>
-      </w:pPr>
-      <w:r>
-        <w:rPr>
-          <w:rFonts w:ascii="Consolas" w:hAnsi="Consolas"/>
-          <w:color w:val="6E7781"/>
-          <w:sz w:val="21"/>
-          <w:szCs w:val="21"/>
-          <w:lang w:val="en-US"/>
-        </w:rPr>
-        <w:t xml:space="preserve">    </w:t>
-      </w:r>
-      <w:proofErr w:type="spellStart"/>
-      <w:proofErr w:type="gramStart"/>
-      <w:r>
-        <w:rPr>
-          <w:rFonts w:ascii="Consolas" w:hAnsi="Consolas"/>
-          <w:color w:val="6E7781"/>
-          <w:sz w:val="21"/>
-          <w:szCs w:val="21"/>
-          <w:lang w:val="en-US"/>
-        </w:rPr>
-        <w:t>cout</w:t>
-      </w:r>
-      <w:proofErr w:type="spellEnd"/>
-      <w:proofErr w:type="gramEnd"/>
-      <w:r>
-        <w:rPr>
-          <w:rFonts w:ascii="Consolas" w:hAnsi="Consolas"/>
-          <w:color w:val="6E7781"/>
-          <w:sz w:val="21"/>
-          <w:szCs w:val="21"/>
-          <w:lang w:val="en-US"/>
-        </w:rPr>
-        <w:t xml:space="preserve"> &lt;&lt; "m: ";</w:t>
-      </w:r>
-    </w:p>
-    <w:p>
-      <w:pPr>
-        <w:shd w:val="clear" w:color="auto" w:fill="FFFFFF"/>
-        <w:spacing w:line="285" w:lineRule="atLeast"/>
-        <w:rPr>
-          <w:rFonts w:ascii="Consolas" w:hAnsi="Consolas"/>
-          <w:color w:val="202020"/>
-          <w:sz w:val="21"/>
-          <w:szCs w:val="21"/>
-          <w:lang w:val="en-US"/>
-        </w:rPr>
-      </w:pPr>
-      <w:r>
-        <w:rPr>
-          <w:rFonts w:ascii="Consolas" w:hAnsi="Consolas"/>
-          <w:color w:val="6E7781"/>
-          <w:sz w:val="21"/>
-          <w:szCs w:val="21"/>
-          <w:lang w:val="en-US"/>
-        </w:rPr>
-        <w:t xml:space="preserve">    </w:t>
-      </w:r>
-      <w:proofErr w:type="spellStart"/>
-      <w:proofErr w:type="gramStart"/>
-      <w:r>
-        <w:rPr>
-          <w:rFonts w:ascii="Consolas" w:hAnsi="Consolas"/>
-          <w:color w:val="6E7781"/>
-          <w:sz w:val="21"/>
-          <w:szCs w:val="21"/>
-          <w:lang w:val="en-US"/>
-        </w:rPr>
-        <w:t>cin</w:t>
-      </w:r>
-      <w:proofErr w:type="spellEnd"/>
-      <w:proofErr w:type="gramEnd"/>
-      <w:r>
-        <w:rPr>
-          <w:rFonts w:ascii="Consolas" w:hAnsi="Consolas"/>
-          <w:color w:val="6E7781"/>
-          <w:sz w:val="21"/>
-          <w:szCs w:val="21"/>
-          <w:lang w:val="en-US"/>
-        </w:rPr>
-        <w:t xml:space="preserve"> &gt;&gt; m;</w:t>
-      </w:r>
-    </w:p>
-    <w:p>
-      <w:pPr>
-        <w:shd w:val="clear" w:color="auto" w:fill="FFFFFF"/>
-        <w:spacing w:line="285" w:lineRule="atLeast"/>
-        <w:rPr>
-          <w:rFonts w:ascii="Consolas" w:hAnsi="Consolas"/>
-          <w:color w:val="202020"/>
-          <w:sz w:val="21"/>
-          <w:szCs w:val="21"/>
-          <w:lang w:val="en-US"/>
-        </w:rPr>
-      </w:pPr>
-    </w:p>
-    <w:p>
-      <w:pPr>
-        <w:shd w:val="clear" w:color="auto" w:fill="FFFFFF"/>
-        <w:spacing w:line="285" w:lineRule="atLeast"/>
-        <w:rPr>
-          <w:rFonts w:ascii="Consolas" w:hAnsi="Consolas"/>
-          <w:color w:val="202020"/>
-          <w:sz w:val="21"/>
-          <w:szCs w:val="21"/>
-          <w:lang w:val="en-US"/>
-        </w:rPr>
-      </w:pPr>
-      <w:r>
-        <w:rPr>
-          <w:rFonts w:ascii="Consolas" w:hAnsi="Consolas"/>
-          <w:color w:val="6E7781"/>
-          <w:sz w:val="21"/>
-          <w:szCs w:val="21"/>
-          <w:lang w:val="en-US"/>
-        </w:rPr>
-        <w:t xml:space="preserve">    </w:t>
-      </w:r>
-      <w:proofErr w:type="spellStart"/>
-      <w:proofErr w:type="gramStart"/>
-      <w:r>
-        <w:rPr>
-          <w:rFonts w:ascii="Consolas" w:hAnsi="Consolas"/>
-          <w:color w:val="6E7781"/>
-          <w:sz w:val="21"/>
-          <w:szCs w:val="21"/>
-          <w:lang w:val="en-US"/>
-        </w:rPr>
-        <w:t>cout</w:t>
-      </w:r>
-      <w:proofErr w:type="spellEnd"/>
-      <w:proofErr w:type="gramEnd"/>
-      <w:r>
-        <w:rPr>
-          <w:rFonts w:ascii="Consolas" w:hAnsi="Consolas"/>
-          <w:color w:val="6E7781"/>
-          <w:sz w:val="21"/>
-          <w:szCs w:val="21"/>
-          <w:lang w:val="en-US"/>
-        </w:rPr>
-        <w:t xml:space="preserve"> &lt;&lt; "1) " &lt;&lt; n++ - m &lt;&lt; </w:t>
-      </w:r>
-      <w:proofErr w:type="spellStart"/>
-      <w:r>
-        <w:rPr>
-          <w:rFonts w:ascii="Consolas" w:hAnsi="Consolas"/>
-          <w:color w:val="6E7781"/>
-          <w:sz w:val="21"/>
-          <w:szCs w:val="21"/>
-          <w:lang w:val="en-US"/>
-        </w:rPr>
-        <w:t>endl</w:t>
-      </w:r>
-      <w:proofErr w:type="spellEnd"/>
-      <w:r>
-        <w:rPr>
-          <w:rFonts w:ascii="Consolas" w:hAnsi="Consolas"/>
-          <w:color w:val="6E7781"/>
-          <w:sz w:val="21"/>
-          <w:szCs w:val="21"/>
-          <w:lang w:val="en-US"/>
-        </w:rPr>
-        <w:t>;</w:t>
-      </w:r>
-    </w:p>
-    <w:p>
-      <w:pPr>
-        <w:shd w:val="clear" w:color="auto" w:fill="FFFFFF"/>
-        <w:spacing w:line="285" w:lineRule="atLeast"/>
-        <w:rPr>
-          <w:rFonts w:ascii="Consolas" w:hAnsi="Consolas"/>
-          <w:color w:val="202020"/>
-          <w:sz w:val="21"/>
-          <w:szCs w:val="21"/>
-          <w:lang w:val="en-US"/>
-        </w:rPr>
-      </w:pPr>
-      <w:r>
-        <w:rPr>
-          <w:rFonts w:ascii="Consolas" w:hAnsi="Consolas"/>
-          <w:color w:val="6E7781"/>
-          <w:sz w:val="21"/>
-          <w:szCs w:val="21"/>
-          <w:lang w:val="en-US"/>
-        </w:rPr>
-        <w:t xml:space="preserve">    </w:t>
-      </w:r>
-      <w:proofErr w:type="spellStart"/>
-      <w:proofErr w:type="gramStart"/>
-      <w:r>
-        <w:rPr>
-          <w:rFonts w:ascii="Consolas" w:hAnsi="Consolas"/>
-          <w:color w:val="6E7781"/>
-          <w:sz w:val="21"/>
-          <w:szCs w:val="21"/>
-          <w:lang w:val="en-US"/>
-        </w:rPr>
-        <w:t>cout</w:t>
-      </w:r>
-      <w:proofErr w:type="spellEnd"/>
-      <w:proofErr w:type="gramEnd"/>
-      <w:r>
-        <w:rPr>
-          <w:rFonts w:ascii="Consolas" w:hAnsi="Consolas"/>
-          <w:color w:val="6E7781"/>
-          <w:sz w:val="21"/>
-          <w:szCs w:val="21"/>
-          <w:lang w:val="en-US"/>
-        </w:rPr>
-        <w:t xml:space="preserve"> &lt;&lt; "2) " &lt;&lt; (m-- &gt; n) &lt;&lt; </w:t>
-      </w:r>
-      <w:proofErr w:type="spellStart"/>
-      <w:r>
-        <w:rPr>
-          <w:rFonts w:ascii="Consolas" w:hAnsi="Consolas"/>
-          <w:color w:val="6E7781"/>
-          <w:sz w:val="21"/>
-          <w:szCs w:val="21"/>
-          <w:lang w:val="en-US"/>
-        </w:rPr>
-        <w:t>endl</w:t>
-      </w:r>
-      <w:proofErr w:type="spellEnd"/>
-      <w:r>
-        <w:rPr>
-          <w:rFonts w:ascii="Consolas" w:hAnsi="Consolas"/>
-          <w:color w:val="6E7781"/>
-          <w:sz w:val="21"/>
-          <w:szCs w:val="21"/>
-          <w:lang w:val="en-US"/>
-        </w:rPr>
-        <w:t>;</w:t>
-      </w:r>
-    </w:p>
-    <w:p>
-      <w:pPr>
-        <w:shd w:val="clear" w:color="auto" w:fill="FFFFFF"/>
-        <w:spacing w:line="285" w:lineRule="atLeast"/>
-        <w:rPr>
-          <w:rFonts w:ascii="Consolas" w:hAnsi="Consolas"/>
-          <w:color w:val="202020"/>
-          <w:sz w:val="21"/>
-          <w:szCs w:val="21"/>
-          <w:lang w:val="en-US"/>
-        </w:rPr>
-      </w:pPr>
-      <w:r>
-        <w:rPr>
-          <w:rFonts w:ascii="Consolas" w:hAnsi="Consolas"/>
-          <w:color w:val="6E7781"/>
-          <w:sz w:val="21"/>
-          <w:szCs w:val="21"/>
-          <w:lang w:val="en-US"/>
-        </w:rPr>
-        <w:t xml:space="preserve">    </w:t>
-      </w:r>
-      <w:proofErr w:type="spellStart"/>
-      <w:proofErr w:type="gramStart"/>
-      <w:r>
-        <w:rPr>
-          <w:rFonts w:ascii="Consolas" w:hAnsi="Consolas"/>
-          <w:color w:val="6E7781"/>
-          <w:sz w:val="21"/>
-          <w:szCs w:val="21"/>
-          <w:lang w:val="en-US"/>
-        </w:rPr>
-        <w:t>cout</w:t>
-      </w:r>
-      <w:proofErr w:type="spellEnd"/>
-      <w:proofErr w:type="gramEnd"/>
-      <w:r>
-        <w:rPr>
-          <w:rFonts w:ascii="Consolas" w:hAnsi="Consolas"/>
-          <w:color w:val="6E7781"/>
-          <w:sz w:val="21"/>
-          <w:szCs w:val="21"/>
-          <w:lang w:val="en-US"/>
-        </w:rPr>
-        <w:t xml:space="preserve"> &lt;&lt; "3) " &lt;&lt; (n-- &gt; m) &lt;&lt; </w:t>
-      </w:r>
-      <w:proofErr w:type="spellStart"/>
-      <w:r>
-        <w:rPr>
-          <w:rFonts w:ascii="Consolas" w:hAnsi="Consolas"/>
-          <w:color w:val="6E7781"/>
-          <w:sz w:val="21"/>
-          <w:szCs w:val="21"/>
-          <w:lang w:val="en-US"/>
-        </w:rPr>
-        <w:t>endl</w:t>
-      </w:r>
-      <w:proofErr w:type="spellEnd"/>
-      <w:r>
-        <w:rPr>
-          <w:rFonts w:ascii="Consolas" w:hAnsi="Consolas"/>
-          <w:color w:val="6E7781"/>
-          <w:sz w:val="21"/>
-          <w:szCs w:val="21"/>
-          <w:lang w:val="en-US"/>
-        </w:rPr>
-        <w:t>;</w:t>
-      </w:r>
-    </w:p>
-    <w:p>
-      <w:pPr>
-        <w:shd w:val="clear" w:color="auto" w:fill="FFFFFF"/>
-        <w:spacing w:line="285" w:lineRule="atLeast"/>
-        <w:rPr>
-          <w:rFonts w:ascii="Consolas" w:hAnsi="Consolas"/>
-          <w:color w:val="202020"/>
-          <w:sz w:val="21"/>
-          <w:szCs w:val="21"/>
-          <w:lang w:val="en-US"/>
-        </w:rPr>
-      </w:pPr>
-    </w:p>
-    <w:p>
-      <w:pPr>
-        <w:shd w:val="clear" w:color="auto" w:fill="FFFFFF"/>
-        <w:spacing w:line="285" w:lineRule="atLeast"/>
-        <w:rPr>
-          <w:rFonts w:ascii="Consolas" w:hAnsi="Consolas"/>
-          <w:color w:val="202020"/>
-          <w:sz w:val="21"/>
-          <w:szCs w:val="21"/>
-          <w:lang w:val="en-US"/>
-        </w:rPr>
-      </w:pPr>
-      <w:r>
-        <w:rPr>
-          <w:rFonts w:ascii="Consolas" w:hAnsi="Consolas"/>
-          <w:color w:val="6E7781"/>
-          <w:sz w:val="21"/>
-          <w:szCs w:val="21"/>
-          <w:lang w:val="en-US"/>
-        </w:rPr>
-        <w:t xml:space="preserve">    </w:t>
-      </w:r>
-      <w:proofErr w:type="gramStart"/>
-      <w:r>
-        <w:rPr>
-          <w:rFonts w:ascii="Consolas" w:hAnsi="Consolas"/>
-          <w:color w:val="6E7781"/>
-          <w:sz w:val="21"/>
-          <w:szCs w:val="21"/>
-          <w:lang w:val="en-US"/>
-        </w:rPr>
-        <w:t>return</w:t>
-      </w:r>
-      <w:proofErr w:type="gramEnd"/>
-      <w:r>
-        <w:rPr>
-          <w:rFonts w:ascii="Consolas" w:hAnsi="Consolas"/>
-          <w:color w:val="6E7781"/>
-          <w:sz w:val="21"/>
-          <w:szCs w:val="21"/>
-          <w:lang w:val="en-US"/>
-        </w:rPr>
-        <w:t xml:space="preserve"> 0;</w:t>
-      </w:r>
-    </w:p>
-    <w:p>
-      <w:pPr>
-        <w:shd w:val="clear" w:color="auto" w:fill="FFFFFF"/>
-        <w:spacing w:line="285" w:lineRule="atLeast"/>
-        <w:rPr>
-          <w:rFonts w:ascii="Consolas" w:hAnsi="Consolas"/>
-          <w:color w:val="6E7781"/>
-          <w:sz w:val="21"/>
-          <w:szCs w:val="21"/>
-          <w:lang w:val="ru-RU"/>
-        </w:rPr>
-      </w:pPr>
-      <w:r>
-        <w:rPr>
-          <w:rFonts w:ascii="Consolas" w:hAnsi="Consolas"/>
-          <w:color w:val="6E7781"/>
-          <w:sz w:val="21"/>
-          <w:szCs w:val="21"/>
-          <w:lang w:val="ru-RU"/>
-        </w:rPr>
-        <w:t>}</w:t>
-      </w:r>
-    </w:p>
-    <w:p>
-      <w:pPr>
-        <w:shd w:val="clear" w:color="auto" w:fill="FFFFFF"/>
-        <w:spacing w:line="285" w:lineRule="atLeast"/>
-        <w:rPr>
-          <w:rFonts w:ascii="Consolas" w:hAnsi="Consolas"/>
-          <w:color w:val="6E7781"/>
-          <w:sz w:val="21"/>
-          <w:szCs w:val="21"/>
-          <w:lang w:val="ru-RU"/>
-        </w:rPr>
-      </w:pPr>
-    </w:p>
-    <w:p>
-      <w:pPr>
-        <w:shd w:val="clear" w:color="auto" w:fill="FFFFFF"/>
-        <w:spacing w:line="285" w:lineRule="atLeast"/>
-        <w:rPr>
-          <w:rFonts w:ascii="Consolas" w:hAnsi="Consolas"/>
-          <w:color w:val="6E7781"/>
-          <w:sz w:val="21"/>
-          <w:szCs w:val="21"/>
-          <w:lang w:val="ru-RU"/>
-        </w:rPr>
-      </w:pPr>
-    </w:p>
-    <w:p>
-      <w:pPr>
-        <w:pStyle w:val="a7"/>
-        <w:numPr>
-          <w:ilvl w:val="1"/>
-          <w:numId w:val="4"/>
-        </w:numPr>
-        <w:spacing w:line="543" w:lineRule="auto"/>
-        <w:ind w:right="835"/>
-        <w:rPr>
-          <w:b/>
-          <w:sz w:val="32"/>
-          <w:szCs w:val="32"/>
-          <w:lang w:val="ru-RU"/>
-        </w:rPr>
-      </w:pPr>
-      <w:r>
-        <w:rPr>
-          <w:b/>
-          <w:sz w:val="32"/>
-          <w:szCs w:val="32"/>
-          <w:lang w:val="ru-RU"/>
-        </w:rPr>
+          <w:color w:val="6E7781"/>
+          <w:sz w:val="21"/>
+          <w:szCs w:val="21"/>
+          <w:lang w:val="ru-RU"/>
+        </w:rPr>
+      </w:pPr>
+    </w:p>
+    <w:p>
+      <w:pPr>
+        <w:pStyle w:val="2"/>
+      </w:pPr>
+      <w:bookmarkStart w:id="5" w:name="_Toc243852814"/>
+      <w:r>
         <w:t xml:space="preserve">Результат задания </w:t>
       </w:r>
       <w:r>
-        <w:rPr>
-          <w:b/>
-          <w:sz w:val="32"/>
-          <w:szCs w:val="32"/>
-          <w:lang w:val="ru-RU"/>
-        </w:rPr>
         <w:t>1</w:t>
       </w:r>
-    </w:p>
-    <w:p>
-      <w:pPr>
-        <w:pStyle w:val="a7"/>
-        <w:spacing w:line="543" w:lineRule="auto"/>
-        <w:ind w:left="480" w:right="835"/>
-        <w:rPr>
-          <w:sz w:val="28"/>
-          <w:szCs w:val="28"/>
-        </w:rPr>
-      </w:pPr>
-      <w:r>
-        <w:rPr>
-          <w:sz w:val="28"/>
-          <w:szCs w:val="28"/>
-        </w:rPr>
-        <w:t xml:space="preserve">При вычислении с типом </w:t>
-      </w:r>
-      <w:proofErr w:type="spellStart"/>
-      <w:r>
-        <w:rPr>
-          <w:sz w:val="28"/>
-          <w:szCs w:val="28"/>
-        </w:rPr>
-        <w:t>double</w:t>
-      </w:r>
-      <w:proofErr w:type="spellEnd"/>
-      <w:r>
-        <w:rPr>
-          <w:sz w:val="28"/>
-          <w:szCs w:val="28"/>
-        </w:rPr>
-        <w:t xml:space="preserve"> промежуточные значения приблизительно равны: x = 99 996 000,05999959; y = 99 996 000,06; z = −0,000000399999;</w:t>
-      </w:r>
-      <w:r>
-        <w:rPr>
-          <w:sz w:val="28"/>
-          <w:szCs w:val="28"/>
-          <w:lang w:val="ru-RU"/>
-        </w:rPr>
-        <w:t xml:space="preserve"> </w:t>
-      </w:r>
-      <w:r>
-        <w:rPr>
-          <w:sz w:val="28"/>
-          <w:szCs w:val="28"/>
-        </w:rPr>
-        <w:t xml:space="preserve">При использовании </w:t>
-      </w:r>
-      <w:proofErr w:type="spellStart"/>
-      <w:r>
-        <w:rPr>
-          <w:sz w:val="28"/>
-          <w:szCs w:val="28"/>
-        </w:rPr>
-        <w:t>double</w:t>
-      </w:r>
-      <w:proofErr w:type="spellEnd"/>
-      <w:r>
-        <w:rPr>
-          <w:sz w:val="28"/>
-          <w:szCs w:val="28"/>
-        </w:rPr>
-        <w:t xml:space="preserve"> результат </w:t>
-      </w:r>
-      <w:r>
-        <w:rPr>
-          <w:sz w:val="28"/>
-          <w:szCs w:val="28"/>
-        </w:rPr>
-        <w:lastRenderedPageBreak/>
-        <w:t xml:space="preserve">получается приблизительно равным 1,04308. Значение для </w:t>
-      </w:r>
-      <w:proofErr w:type="spellStart"/>
-      <w:r>
-        <w:rPr>
-          <w:sz w:val="28"/>
-          <w:szCs w:val="28"/>
-        </w:rPr>
-        <w:t>float</w:t>
-      </w:r>
-      <w:proofErr w:type="spellEnd"/>
-      <w:r>
-        <w:rPr>
-          <w:sz w:val="28"/>
-          <w:szCs w:val="28"/>
-        </w:rPr>
-        <w:t xml:space="preserve"> может отличаться сильнее, поскольку этот тип хранит меньше значащих цифр. Кроме того, при вычитании близких чисел часть точности теряется.</w:t>
-      </w:r>
-    </w:p>
-    <w:p>
-      <w:pPr>
-        <w:pStyle w:val="a7"/>
-        <w:spacing w:line="543" w:lineRule="auto"/>
-        <w:ind w:right="835"/>
-        <w:rPr>
-          <w:b/>
-          <w:sz w:val="32"/>
-          <w:szCs w:val="32"/>
-          <w:lang w:val="ru-RU"/>
-        </w:rPr>
-      </w:pPr>
-    </w:p>
-    <w:p>
-      <w:pPr>
-        <w:pStyle w:val="a7"/>
-        <w:numPr>
-          <w:ilvl w:val="1"/>
-          <w:numId w:val="4"/>
-        </w:numPr>
-        <w:spacing w:line="543" w:lineRule="auto"/>
-        <w:ind w:right="835"/>
-        <w:rPr>
-          <w:b/>
-          <w:sz w:val="32"/>
-          <w:szCs w:val="32"/>
-          <w:lang w:val="ru-RU"/>
-        </w:rPr>
-      </w:pPr>
-      <w:r>
-        <w:rPr>
-          <w:b/>
-          <w:sz w:val="32"/>
-          <w:szCs w:val="32"/>
-          <w:lang w:val="ru-RU"/>
-        </w:rPr>
-        <w:t xml:space="preserve">Результат задания 2 </w:t>
-      </w:r>
-    </w:p>
-    <w:p>
-      <w:pPr>
-        <w:spacing w:after="380"/>
-        <w:ind w:left="730" w:right="53"/>
-        <w:rPr>
-          <w:sz w:val="28"/>
-          <w:szCs w:val="28"/>
-        </w:rPr>
-      </w:pPr>
-      <w:r>
-        <w:rPr>
-          <w:sz w:val="28"/>
-          <w:szCs w:val="28"/>
-        </w:rPr>
-        <w:t xml:space="preserve">Проверим работу программы на примере: m = 5, n = 3. </w:t>
-      </w:r>
-    </w:p>
-    <w:p>
-      <w:pPr>
+      <w:bookmarkEnd w:id="5"/>
+    </w:p>
+    <w:p>
+      <w:pPr>
+        <w:pStyle w:val="2"/>
         <w:numPr>
           <w:ilvl w:val="0"/>
-          <w:numId w:val="5"/>
+          <w:numId w:val="0"/>
         </w:numPr>
-        <w:spacing w:after="181" w:line="259" w:lineRule="auto"/>
-        <w:ind w:right="53" w:hanging="360"/>
-        <w:rPr>
-          <w:sz w:val="28"/>
-          <w:szCs w:val="28"/>
-        </w:rPr>
-      </w:pPr>
-      <w:r>
-        <w:rPr>
-          <w:sz w:val="28"/>
-          <w:szCs w:val="28"/>
-        </w:rPr>
-        <w:t xml:space="preserve">n++ − m = 3 − 5 = −2. После вычисления n становится равным 4. </w:t>
-      </w:r>
-    </w:p>
-    <w:p>
-      <w:pPr>
+        <w:ind w:left="10"/>
+      </w:pPr>
+      <w:bookmarkStart w:id="6" w:name="_Toc243852815"/>
+      <w:r>
+        <w:t>РЕЗУЛЬТАТЫ РАБОТЫ ПРОГРАММЫ ДЛЯ ДАННЫХ ТИПА FLOAT</w:t>
+      </w:r>
+      <w:bookmarkEnd w:id="6"/>
+    </w:p>
+    <w:p>
+      <w:pPr>
+        <w:ind w:right="833"/>
+        <w:rPr>
+          <w:sz w:val="28"/>
+          <w:szCs w:val="28"/>
+        </w:rPr>
+      </w:pPr>
+      <w:r>
+        <w:rPr>
+          <w:sz w:val="28"/>
+          <w:szCs w:val="28"/>
+        </w:rPr>
+        <w:t xml:space="preserve">В таблице 1 представлены результаты вычислений для данных типа </w:t>
+      </w:r>
+      <w:proofErr w:type="spellStart"/>
+      <w:r>
+        <w:rPr>
+          <w:sz w:val="28"/>
+          <w:szCs w:val="28"/>
+        </w:rPr>
+        <w:t>float</w:t>
+      </w:r>
+      <w:proofErr w:type="spellEnd"/>
+      <w:r>
+        <w:rPr>
+          <w:sz w:val="28"/>
+          <w:szCs w:val="28"/>
+        </w:rPr>
+        <w:t xml:space="preserve">. Для наглядного сравнения приведены значения, выведенные программой через </w:t>
+      </w:r>
+      <w:proofErr w:type="spellStart"/>
+      <w:r>
+        <w:rPr>
+          <w:sz w:val="28"/>
+          <w:szCs w:val="28"/>
+        </w:rPr>
+        <w:t>cout</w:t>
+      </w:r>
+      <w:proofErr w:type="spellEnd"/>
+      <w:r>
+        <w:rPr>
+          <w:sz w:val="28"/>
+          <w:szCs w:val="28"/>
+        </w:rPr>
+        <w:t xml:space="preserve"> (со стандартной точностью в 6 значащих цифр), а также их исходные, более точные значения, сохранённые в переменных.</w:t>
+      </w:r>
+    </w:p>
+    <w:p>
+      <w:pPr>
+        <w:pStyle w:val="2"/>
         <w:numPr>
           <w:ilvl w:val="0"/>
-          <w:numId w:val="5"/>
+          <w:numId w:val="0"/>
         </w:numPr>
-        <w:spacing w:after="251" w:line="397" w:lineRule="auto"/>
-        <w:ind w:right="53" w:hanging="360"/>
-        <w:rPr>
-          <w:sz w:val="28"/>
-          <w:szCs w:val="28"/>
-        </w:rPr>
-      </w:pPr>
-      <w:r>
-        <w:rPr>
-          <w:sz w:val="28"/>
-          <w:szCs w:val="28"/>
-        </w:rPr>
-        <w:t>m</w:t>
-      </w:r>
-      <w:proofErr w:type="gramStart"/>
-      <w:r>
-        <w:rPr>
-          <w:sz w:val="28"/>
-          <w:szCs w:val="28"/>
-        </w:rPr>
-        <w:t>-- &gt;</w:t>
-      </w:r>
-      <w:proofErr w:type="gramEnd"/>
-      <w:r>
-        <w:rPr>
-          <w:sz w:val="28"/>
-          <w:szCs w:val="28"/>
-        </w:rPr>
-        <w:t xml:space="preserve"> n: сравниваются 5 и 4, поэтому результат — 1. После сравнения m становится равным 4. </w:t>
-      </w:r>
-    </w:p>
-    <w:p>
-      <w:pPr>
+        <w:ind w:left="10" w:hanging="10"/>
+      </w:pPr>
+    </w:p>
+    <w:p>
+      <w:pPr>
+        <w:rPr>
+          <w:lang w:val="ru-RU"/>
+        </w:rPr>
+      </w:pPr>
+    </w:p>
+    <w:p>
+      <w:pPr>
+        <w:rPr>
+          <w:lang w:val="ru-RU"/>
+        </w:rPr>
+      </w:pPr>
+    </w:p>
+    <w:p>
+      <w:pPr>
+        <w:rPr>
+          <w:lang w:val="ru-RU"/>
+        </w:rPr>
+      </w:pPr>
+    </w:p>
+    <w:p>
+      <w:pPr>
+        <w:rPr>
+          <w:lang w:val="ru-RU"/>
+        </w:rPr>
+      </w:pPr>
+    </w:p>
+    <w:p>
+      <w:pPr>
+        <w:keepNext/>
+        <w:spacing w:line="360" w:lineRule="auto"/>
+      </w:pPr>
+      <w:r>
+        <w:rPr>
+          <w:sz w:val="28"/>
+          <w:szCs w:val="28"/>
+        </w:rPr>
+        <w:t xml:space="preserve">Таблица 1 – Результаты вычислений для типа </w:t>
+      </w:r>
+      <w:proofErr w:type="spellStart"/>
+      <w:r>
+        <w:rPr>
+          <w:sz w:val="28"/>
+          <w:szCs w:val="28"/>
+        </w:rPr>
+        <w:t>float</w:t>
+      </w:r>
+      <w:proofErr w:type="spellEnd"/>
+    </w:p>
+    <w:tbl>
+      <w:tblPr>
+        <w:tblStyle w:val="ab"/>
+        <w:tblW w:w="0" w:type="auto"/>
+        <w:tblLook w:val="04A0" w:firstRow="1" w:lastRow="0" w:firstColumn="1" w:lastColumn="0" w:noHBand="0" w:noVBand="1"/>
+      </w:tblPr>
+      <w:tblGrid>
+        <w:gridCol w:w="2336"/>
+        <w:gridCol w:w="2336"/>
+        <w:gridCol w:w="2336"/>
+        <w:gridCol w:w="2337"/>
+      </w:tblGrid>
+      <w:tr>
+        <w:tc>
+          <w:tcPr>
+            <w:tcW w:w="2336" w:type="dxa"/>
+          </w:tcPr>
+          <w:p>
+            <w:pPr>
+              <w:rPr>
+                <w:lang w:val="ru-RU"/>
+              </w:rPr>
+            </w:pPr>
+            <w:proofErr w:type="spellStart"/>
+            <w:r>
+              <w:rPr>
+                <w:sz w:val="24"/>
+                <w:szCs w:val="24"/>
+              </w:rPr>
+              <w:t>Перем</w:t>
+            </w:r>
+            <w:proofErr w:type="spellEnd"/>
+            <w:r>
+              <w:rPr>
+                <w:sz w:val="24"/>
+                <w:szCs w:val="24"/>
+                <w:lang w:val="ru-RU"/>
+              </w:rPr>
+              <w:t>.</w:t>
+            </w:r>
+          </w:p>
+        </w:tc>
+        <w:tc>
+          <w:tcPr>
+            <w:tcW w:w="2336" w:type="dxa"/>
+          </w:tcPr>
+          <w:p>
+            <w:r>
+              <w:rPr>
+                <w:sz w:val="24"/>
+                <w:szCs w:val="24"/>
+              </w:rPr>
+              <w:t>Назначение</w:t>
+            </w:r>
+          </w:p>
+        </w:tc>
+        <w:tc>
+          <w:tcPr>
+            <w:tcW w:w="2336" w:type="dxa"/>
+          </w:tcPr>
+          <w:p>
+            <w:r>
+              <w:rPr>
+                <w:sz w:val="24"/>
+                <w:szCs w:val="24"/>
+              </w:rPr>
+              <w:t>Вывод программы</w:t>
+            </w:r>
+          </w:p>
+        </w:tc>
+        <w:tc>
+          <w:tcPr>
+            <w:tcW w:w="2337" w:type="dxa"/>
+          </w:tcPr>
+          <w:p>
+            <w:r>
+              <w:rPr>
+                <w:sz w:val="24"/>
+                <w:szCs w:val="24"/>
+              </w:rPr>
+              <w:t>Значение в памяти</w:t>
+            </w:r>
+          </w:p>
+        </w:tc>
+      </w:tr>
+      <w:tr>
+        <w:tc>
+          <w:tcPr>
+            <w:tcW w:w="2336" w:type="dxa"/>
+          </w:tcPr>
+          <w:p>
+            <w:pPr>
+              <w:rPr>
+                <w:sz w:val="24"/>
+                <w:szCs w:val="24"/>
+              </w:rPr>
+            </w:pPr>
+            <w:r>
+              <w:rPr>
+                <w:sz w:val="24"/>
+                <w:szCs w:val="24"/>
+              </w:rPr>
+              <w:t>ab4</w:t>
+            </w:r>
+          </w:p>
+        </w:tc>
+        <w:tc>
+          <w:tcPr>
+            <w:tcW w:w="2336" w:type="dxa"/>
+          </w:tcPr>
+          <w:p>
+            <w:pPr>
+              <w:rPr>
+                <w:sz w:val="24"/>
+                <w:szCs w:val="24"/>
+              </w:rPr>
+            </w:pPr>
+            <w:r>
+              <w:rPr>
+                <w:sz w:val="24"/>
+                <w:szCs w:val="24"/>
+              </w:rPr>
+              <w:t>(a - b)^4</w:t>
+            </w:r>
+          </w:p>
+        </w:tc>
+        <w:tc>
+          <w:tcPr>
+            <w:tcW w:w="2336" w:type="dxa"/>
+          </w:tcPr>
+          <w:p>
+            <w:r>
+              <w:t>9.9996e+07</w:t>
+            </w:r>
+          </w:p>
+        </w:tc>
+        <w:tc>
+          <w:tcPr>
+            <w:tcW w:w="2337" w:type="dxa"/>
+          </w:tcPr>
+          <w:p>
+            <w:r>
+              <w:t>99996000.00000000</w:t>
+            </w:r>
+          </w:p>
+        </w:tc>
+      </w:tr>
+      <w:tr>
+        <w:tc>
+          <w:tcPr>
+            <w:tcW w:w="2336" w:type="dxa"/>
+          </w:tcPr>
+          <w:p>
+            <w:pPr>
+              <w:rPr>
+                <w:sz w:val="24"/>
+                <w:szCs w:val="24"/>
+              </w:rPr>
+            </w:pPr>
+            <w:r>
+              <w:rPr>
+                <w:sz w:val="24"/>
+                <w:szCs w:val="24"/>
+              </w:rPr>
+              <w:t>a4</w:t>
+            </w:r>
+          </w:p>
+        </w:tc>
+        <w:tc>
+          <w:tcPr>
+            <w:tcW w:w="2336" w:type="dxa"/>
+          </w:tcPr>
+          <w:p>
+            <w:pPr>
+              <w:rPr>
+                <w:sz w:val="24"/>
+                <w:szCs w:val="24"/>
+              </w:rPr>
+            </w:pPr>
+            <w:r>
+              <w:rPr>
+                <w:sz w:val="24"/>
+                <w:szCs w:val="24"/>
+              </w:rPr>
+              <w:t>a^4</w:t>
+            </w:r>
+          </w:p>
+        </w:tc>
+        <w:tc>
+          <w:tcPr>
+            <w:tcW w:w="2336" w:type="dxa"/>
+          </w:tcPr>
+          <w:p>
+            <w:r>
+              <w:t>1e+08</w:t>
+            </w:r>
+          </w:p>
+        </w:tc>
+        <w:tc>
+          <w:tcPr>
+            <w:tcW w:w="2337" w:type="dxa"/>
+          </w:tcPr>
+          <w:p>
+            <w:r>
+              <w:t>100000000.00000000</w:t>
+            </w:r>
+          </w:p>
+        </w:tc>
+      </w:tr>
+      <w:tr>
+        <w:tc>
+          <w:tcPr>
+            <w:tcW w:w="2336" w:type="dxa"/>
+          </w:tcPr>
+          <w:p>
+            <w:pPr>
+              <w:rPr>
+                <w:sz w:val="24"/>
+                <w:szCs w:val="24"/>
+              </w:rPr>
+            </w:pPr>
+            <w:r>
+              <w:rPr>
+                <w:sz w:val="24"/>
+                <w:szCs w:val="24"/>
+              </w:rPr>
+              <w:t>a3</w:t>
+            </w:r>
+          </w:p>
+        </w:tc>
+        <w:tc>
+          <w:tcPr>
+            <w:tcW w:w="2336" w:type="dxa"/>
+          </w:tcPr>
+          <w:p>
+            <w:pPr>
+              <w:rPr>
+                <w:sz w:val="24"/>
+                <w:szCs w:val="24"/>
+              </w:rPr>
+            </w:pPr>
+            <w:r>
+              <w:rPr>
+                <w:sz w:val="24"/>
+                <w:szCs w:val="24"/>
+              </w:rPr>
+              <w:t>a^3</w:t>
+            </w:r>
+          </w:p>
+        </w:tc>
+        <w:tc>
+          <w:tcPr>
+            <w:tcW w:w="2336" w:type="dxa"/>
+          </w:tcPr>
+          <w:p>
+            <w:r>
+              <w:t>1e+06</w:t>
+            </w:r>
+          </w:p>
+        </w:tc>
+        <w:tc>
+          <w:tcPr>
+            <w:tcW w:w="2337" w:type="dxa"/>
+          </w:tcPr>
+          <w:p>
+            <w:r>
+              <w:t>1000000.00000000</w:t>
+            </w:r>
+          </w:p>
+        </w:tc>
+      </w:tr>
+      <w:tr>
+        <w:tc>
+          <w:tcPr>
+            <w:tcW w:w="2336" w:type="dxa"/>
+          </w:tcPr>
+          <w:p>
+            <w:pPr>
+              <w:rPr>
+                <w:sz w:val="24"/>
+                <w:szCs w:val="24"/>
+              </w:rPr>
+            </w:pPr>
+            <w:r>
+              <w:rPr>
+                <w:sz w:val="24"/>
+                <w:szCs w:val="24"/>
+              </w:rPr>
+              <w:t>a44a3b</w:t>
+            </w:r>
+          </w:p>
+        </w:tc>
+        <w:tc>
+          <w:tcPr>
+            <w:tcW w:w="2336" w:type="dxa"/>
+          </w:tcPr>
+          <w:p>
+            <w:pPr>
+              <w:rPr>
+                <w:sz w:val="24"/>
+                <w:szCs w:val="24"/>
+              </w:rPr>
+            </w:pPr>
+            <w:r>
+              <w:rPr>
+                <w:sz w:val="24"/>
+                <w:szCs w:val="24"/>
+              </w:rPr>
+              <w:t>a^4 - 4a^3b + 6a^2b^2</w:t>
+            </w:r>
+          </w:p>
+        </w:tc>
+        <w:tc>
+          <w:tcPr>
+            <w:tcW w:w="2336" w:type="dxa"/>
+          </w:tcPr>
+          <w:p>
+            <w:r>
+              <w:t>9.9996e+07</w:t>
+            </w:r>
+          </w:p>
+        </w:tc>
+        <w:tc>
+          <w:tcPr>
+            <w:tcW w:w="2337" w:type="dxa"/>
+          </w:tcPr>
+          <w:p>
+            <w:r>
+              <w:t>99996000.00000000</w:t>
+            </w:r>
+          </w:p>
+          <w:p/>
+        </w:tc>
+      </w:tr>
+      <w:tr>
+        <w:tc>
+          <w:tcPr>
+            <w:tcW w:w="2336" w:type="dxa"/>
+          </w:tcPr>
+          <w:p>
+            <w:pPr>
+              <w:rPr>
+                <w:sz w:val="24"/>
+                <w:szCs w:val="24"/>
+              </w:rPr>
+            </w:pPr>
+            <w:proofErr w:type="spellStart"/>
+            <w:r>
+              <w:rPr>
+                <w:sz w:val="24"/>
+                <w:szCs w:val="24"/>
+              </w:rPr>
+              <w:t>chisl</w:t>
+            </w:r>
+            <w:proofErr w:type="spellEnd"/>
+          </w:p>
+        </w:tc>
+        <w:tc>
+          <w:tcPr>
+            <w:tcW w:w="2336" w:type="dxa"/>
+          </w:tcPr>
+          <w:p>
+            <w:pPr>
+              <w:rPr>
+                <w:sz w:val="24"/>
+                <w:szCs w:val="24"/>
+              </w:rPr>
+            </w:pPr>
+            <w:r>
+              <w:rPr>
+                <w:sz w:val="24"/>
+                <w:szCs w:val="24"/>
+              </w:rPr>
+              <w:t>ab4 - a44a3b</w:t>
+            </w:r>
+          </w:p>
+        </w:tc>
+        <w:tc>
+          <w:tcPr>
+            <w:tcW w:w="2336" w:type="dxa"/>
+          </w:tcPr>
+          <w:p>
+            <w:r>
+              <w:t>0</w:t>
+            </w:r>
+          </w:p>
+        </w:tc>
+        <w:tc>
+          <w:tcPr>
+            <w:tcW w:w="2337" w:type="dxa"/>
+          </w:tcPr>
+          <w:p>
+            <w:r>
+              <w:t>0.00000000</w:t>
+            </w:r>
+          </w:p>
+        </w:tc>
+      </w:tr>
+      <w:tr>
+        <w:tc>
+          <w:tcPr>
+            <w:tcW w:w="2336" w:type="dxa"/>
+          </w:tcPr>
+          <w:p>
+            <w:pPr>
+              <w:rPr>
+                <w:sz w:val="24"/>
+                <w:szCs w:val="24"/>
+              </w:rPr>
+            </w:pPr>
+            <w:r>
+              <w:rPr>
+                <w:sz w:val="24"/>
+                <w:szCs w:val="24"/>
+              </w:rPr>
+              <w:t>b4</w:t>
+            </w:r>
+          </w:p>
+        </w:tc>
+        <w:tc>
+          <w:tcPr>
+            <w:tcW w:w="2336" w:type="dxa"/>
+          </w:tcPr>
+          <w:p>
+            <w:pPr>
+              <w:rPr>
+                <w:sz w:val="24"/>
+                <w:szCs w:val="24"/>
+              </w:rPr>
+            </w:pPr>
+            <w:r>
+              <w:rPr>
+                <w:sz w:val="24"/>
+                <w:szCs w:val="24"/>
+              </w:rPr>
+              <w:t>b^4</w:t>
+            </w:r>
+          </w:p>
+        </w:tc>
+        <w:tc>
+          <w:tcPr>
+            <w:tcW w:w="2336" w:type="dxa"/>
+          </w:tcPr>
+          <w:p>
+            <w:r>
+              <w:t>1e-12</w:t>
+            </w:r>
+          </w:p>
+        </w:tc>
+        <w:tc>
+          <w:tcPr>
+            <w:tcW w:w="2337" w:type="dxa"/>
+          </w:tcPr>
+          <w:p>
+            <w:pPr>
+              <w:rPr>
+                <w:sz w:val="24"/>
+                <w:szCs w:val="24"/>
+                <w:lang w:val="ru-RU"/>
+              </w:rPr>
+            </w:pPr>
+            <w:r>
+              <w:rPr>
+                <w:rFonts w:ascii="Courier New" w:hAnsi="Courier New" w:cs="Courier New"/>
+                <w:lang w:val="ru-RU"/>
+              </w:rPr>
+              <w:t>0.00000000</w:t>
+            </w:r>
+            <w:r>
+              <w:rPr>
+                <w:sz w:val="24"/>
+                <w:szCs w:val="24"/>
+                <w:lang w:val="ru-RU"/>
+              </w:rPr>
+              <w:t xml:space="preserve"> </w:t>
+            </w:r>
+            <w:r>
+              <w:rPr>
+                <w:i/>
+                <w:iCs/>
+                <w:sz w:val="24"/>
+                <w:szCs w:val="24"/>
+                <w:lang w:val="ru-RU"/>
+              </w:rPr>
+              <w:t xml:space="preserve">(приблизительно </w:t>
+            </w:r>
+            <w:r>
+              <w:rPr>
+                <w:i/>
+                <w:iCs/>
+                <w:sz w:val="24"/>
+                <w:szCs w:val="24"/>
+                <w:lang w:val="ru-RU"/>
+              </w:rPr>
+              <w:t>10</w:t>
+            </w:r>
+            <w:proofErr w:type="gramStart"/>
+            <w:r>
+              <w:rPr>
+                <w:i/>
+                <w:iCs/>
+                <w:sz w:val="24"/>
+                <w:szCs w:val="24"/>
+                <w:lang w:val="ru-RU"/>
+              </w:rPr>
+              <w:t>^{</w:t>
+            </w:r>
+            <w:proofErr w:type="gramEnd"/>
+            <w:r>
+              <w:rPr>
+                <w:i/>
+                <w:iCs/>
+                <w:sz w:val="24"/>
+                <w:szCs w:val="24"/>
+                <w:lang w:val="ru-RU"/>
+              </w:rPr>
+              <w:t>-12}</w:t>
+            </w:r>
+            <w:r>
+              <w:rPr>
+                <w:i/>
+                <w:iCs/>
+                <w:sz w:val="24"/>
+                <w:szCs w:val="24"/>
+                <w:lang w:val="ru-RU"/>
+              </w:rPr>
+              <w:t>)</w:t>
+            </w:r>
+          </w:p>
+          <w:p/>
+        </w:tc>
+      </w:tr>
+      <w:tr>
+        <w:tc>
+          <w:tcPr>
+            <w:tcW w:w="2336" w:type="dxa"/>
+          </w:tcPr>
+          <w:p>
+            <w:pPr>
+              <w:rPr>
+                <w:sz w:val="24"/>
+                <w:szCs w:val="24"/>
+              </w:rPr>
+            </w:pPr>
+            <w:r>
+              <w:rPr>
+                <w:sz w:val="24"/>
+                <w:szCs w:val="24"/>
+              </w:rPr>
+              <w:t>b3</w:t>
+            </w:r>
+          </w:p>
+        </w:tc>
+        <w:tc>
+          <w:tcPr>
+            <w:tcW w:w="2336" w:type="dxa"/>
+          </w:tcPr>
+          <w:p>
+            <w:pPr>
+              <w:rPr>
+                <w:sz w:val="24"/>
+                <w:szCs w:val="24"/>
+              </w:rPr>
+            </w:pPr>
+            <w:r>
+              <w:rPr>
+                <w:sz w:val="24"/>
+                <w:szCs w:val="24"/>
+              </w:rPr>
+              <w:t>b^3</w:t>
+            </w:r>
+          </w:p>
+        </w:tc>
+        <w:tc>
+          <w:tcPr>
+            <w:tcW w:w="2336" w:type="dxa"/>
+          </w:tcPr>
+          <w:p>
+            <w:r>
+              <w:t>1e-09</w:t>
+            </w:r>
+          </w:p>
+        </w:tc>
+        <w:tc>
+          <w:tcPr>
+            <w:tcW w:w="2337" w:type="dxa"/>
+          </w:tcPr>
+          <w:p>
+            <w:pPr>
+              <w:rPr>
+                <w:sz w:val="24"/>
+                <w:szCs w:val="24"/>
+                <w:lang w:val="ru-RU"/>
+              </w:rPr>
+            </w:pPr>
+            <w:r>
+              <w:rPr>
+                <w:rFonts w:ascii="Courier New" w:hAnsi="Courier New" w:cs="Courier New"/>
+                <w:lang w:val="ru-RU"/>
+              </w:rPr>
+              <w:t>0.00000000</w:t>
+            </w:r>
+            <w:r>
+              <w:rPr>
+                <w:sz w:val="24"/>
+                <w:szCs w:val="24"/>
+                <w:lang w:val="ru-RU"/>
+              </w:rPr>
+              <w:t xml:space="preserve"> </w:t>
+            </w:r>
+            <w:r>
+              <w:rPr>
+                <w:i/>
+                <w:iCs/>
+                <w:sz w:val="24"/>
+                <w:szCs w:val="24"/>
+                <w:lang w:val="ru-RU"/>
+              </w:rPr>
+              <w:t xml:space="preserve">(приблизительно </w:t>
+            </w:r>
+            <w:r>
+              <w:rPr>
+                <w:i/>
+                <w:iCs/>
+                <w:sz w:val="24"/>
+                <w:szCs w:val="24"/>
+                <w:lang w:val="ru-RU"/>
+              </w:rPr>
+              <w:t>10</w:t>
+            </w:r>
+            <w:proofErr w:type="gramStart"/>
+            <w:r>
+              <w:rPr>
+                <w:i/>
+                <w:iCs/>
+                <w:sz w:val="24"/>
+                <w:szCs w:val="24"/>
+                <w:lang w:val="ru-RU"/>
+              </w:rPr>
+              <w:t>^{</w:t>
+            </w:r>
+            <w:proofErr w:type="gramEnd"/>
+            <w:r>
+              <w:rPr>
+                <w:i/>
+                <w:iCs/>
+                <w:sz w:val="24"/>
+                <w:szCs w:val="24"/>
+                <w:lang w:val="ru-RU"/>
+              </w:rPr>
+              <w:t>-9}</w:t>
+            </w:r>
+            <w:r>
+              <w:rPr>
+                <w:i/>
+                <w:iCs/>
+                <w:sz w:val="24"/>
+                <w:szCs w:val="24"/>
+                <w:lang w:val="ru-RU"/>
+              </w:rPr>
+              <w:t>)</w:t>
+            </w:r>
+          </w:p>
+          <w:p/>
+        </w:tc>
+      </w:tr>
+      <w:tr>
+        <w:tc>
+          <w:tcPr>
+            <w:tcW w:w="2336" w:type="dxa"/>
+          </w:tcPr>
+          <w:p>
+            <w:pPr>
+              <w:rPr>
+                <w:sz w:val="24"/>
+                <w:szCs w:val="24"/>
+              </w:rPr>
+            </w:pPr>
+            <w:proofErr w:type="spellStart"/>
+            <w:r>
+              <w:rPr>
+                <w:sz w:val="24"/>
+                <w:szCs w:val="24"/>
+              </w:rPr>
+              <w:t>znam</w:t>
+            </w:r>
+            <w:proofErr w:type="spellEnd"/>
+          </w:p>
+        </w:tc>
+        <w:tc>
+          <w:tcPr>
+            <w:tcW w:w="2336" w:type="dxa"/>
+          </w:tcPr>
+          <w:p>
+            <w:pPr>
+              <w:rPr>
+                <w:sz w:val="24"/>
+                <w:szCs w:val="24"/>
+              </w:rPr>
+            </w:pPr>
+            <w:r>
+              <w:rPr>
+                <w:sz w:val="24"/>
+                <w:szCs w:val="24"/>
+              </w:rPr>
+              <w:t>b^4 - 4ab^3</w:t>
+            </w:r>
+          </w:p>
+        </w:tc>
+        <w:tc>
+          <w:tcPr>
+            <w:tcW w:w="2336" w:type="dxa"/>
+          </w:tcPr>
+          <w:p>
+            <w:r>
+              <w:t>-3.99999e-07</w:t>
+            </w:r>
+          </w:p>
+        </w:tc>
+        <w:tc>
+          <w:tcPr>
+            <w:tcW w:w="2337" w:type="dxa"/>
+          </w:tcPr>
+          <w:p>
+            <w:r>
+              <w:t>-0.00000040</w:t>
+            </w:r>
+          </w:p>
+        </w:tc>
+      </w:tr>
+      <w:tr>
+        <w:tc>
+          <w:tcPr>
+            <w:tcW w:w="2336" w:type="dxa"/>
+          </w:tcPr>
+          <w:p>
+            <w:pPr>
+              <w:rPr>
+                <w:sz w:val="24"/>
+                <w:szCs w:val="24"/>
+              </w:rPr>
+            </w:pPr>
+            <w:proofErr w:type="spellStart"/>
+            <w:r>
+              <w:rPr>
+                <w:sz w:val="24"/>
+                <w:szCs w:val="24"/>
+              </w:rPr>
+              <w:t>res</w:t>
+            </w:r>
+            <w:proofErr w:type="spellEnd"/>
+          </w:p>
+        </w:tc>
+        <w:tc>
+          <w:tcPr>
+            <w:tcW w:w="2336" w:type="dxa"/>
+          </w:tcPr>
+          <w:p>
+            <w:pPr>
+              <w:rPr>
+                <w:sz w:val="24"/>
+                <w:szCs w:val="24"/>
+              </w:rPr>
+            </w:pPr>
+            <w:proofErr w:type="spellStart"/>
+            <w:r>
+              <w:rPr>
+                <w:sz w:val="24"/>
+                <w:szCs w:val="24"/>
+              </w:rPr>
+              <w:t>chisl</w:t>
+            </w:r>
+            <w:proofErr w:type="spellEnd"/>
+            <w:r>
+              <w:rPr>
+                <w:sz w:val="24"/>
+                <w:szCs w:val="24"/>
+              </w:rPr>
+              <w:t xml:space="preserve"> / </w:t>
+            </w:r>
+            <w:proofErr w:type="spellStart"/>
+            <w:r>
+              <w:rPr>
+                <w:sz w:val="24"/>
+                <w:szCs w:val="24"/>
+              </w:rPr>
+              <w:t>znam</w:t>
+            </w:r>
+            <w:proofErr w:type="spellEnd"/>
+          </w:p>
+        </w:tc>
+        <w:tc>
+          <w:tcPr>
+            <w:tcW w:w="2336" w:type="dxa"/>
+          </w:tcPr>
+          <w:p>
+            <w:r>
+              <w:t>-0</w:t>
+            </w:r>
+          </w:p>
+        </w:tc>
+        <w:tc>
+          <w:tcPr>
+            <w:tcW w:w="2337" w:type="dxa"/>
+          </w:tcPr>
+          <w:p>
+            <w:r>
+              <w:t>0.00000000</w:t>
+            </w:r>
+          </w:p>
+        </w:tc>
+      </w:tr>
+    </w:tbl>
+    <w:p/>
+    <w:p>
+      <w:pPr>
+        <w:pStyle w:val="2"/>
+      </w:pPr>
+      <w:r>
+        <w:t>РЕЗУЛЬТАТЫ РАБОТЫ ПРОГРАММЫ ДЛЯ ДАННЫХ ТИПА DOUBLE</w:t>
+      </w:r>
+    </w:p>
+    <w:p>
+      <w:pPr>
+        <w:keepNext/>
+        <w:spacing w:line="360" w:lineRule="auto"/>
+        <w:jc w:val="both"/>
+        <w:rPr>
+          <w:sz w:val="28"/>
+          <w:szCs w:val="28"/>
+        </w:rPr>
+      </w:pPr>
+      <w:r>
+        <w:rPr>
+          <w:sz w:val="28"/>
+          <w:szCs w:val="28"/>
+        </w:rPr>
+        <w:t xml:space="preserve">Результаты вычислений для данных типа </w:t>
+      </w:r>
+      <w:proofErr w:type="spellStart"/>
+      <w:r>
+        <w:rPr>
+          <w:sz w:val="28"/>
+          <w:szCs w:val="28"/>
+        </w:rPr>
+        <w:t>double</w:t>
+      </w:r>
+      <w:proofErr w:type="spellEnd"/>
+      <w:r>
+        <w:rPr>
+          <w:sz w:val="28"/>
+          <w:szCs w:val="28"/>
+        </w:rPr>
+        <w:t xml:space="preserve"> приведены в таблице 2.</w:t>
+      </w:r>
+    </w:p>
+    <w:p>
+      <w:pPr>
+        <w:rPr>
+          <w:lang w:val="ru-RU"/>
+        </w:rPr>
+      </w:pPr>
+    </w:p>
+    <w:p>
+      <w:pPr>
+        <w:keepNext/>
+        <w:spacing w:line="360" w:lineRule="auto"/>
+      </w:pPr>
+      <w:r>
+        <w:rPr>
+          <w:sz w:val="28"/>
+          <w:szCs w:val="28"/>
+        </w:rPr>
+        <w:t xml:space="preserve">Таблица 1 – Результаты вычислений для типа </w:t>
+      </w:r>
+      <w:proofErr w:type="spellStart"/>
+      <w:r>
+        <w:rPr>
+          <w:sz w:val="28"/>
+          <w:szCs w:val="28"/>
+        </w:rPr>
+        <w:t>float</w:t>
+      </w:r>
+      <w:proofErr w:type="spellEnd"/>
+    </w:p>
+    <w:tbl>
+      <w:tblPr>
+        <w:tblStyle w:val="ab"/>
+        <w:tblW w:w="0" w:type="auto"/>
+        <w:tblLook w:val="04A0" w:firstRow="1" w:lastRow="0" w:firstColumn="1" w:lastColumn="0" w:noHBand="0" w:noVBand="1"/>
+      </w:tblPr>
+      <w:tblGrid>
+        <w:gridCol w:w="2336"/>
+        <w:gridCol w:w="2336"/>
+        <w:gridCol w:w="2336"/>
+        <w:gridCol w:w="2337"/>
+      </w:tblGrid>
+      <w:tr>
+        <w:tc>
+          <w:tcPr>
+            <w:tcW w:w="2336" w:type="dxa"/>
+          </w:tcPr>
+          <w:p>
+            <w:pPr>
+              <w:rPr>
+                <w:lang w:val="ru-RU"/>
+              </w:rPr>
+            </w:pPr>
+            <w:proofErr w:type="spellStart"/>
+            <w:r>
+              <w:rPr>
+                <w:sz w:val="24"/>
+                <w:szCs w:val="24"/>
+              </w:rPr>
+              <w:t>Перем</w:t>
+            </w:r>
+            <w:proofErr w:type="spellEnd"/>
+            <w:r>
+              <w:rPr>
+                <w:sz w:val="24"/>
+                <w:szCs w:val="24"/>
+                <w:lang w:val="ru-RU"/>
+              </w:rPr>
+              <w:t>.</w:t>
+            </w:r>
+          </w:p>
+        </w:tc>
+        <w:tc>
+          <w:tcPr>
+            <w:tcW w:w="2336" w:type="dxa"/>
+          </w:tcPr>
+          <w:p>
+            <w:r>
+              <w:rPr>
+                <w:sz w:val="24"/>
+                <w:szCs w:val="24"/>
+              </w:rPr>
+              <w:t>Назначение</w:t>
+            </w:r>
+          </w:p>
+        </w:tc>
+        <w:tc>
+          <w:tcPr>
+            <w:tcW w:w="2336" w:type="dxa"/>
+          </w:tcPr>
+          <w:p>
+            <w:r>
+              <w:rPr>
+                <w:sz w:val="24"/>
+                <w:szCs w:val="24"/>
+              </w:rPr>
+              <w:t>Вывод программы</w:t>
+            </w:r>
+          </w:p>
+        </w:tc>
+        <w:tc>
+          <w:tcPr>
+            <w:tcW w:w="2337" w:type="dxa"/>
+          </w:tcPr>
+          <w:p>
+            <w:r>
+              <w:rPr>
+                <w:sz w:val="24"/>
+                <w:szCs w:val="24"/>
+              </w:rPr>
+              <w:t>Значение в памяти</w:t>
+            </w:r>
+          </w:p>
+        </w:tc>
+      </w:tr>
+      <w:tr>
+        <w:tc>
+          <w:tcPr>
+            <w:tcW w:w="2336" w:type="dxa"/>
+          </w:tcPr>
+          <w:p>
+            <w:pPr>
+              <w:rPr>
+                <w:sz w:val="24"/>
+                <w:szCs w:val="24"/>
+              </w:rPr>
+            </w:pPr>
+            <w:r>
+              <w:rPr>
+                <w:sz w:val="24"/>
+                <w:szCs w:val="24"/>
+              </w:rPr>
+              <w:t>ab4</w:t>
+            </w:r>
+          </w:p>
+        </w:tc>
+        <w:tc>
+          <w:tcPr>
+            <w:tcW w:w="2336" w:type="dxa"/>
+          </w:tcPr>
+          <w:p>
+            <w:pPr>
+              <w:rPr>
+                <w:sz w:val="24"/>
+                <w:szCs w:val="24"/>
+              </w:rPr>
+            </w:pPr>
+            <w:r>
+              <w:rPr>
+                <w:sz w:val="24"/>
+                <w:szCs w:val="24"/>
+              </w:rPr>
+              <w:t>(a - b)^4</w:t>
+            </w:r>
+          </w:p>
+        </w:tc>
+        <w:tc>
+          <w:tcPr>
+            <w:tcW w:w="2336" w:type="dxa"/>
+          </w:tcPr>
+          <w:p>
+            <w:pPr>
+              <w:keepNext/>
+              <w:spacing w:line="360" w:lineRule="auto"/>
+              <w:jc w:val="both"/>
+            </w:pPr>
+            <w:r>
+              <w:t>9.9996e+07</w:t>
+            </w:r>
+          </w:p>
+        </w:tc>
+        <w:tc>
+          <w:tcPr>
+            <w:tcW w:w="2337" w:type="dxa"/>
+          </w:tcPr>
+          <w:p>
+            <w:pPr>
+              <w:keepNext/>
+              <w:spacing w:line="360" w:lineRule="auto"/>
+              <w:jc w:val="both"/>
+            </w:pPr>
+            <w:r>
+              <w:t>99996000.05999960</w:t>
+            </w:r>
+          </w:p>
+        </w:tc>
+      </w:tr>
+      <w:tr>
+        <w:tc>
+          <w:tcPr>
+            <w:tcW w:w="2336" w:type="dxa"/>
+          </w:tcPr>
+          <w:p>
+            <w:pPr>
+              <w:rPr>
+                <w:sz w:val="24"/>
+                <w:szCs w:val="24"/>
+              </w:rPr>
+            </w:pPr>
+            <w:r>
+              <w:rPr>
+                <w:sz w:val="24"/>
+                <w:szCs w:val="24"/>
+              </w:rPr>
+              <w:t>a4</w:t>
+            </w:r>
+          </w:p>
+        </w:tc>
+        <w:tc>
+          <w:tcPr>
+            <w:tcW w:w="2336" w:type="dxa"/>
+          </w:tcPr>
+          <w:p>
+            <w:pPr>
+              <w:rPr>
+                <w:sz w:val="24"/>
+                <w:szCs w:val="24"/>
+              </w:rPr>
+            </w:pPr>
+            <w:r>
+              <w:rPr>
+                <w:sz w:val="24"/>
+                <w:szCs w:val="24"/>
+              </w:rPr>
+              <w:t>a^4</w:t>
+            </w:r>
+          </w:p>
+        </w:tc>
+        <w:tc>
+          <w:tcPr>
+            <w:tcW w:w="2336" w:type="dxa"/>
+          </w:tcPr>
+          <w:p>
+            <w:pPr>
+              <w:keepNext/>
+              <w:spacing w:line="360" w:lineRule="auto"/>
+              <w:jc w:val="both"/>
+            </w:pPr>
+            <w:r>
+              <w:t>1e+08</w:t>
+            </w:r>
+          </w:p>
+        </w:tc>
+        <w:tc>
+          <w:tcPr>
+            <w:tcW w:w="2337" w:type="dxa"/>
+          </w:tcPr>
+          <w:p>
+            <w:pPr>
+              <w:keepNext/>
+              <w:spacing w:line="360" w:lineRule="auto"/>
+              <w:jc w:val="center"/>
+            </w:pPr>
+            <w:r>
+              <w:t>100000000.00000000</w:t>
+            </w:r>
+          </w:p>
+        </w:tc>
+      </w:tr>
+      <w:tr>
+        <w:tc>
+          <w:tcPr>
+            <w:tcW w:w="2336" w:type="dxa"/>
+          </w:tcPr>
+          <w:p>
+            <w:pPr>
+              <w:rPr>
+                <w:sz w:val="24"/>
+                <w:szCs w:val="24"/>
+              </w:rPr>
+            </w:pPr>
+            <w:r>
+              <w:rPr>
+                <w:sz w:val="24"/>
+                <w:szCs w:val="24"/>
+              </w:rPr>
+              <w:t>a3</w:t>
+            </w:r>
+          </w:p>
+        </w:tc>
+        <w:tc>
+          <w:tcPr>
+            <w:tcW w:w="2336" w:type="dxa"/>
+          </w:tcPr>
+          <w:p>
+            <w:pPr>
+              <w:rPr>
+                <w:sz w:val="24"/>
+                <w:szCs w:val="24"/>
+              </w:rPr>
+            </w:pPr>
+            <w:r>
+              <w:rPr>
+                <w:sz w:val="24"/>
+                <w:szCs w:val="24"/>
+              </w:rPr>
+              <w:t>a^3</w:t>
+            </w:r>
+          </w:p>
+        </w:tc>
+        <w:tc>
+          <w:tcPr>
+            <w:tcW w:w="2336" w:type="dxa"/>
+          </w:tcPr>
+          <w:p>
+            <w:pPr>
+              <w:keepNext/>
+              <w:spacing w:line="360" w:lineRule="auto"/>
+              <w:jc w:val="both"/>
+            </w:pPr>
+            <w:r>
+              <w:t>1e+06</w:t>
+            </w:r>
+          </w:p>
+        </w:tc>
+        <w:tc>
+          <w:tcPr>
+            <w:tcW w:w="2337" w:type="dxa"/>
+          </w:tcPr>
+          <w:p>
+            <w:pPr>
+              <w:keepNext/>
+              <w:spacing w:line="360" w:lineRule="auto"/>
+              <w:jc w:val="both"/>
+            </w:pPr>
+            <w:r>
+              <w:t>1000000.00000000</w:t>
+            </w:r>
+          </w:p>
+        </w:tc>
+      </w:tr>
+      <w:tr>
+        <w:tc>
+          <w:tcPr>
+            <w:tcW w:w="2336" w:type="dxa"/>
+          </w:tcPr>
+          <w:p>
+            <w:pPr>
+              <w:rPr>
+                <w:sz w:val="24"/>
+                <w:szCs w:val="24"/>
+              </w:rPr>
+            </w:pPr>
+            <w:r>
+              <w:rPr>
+                <w:sz w:val="24"/>
+                <w:szCs w:val="24"/>
+              </w:rPr>
+              <w:t>a44a3b</w:t>
+            </w:r>
+          </w:p>
+        </w:tc>
+        <w:tc>
+          <w:tcPr>
+            <w:tcW w:w="2336" w:type="dxa"/>
+          </w:tcPr>
+          <w:p>
+            <w:pPr>
+              <w:rPr>
+                <w:sz w:val="24"/>
+                <w:szCs w:val="24"/>
+              </w:rPr>
+            </w:pPr>
+            <w:r>
+              <w:rPr>
+                <w:sz w:val="24"/>
+                <w:szCs w:val="24"/>
+              </w:rPr>
+              <w:t>a^4 - 4a^3b + 6a^2b^2</w:t>
+            </w:r>
+          </w:p>
+        </w:tc>
+        <w:tc>
+          <w:tcPr>
+            <w:tcW w:w="2336" w:type="dxa"/>
+          </w:tcPr>
+          <w:p>
+            <w:pPr>
+              <w:keepNext/>
+              <w:spacing w:line="360" w:lineRule="auto"/>
+              <w:jc w:val="both"/>
+            </w:pPr>
+            <w:r>
+              <w:t>9.9996e+07</w:t>
+            </w:r>
+          </w:p>
+        </w:tc>
+        <w:tc>
+          <w:tcPr>
+            <w:tcW w:w="2337" w:type="dxa"/>
+          </w:tcPr>
+          <w:p>
+            <w:pPr>
+              <w:keepNext/>
+              <w:spacing w:line="360" w:lineRule="auto"/>
+              <w:jc w:val="both"/>
+            </w:pPr>
+            <w:r>
+              <w:t>99996000.06000000</w:t>
+            </w:r>
+          </w:p>
+        </w:tc>
+      </w:tr>
+      <w:tr>
+        <w:tc>
+          <w:tcPr>
+            <w:tcW w:w="2336" w:type="dxa"/>
+          </w:tcPr>
+          <w:p>
+            <w:pPr>
+              <w:rPr>
+                <w:sz w:val="24"/>
+                <w:szCs w:val="24"/>
+              </w:rPr>
+            </w:pPr>
+            <w:proofErr w:type="spellStart"/>
+            <w:r>
+              <w:rPr>
+                <w:sz w:val="24"/>
+                <w:szCs w:val="24"/>
+              </w:rPr>
+              <w:t>chisl</w:t>
+            </w:r>
+            <w:proofErr w:type="spellEnd"/>
+          </w:p>
+        </w:tc>
+        <w:tc>
+          <w:tcPr>
+            <w:tcW w:w="2336" w:type="dxa"/>
+          </w:tcPr>
+          <w:p>
+            <w:pPr>
+              <w:rPr>
+                <w:sz w:val="24"/>
+                <w:szCs w:val="24"/>
+              </w:rPr>
+            </w:pPr>
+            <w:r>
+              <w:rPr>
+                <w:sz w:val="24"/>
+                <w:szCs w:val="24"/>
+              </w:rPr>
+              <w:t>ab4 - a44a3b</w:t>
+            </w:r>
+          </w:p>
+        </w:tc>
+        <w:tc>
+          <w:tcPr>
+            <w:tcW w:w="2336" w:type="dxa"/>
+          </w:tcPr>
+          <w:p>
+            <w:pPr>
+              <w:keepNext/>
+              <w:spacing w:line="360" w:lineRule="auto"/>
+              <w:jc w:val="both"/>
+            </w:pPr>
+            <w:r>
+              <w:t>-4.17233e-07</w:t>
+            </w:r>
+          </w:p>
+        </w:tc>
+        <w:tc>
+          <w:tcPr>
+            <w:tcW w:w="2337" w:type="dxa"/>
+          </w:tcPr>
+          <w:p>
+            <w:pPr>
+              <w:keepNext/>
+              <w:spacing w:line="360" w:lineRule="auto"/>
+              <w:jc w:val="both"/>
+            </w:pPr>
+            <w:r>
+              <w:t>-0.00000041723251</w:t>
+            </w:r>
+          </w:p>
+        </w:tc>
+      </w:tr>
+      <w:tr>
+        <w:tc>
+          <w:tcPr>
+            <w:tcW w:w="2336" w:type="dxa"/>
+          </w:tcPr>
+          <w:p>
+            <w:pPr>
+              <w:rPr>
+                <w:sz w:val="24"/>
+                <w:szCs w:val="24"/>
+              </w:rPr>
+            </w:pPr>
+            <w:r>
+              <w:rPr>
+                <w:sz w:val="24"/>
+                <w:szCs w:val="24"/>
+              </w:rPr>
+              <w:t>b4</w:t>
+            </w:r>
+          </w:p>
+        </w:tc>
+        <w:tc>
+          <w:tcPr>
+            <w:tcW w:w="2336" w:type="dxa"/>
+          </w:tcPr>
+          <w:p>
+            <w:pPr>
+              <w:rPr>
+                <w:sz w:val="24"/>
+                <w:szCs w:val="24"/>
+              </w:rPr>
+            </w:pPr>
+            <w:r>
+              <w:rPr>
+                <w:sz w:val="24"/>
+                <w:szCs w:val="24"/>
+              </w:rPr>
+              <w:t>b^4</w:t>
+            </w:r>
+          </w:p>
+        </w:tc>
+        <w:tc>
+          <w:tcPr>
+            <w:tcW w:w="2336" w:type="dxa"/>
+          </w:tcPr>
+          <w:p>
+            <w:pPr>
+              <w:keepNext/>
+              <w:spacing w:line="360" w:lineRule="auto"/>
+              <w:jc w:val="both"/>
+            </w:pPr>
+            <w:r>
+              <w:t>1e-12</w:t>
+            </w:r>
+          </w:p>
+        </w:tc>
+        <w:tc>
+          <w:tcPr>
+            <w:tcW w:w="2337" w:type="dxa"/>
+          </w:tcPr>
+          <w:p>
+            <w:pPr>
+              <w:keepNext/>
+              <w:spacing w:line="360" w:lineRule="auto"/>
+              <w:jc w:val="both"/>
+            </w:pPr>
+            <w:r>
+              <w:t>0.00000000000100</w:t>
+            </w:r>
+          </w:p>
+        </w:tc>
+      </w:tr>
+      <w:tr>
+        <w:tc>
+          <w:tcPr>
+            <w:tcW w:w="2336" w:type="dxa"/>
+          </w:tcPr>
+          <w:p>
+            <w:pPr>
+              <w:rPr>
+                <w:sz w:val="24"/>
+                <w:szCs w:val="24"/>
+              </w:rPr>
+            </w:pPr>
+            <w:r>
+              <w:rPr>
+                <w:sz w:val="24"/>
+                <w:szCs w:val="24"/>
+              </w:rPr>
+              <w:t>b3</w:t>
+            </w:r>
+          </w:p>
+        </w:tc>
+        <w:tc>
+          <w:tcPr>
+            <w:tcW w:w="2336" w:type="dxa"/>
+          </w:tcPr>
+          <w:p>
+            <w:pPr>
+              <w:rPr>
+                <w:sz w:val="24"/>
+                <w:szCs w:val="24"/>
+              </w:rPr>
+            </w:pPr>
+            <w:r>
+              <w:rPr>
+                <w:sz w:val="24"/>
+                <w:szCs w:val="24"/>
+              </w:rPr>
+              <w:t>b^3</w:t>
+            </w:r>
+          </w:p>
+        </w:tc>
+        <w:tc>
+          <w:tcPr>
+            <w:tcW w:w="2336" w:type="dxa"/>
+          </w:tcPr>
+          <w:p>
+            <w:pPr>
+              <w:keepNext/>
+              <w:spacing w:line="360" w:lineRule="auto"/>
+              <w:jc w:val="both"/>
+            </w:pPr>
+            <w:r>
+              <w:t>1e-09</w:t>
+            </w:r>
+          </w:p>
+        </w:tc>
+        <w:tc>
+          <w:tcPr>
+            <w:tcW w:w="2337" w:type="dxa"/>
+          </w:tcPr>
+          <w:p>
+            <w:pPr>
+              <w:keepNext/>
+              <w:spacing w:line="360" w:lineRule="auto"/>
+              <w:jc w:val="both"/>
+            </w:pPr>
+            <w:r>
+              <w:t>0.00000000100000</w:t>
+            </w:r>
+          </w:p>
+        </w:tc>
+      </w:tr>
+      <w:tr>
+        <w:tc>
+          <w:tcPr>
+            <w:tcW w:w="2336" w:type="dxa"/>
+          </w:tcPr>
+          <w:p>
+            <w:pPr>
+              <w:rPr>
+                <w:sz w:val="24"/>
+                <w:szCs w:val="24"/>
+              </w:rPr>
+            </w:pPr>
+            <w:proofErr w:type="spellStart"/>
+            <w:r>
+              <w:rPr>
+                <w:sz w:val="24"/>
+                <w:szCs w:val="24"/>
+              </w:rPr>
+              <w:t>znam</w:t>
+            </w:r>
+            <w:proofErr w:type="spellEnd"/>
+          </w:p>
+        </w:tc>
+        <w:tc>
+          <w:tcPr>
+            <w:tcW w:w="2336" w:type="dxa"/>
+          </w:tcPr>
+          <w:p>
+            <w:pPr>
+              <w:rPr>
+                <w:sz w:val="24"/>
+                <w:szCs w:val="24"/>
+              </w:rPr>
+            </w:pPr>
+            <w:r>
+              <w:rPr>
+                <w:sz w:val="24"/>
+                <w:szCs w:val="24"/>
+              </w:rPr>
+              <w:t>b^4 - 4ab^3</w:t>
+            </w:r>
+          </w:p>
+        </w:tc>
+        <w:tc>
+          <w:tcPr>
+            <w:tcW w:w="2336" w:type="dxa"/>
+          </w:tcPr>
+          <w:p>
+            <w:pPr>
+              <w:keepNext/>
+              <w:spacing w:line="360" w:lineRule="auto"/>
+              <w:jc w:val="both"/>
+            </w:pPr>
+            <w:r>
+              <w:t>-3.99999e-07</w:t>
+            </w:r>
+          </w:p>
+        </w:tc>
+        <w:tc>
+          <w:tcPr>
+            <w:tcW w:w="2337" w:type="dxa"/>
+          </w:tcPr>
+          <w:p>
+            <w:pPr>
+              <w:keepNext/>
+              <w:spacing w:line="360" w:lineRule="auto"/>
+              <w:jc w:val="both"/>
+            </w:pPr>
+            <w:r>
+              <w:t>-0.00000039999900</w:t>
+            </w:r>
+          </w:p>
+        </w:tc>
+      </w:tr>
+      <w:tr>
+        <w:tc>
+          <w:tcPr>
+            <w:tcW w:w="2336" w:type="dxa"/>
+          </w:tcPr>
+          <w:p>
+            <w:pPr>
+              <w:rPr>
+                <w:sz w:val="24"/>
+                <w:szCs w:val="24"/>
+              </w:rPr>
+            </w:pPr>
+            <w:proofErr w:type="spellStart"/>
+            <w:r>
+              <w:rPr>
+                <w:sz w:val="24"/>
+                <w:szCs w:val="24"/>
+              </w:rPr>
+              <w:t>res</w:t>
+            </w:r>
+            <w:proofErr w:type="spellEnd"/>
+          </w:p>
+        </w:tc>
+        <w:tc>
+          <w:tcPr>
+            <w:tcW w:w="2336" w:type="dxa"/>
+          </w:tcPr>
+          <w:p>
+            <w:pPr>
+              <w:rPr>
+                <w:sz w:val="24"/>
+                <w:szCs w:val="24"/>
+              </w:rPr>
+            </w:pPr>
+            <w:proofErr w:type="spellStart"/>
+            <w:r>
+              <w:rPr>
+                <w:sz w:val="24"/>
+                <w:szCs w:val="24"/>
+              </w:rPr>
+              <w:t>chisl</w:t>
+            </w:r>
+            <w:proofErr w:type="spellEnd"/>
+            <w:r>
+              <w:rPr>
+                <w:sz w:val="24"/>
+                <w:szCs w:val="24"/>
+              </w:rPr>
+              <w:t xml:space="preserve"> / </w:t>
+            </w:r>
+            <w:proofErr w:type="spellStart"/>
+            <w:r>
+              <w:rPr>
+                <w:sz w:val="24"/>
+                <w:szCs w:val="24"/>
+              </w:rPr>
+              <w:t>znam</w:t>
+            </w:r>
+            <w:proofErr w:type="spellEnd"/>
+          </w:p>
+        </w:tc>
+        <w:tc>
+          <w:tcPr>
+            <w:tcW w:w="2336" w:type="dxa"/>
+          </w:tcPr>
+          <w:p>
+            <w:pPr>
+              <w:keepNext/>
+              <w:spacing w:line="360" w:lineRule="auto"/>
+              <w:jc w:val="both"/>
+              <w:rPr>
+                <w:lang w:val="ru-RU"/>
+              </w:rPr>
+            </w:pPr>
+            <w:r>
+              <w:t>1.04308</w:t>
+            </w:r>
+          </w:p>
+        </w:tc>
+        <w:tc>
+          <w:tcPr>
+            <w:tcW w:w="2337" w:type="dxa"/>
+          </w:tcPr>
+          <w:p>
+            <w:pPr>
+              <w:keepNext/>
+              <w:spacing w:line="360" w:lineRule="auto"/>
+              <w:jc w:val="both"/>
+            </w:pPr>
+            <w:r>
+              <w:t>1.04308389</w:t>
+            </w:r>
+          </w:p>
+        </w:tc>
+      </w:tr>
+    </w:tbl>
+    <w:p>
+      <w:pPr>
+        <w:keepNext/>
+        <w:spacing w:before="360" w:after="360" w:line="360" w:lineRule="auto"/>
+        <w:outlineLvl w:val="0"/>
+      </w:pPr>
+    </w:p>
+    <w:p>
+      <w:pPr>
+        <w:pStyle w:val="2"/>
+      </w:pPr>
+      <w:r>
+        <w:t>ОБЪЯСНЕНИЕ РЕЗУЛЬТАТОВ ЗАДАНИЯ 1</w:t>
+      </w:r>
+    </w:p>
+    <w:p>
+      <w:pPr>
+        <w:pStyle w:val="2"/>
         <w:numPr>
           <w:ilvl w:val="0"/>
-          <w:numId w:val="5"/>
+          <w:numId w:val="0"/>
         </w:numPr>
-        <w:spacing w:after="197" w:line="398" w:lineRule="auto"/>
-        <w:ind w:right="53" w:hanging="360"/>
-        <w:rPr>
-          <w:sz w:val="28"/>
-          <w:szCs w:val="28"/>
-        </w:rPr>
-      </w:pPr>
-      <w:r>
-        <w:rPr>
-          <w:sz w:val="28"/>
-          <w:szCs w:val="28"/>
-        </w:rPr>
-        <w:t>n</w:t>
-      </w:r>
-      <w:proofErr w:type="gramStart"/>
-      <w:r>
-        <w:rPr>
-          <w:sz w:val="28"/>
-          <w:szCs w:val="28"/>
-        </w:rPr>
-        <w:t>-- &gt;</w:t>
-      </w:r>
-      <w:proofErr w:type="gramEnd"/>
-      <w:r>
-        <w:rPr>
-          <w:sz w:val="28"/>
-          <w:szCs w:val="28"/>
-        </w:rPr>
-        <w:t xml:space="preserve"> m: сравниваются 4 и 4, условие ложно, результат — 0. После сравнения n становится равным 3. </w:t>
-      </w:r>
-    </w:p>
-    <w:p>
-      <w:pPr>
-        <w:pStyle w:val="a7"/>
-        <w:spacing w:line="543" w:lineRule="auto"/>
-        <w:ind w:right="835"/>
-        <w:rPr>
-          <w:sz w:val="28"/>
-          <w:szCs w:val="28"/>
-        </w:rPr>
-      </w:pPr>
-      <w:r>
-        <w:rPr>
-          <w:sz w:val="28"/>
-          <w:szCs w:val="28"/>
-        </w:rPr>
-        <w:t>Ожидаемый вывод для этих входных данных: 1) −2; 2) 1; 3) 0.</w:t>
+        <w:ind w:left="10"/>
+        <w:rPr>
+          <w:b w:val="0"/>
+          <w:color w:val="auto"/>
+          <w:sz w:val="28"/>
+          <w:szCs w:val="28"/>
+          <w:lang w:val="ru"/>
+        </w:rPr>
+      </w:pPr>
+      <w:r>
+        <w:rPr>
+          <w:b w:val="0"/>
+          <w:color w:val="auto"/>
+          <w:sz w:val="28"/>
+          <w:szCs w:val="28"/>
+          <w:lang w:val="ru"/>
+        </w:rPr>
+        <w:t xml:space="preserve">Тип </w:t>
+      </w:r>
+      <w:proofErr w:type="spellStart"/>
+      <w:r>
+        <w:rPr>
+          <w:b w:val="0"/>
+          <w:color w:val="auto"/>
+          <w:sz w:val="28"/>
+          <w:szCs w:val="28"/>
+          <w:lang w:val="ru"/>
+        </w:rPr>
+        <w:t>float</w:t>
+      </w:r>
+      <w:proofErr w:type="spellEnd"/>
+      <w:r>
+        <w:rPr>
+          <w:b w:val="0"/>
+          <w:color w:val="auto"/>
+          <w:sz w:val="28"/>
+          <w:szCs w:val="28"/>
+          <w:lang w:val="ru"/>
+        </w:rPr>
+        <w:t xml:space="preserve"> занимает 32 бита и обеспечивает около 7 верных десятичных цифр, тип </w:t>
+      </w:r>
+      <w:proofErr w:type="spellStart"/>
+      <w:r>
+        <w:rPr>
+          <w:b w:val="0"/>
+          <w:color w:val="auto"/>
+          <w:sz w:val="28"/>
+          <w:szCs w:val="28"/>
+          <w:lang w:val="ru"/>
+        </w:rPr>
+        <w:t>double</w:t>
+      </w:r>
+      <w:proofErr w:type="spellEnd"/>
+      <w:r>
+        <w:rPr>
+          <w:b w:val="0"/>
+          <w:color w:val="auto"/>
+          <w:sz w:val="28"/>
+          <w:szCs w:val="28"/>
+          <w:lang w:val="ru"/>
+        </w:rPr>
+        <w:t xml:space="preserve"> занимает 64 бита и обеспечивает около 15–16 цифр. Кроме того, число 0,001 не имеет точного конечного представления в двоичной системе счисления, поэтому в переменной b типа </w:t>
+      </w:r>
+      <w:proofErr w:type="spellStart"/>
+      <w:r>
+        <w:rPr>
+          <w:b w:val="0"/>
+          <w:color w:val="auto"/>
+          <w:sz w:val="28"/>
+          <w:szCs w:val="28"/>
+          <w:lang w:val="ru"/>
+        </w:rPr>
+        <w:t>float</w:t>
+      </w:r>
+      <w:proofErr w:type="spellEnd"/>
+      <w:r>
+        <w:rPr>
+          <w:b w:val="0"/>
+          <w:color w:val="auto"/>
+          <w:sz w:val="28"/>
+          <w:szCs w:val="28"/>
+          <w:lang w:val="ru"/>
+        </w:rPr>
+        <w:t xml:space="preserve"> хранится приближённое значение.</w:t>
+      </w:r>
+    </w:p>
+    <w:p>
+      <w:pPr>
+        <w:keepNext/>
+        <w:spacing w:before="360" w:after="360" w:line="360" w:lineRule="auto"/>
+        <w:outlineLvl w:val="0"/>
+        <w:rPr>
+          <w:sz w:val="28"/>
+          <w:szCs w:val="28"/>
+        </w:rPr>
+      </w:pPr>
+      <w:r>
+        <w:rPr>
+          <w:sz w:val="28"/>
+          <w:szCs w:val="28"/>
+        </w:rPr>
+        <w:t xml:space="preserve">Выражение a - b вычисляется с учётом разрядности типов, после чего возводится в четвёртую степень (ab4 = 9.9996e+07), а также вычисляются вспомогательные переменные a4 = 1e+08, a3 = 1e+06 и a44a3b = 9.9996e+07. Шаг между соседними числами типа </w:t>
+      </w:r>
+      <w:proofErr w:type="spellStart"/>
+      <w:r>
+        <w:rPr>
+          <w:sz w:val="28"/>
+          <w:szCs w:val="28"/>
+        </w:rPr>
+        <w:t>float</w:t>
+      </w:r>
+      <w:proofErr w:type="spellEnd"/>
+      <w:r>
+        <w:rPr>
+          <w:sz w:val="28"/>
+          <w:szCs w:val="28"/>
+        </w:rPr>
+        <w:t xml:space="preserve"> в окрестности 10⁸ составляет около 8, поэтому младшие слагаемые выражения просто теряются при округлении.</w:t>
+      </w:r>
+    </w:p>
+    <w:p>
+      <w:pPr>
+        <w:keepNext/>
+        <w:spacing w:before="360" w:after="360" w:line="360" w:lineRule="auto"/>
+        <w:outlineLvl w:val="0"/>
+        <w:rPr>
+          <w:sz w:val="28"/>
+          <w:szCs w:val="28"/>
+        </w:rPr>
+      </w:pPr>
+      <w:r>
+        <w:rPr>
+          <w:sz w:val="28"/>
+          <w:szCs w:val="28"/>
+        </w:rPr>
+        <w:t xml:space="preserve">Значения ab4 и a44a3b на экране выглядят одинаково (9.9996e+07), так как поток </w:t>
+      </w:r>
+      <w:proofErr w:type="spellStart"/>
+      <w:r>
+        <w:rPr>
+          <w:sz w:val="28"/>
+          <w:szCs w:val="28"/>
+        </w:rPr>
+        <w:t>cout</w:t>
+      </w:r>
+      <w:proofErr w:type="spellEnd"/>
+      <w:r>
+        <w:rPr>
+          <w:sz w:val="28"/>
+          <w:szCs w:val="28"/>
+        </w:rPr>
+        <w:t xml:space="preserve"> по умолчанию выводит только 6 значащих цифр. Однако главная проблема возникает при вычислении числителя </w:t>
+      </w:r>
+      <w:proofErr w:type="spellStart"/>
+      <w:r>
+        <w:rPr>
+          <w:sz w:val="28"/>
+          <w:szCs w:val="28"/>
+        </w:rPr>
+        <w:t>chisl</w:t>
+      </w:r>
+      <w:proofErr w:type="spellEnd"/>
+      <w:r>
+        <w:rPr>
+          <w:sz w:val="28"/>
+          <w:szCs w:val="28"/>
+        </w:rPr>
+        <w:t xml:space="preserve"> = ab4 - a44a3b. Для типа </w:t>
+      </w:r>
+      <w:proofErr w:type="spellStart"/>
+      <w:r>
+        <w:rPr>
+          <w:sz w:val="28"/>
+          <w:szCs w:val="28"/>
+        </w:rPr>
+        <w:t>float</w:t>
+      </w:r>
+      <w:proofErr w:type="spellEnd"/>
+      <w:r>
+        <w:rPr>
+          <w:sz w:val="28"/>
+          <w:szCs w:val="28"/>
+        </w:rPr>
+        <w:t xml:space="preserve"> из-за вычитания близких больших чисел происходит катастрофическая потеря значимости: верные старшие разряды взаимно уничтожаются, а разность полностью обнуляется (</w:t>
+      </w:r>
+      <w:proofErr w:type="spellStart"/>
+      <w:r>
+        <w:rPr>
+          <w:sz w:val="28"/>
+          <w:szCs w:val="28"/>
+        </w:rPr>
+        <w:t>chisl</w:t>
+      </w:r>
+      <w:proofErr w:type="spellEnd"/>
+      <w:r>
+        <w:rPr>
+          <w:sz w:val="28"/>
+          <w:szCs w:val="28"/>
+        </w:rPr>
+        <w:t xml:space="preserve"> = 0). Для типа </w:t>
+      </w:r>
+      <w:proofErr w:type="spellStart"/>
+      <w:r>
+        <w:rPr>
+          <w:sz w:val="28"/>
+          <w:szCs w:val="28"/>
+        </w:rPr>
+        <w:t>double</w:t>
+      </w:r>
+      <w:proofErr w:type="spellEnd"/>
+      <w:r>
+        <w:rPr>
+          <w:sz w:val="28"/>
+          <w:szCs w:val="28"/>
+        </w:rPr>
+        <w:t xml:space="preserve"> разрядности хватает, чтобы сохранить реальную разницу порядка -4e-07.</w:t>
+      </w:r>
+    </w:p>
+    <w:p>
+      <w:pPr>
+        <w:keepNext/>
+        <w:spacing w:before="360" w:after="360" w:line="360" w:lineRule="auto"/>
+        <w:outlineLvl w:val="0"/>
+        <w:rPr>
+          <w:sz w:val="28"/>
+          <w:szCs w:val="28"/>
+        </w:rPr>
+      </w:pPr>
+      <w:r>
+        <w:rPr>
+          <w:sz w:val="28"/>
+          <w:szCs w:val="28"/>
+        </w:rPr>
+        <w:t xml:space="preserve">Знаменатель </w:t>
+      </w:r>
+      <w:proofErr w:type="spellStart"/>
+      <w:r>
+        <w:rPr>
+          <w:sz w:val="28"/>
+          <w:szCs w:val="28"/>
+        </w:rPr>
+        <w:t>znam</w:t>
+      </w:r>
+      <w:proofErr w:type="spellEnd"/>
+      <w:r>
+        <w:rPr>
+          <w:sz w:val="28"/>
+          <w:szCs w:val="28"/>
+        </w:rPr>
+        <w:t xml:space="preserve"> = b4 - 4ab^3 в обоих случаях равен примерно -4e-07 (так как b^4 = 10⁻¹² пренебрежимо мало по сравнению с 4ab^3 = 4·10⁻⁷). В результате деления программа выдаёт для </w:t>
+      </w:r>
+      <w:proofErr w:type="spellStart"/>
+      <w:r>
+        <w:rPr>
+          <w:sz w:val="28"/>
+          <w:szCs w:val="28"/>
+        </w:rPr>
+        <w:t>float</w:t>
+      </w:r>
+      <w:proofErr w:type="spellEnd"/>
+      <w:r>
+        <w:rPr>
+          <w:sz w:val="28"/>
+          <w:szCs w:val="28"/>
+        </w:rPr>
+        <w:t xml:space="preserve"> итоговый результат </w:t>
+      </w:r>
+      <w:proofErr w:type="spellStart"/>
+      <w:r>
+        <w:rPr>
+          <w:sz w:val="28"/>
+          <w:szCs w:val="28"/>
+        </w:rPr>
+        <w:t>res</w:t>
+      </w:r>
+      <w:proofErr w:type="spellEnd"/>
+      <w:r>
+        <w:rPr>
+          <w:sz w:val="28"/>
+          <w:szCs w:val="28"/>
+        </w:rPr>
+        <w:t xml:space="preserve"> = 0 (из-за деления нуля на знаменатель), а для </w:t>
+      </w:r>
+      <w:proofErr w:type="spellStart"/>
+      <w:r>
+        <w:rPr>
+          <w:sz w:val="28"/>
+          <w:szCs w:val="28"/>
+        </w:rPr>
+        <w:t>double</w:t>
+      </w:r>
+      <w:proofErr w:type="spellEnd"/>
+      <w:r>
+        <w:rPr>
+          <w:sz w:val="28"/>
+          <w:szCs w:val="28"/>
+        </w:rPr>
+        <w:t xml:space="preserve"> результат равен 1 (или близкому к нему значению 1,04308 из-за особенности работы функции </w:t>
+      </w:r>
+      <w:proofErr w:type="spellStart"/>
+      <w:r>
+        <w:rPr>
+          <w:sz w:val="28"/>
+          <w:szCs w:val="28"/>
+        </w:rPr>
+        <w:t>pow</w:t>
+      </w:r>
+      <w:proofErr w:type="spellEnd"/>
+      <w:r>
+        <w:rPr>
+          <w:sz w:val="28"/>
+          <w:szCs w:val="28"/>
+        </w:rPr>
+        <w:t>), что соответствует аналитическому решению.</w:t>
+      </w:r>
+    </w:p>
+    <w:p>
+      <w:pPr>
+        <w:keepNext/>
+        <w:spacing w:before="360" w:after="360" w:line="360" w:lineRule="auto"/>
+        <w:outlineLvl w:val="0"/>
+        <w:rPr>
+          <w:sz w:val="28"/>
+          <w:szCs w:val="28"/>
+        </w:rPr>
+      </w:pPr>
+      <w:r>
+        <w:rPr>
+          <w:sz w:val="28"/>
+          <w:szCs w:val="28"/>
+        </w:rPr>
+        <w:t xml:space="preserve">Причин высокой погрешности </w:t>
+      </w:r>
+      <w:proofErr w:type="spellStart"/>
+      <w:r>
+        <w:rPr>
+          <w:sz w:val="28"/>
+          <w:szCs w:val="28"/>
+        </w:rPr>
+        <w:t>float</w:t>
+      </w:r>
+      <w:proofErr w:type="spellEnd"/>
+      <w:r>
+        <w:rPr>
+          <w:sz w:val="28"/>
+          <w:szCs w:val="28"/>
+        </w:rPr>
+        <w:t xml:space="preserve"> две. Во-первых, вычитание двух близких больших чисел в числителе приводит к потере всех значащих цифр. Во-</w:t>
+      </w:r>
+      <w:r>
+        <w:rPr>
+          <w:sz w:val="28"/>
+          <w:szCs w:val="28"/>
+        </w:rPr>
+        <w:lastRenderedPageBreak/>
+        <w:t xml:space="preserve">вторых, последующее деление на очень малый знаменатель </w:t>
+      </w:r>
+      <w:proofErr w:type="spellStart"/>
+      <w:r>
+        <w:rPr>
+          <w:sz w:val="28"/>
+          <w:szCs w:val="28"/>
+        </w:rPr>
+        <w:t>znam</w:t>
+      </w:r>
+      <w:proofErr w:type="spellEnd"/>
+      <w:r>
+        <w:rPr>
+          <w:sz w:val="28"/>
+          <w:szCs w:val="28"/>
+        </w:rPr>
+        <w:t xml:space="preserve"> (порядка 10⁻⁷) значительно увеличивает относительную ошибку.</w:t>
+      </w:r>
+    </w:p>
+    <w:p>
+      <w:pPr>
+        <w:pStyle w:val="ac"/>
+        <w:rPr>
+          <w:sz w:val="28"/>
+          <w:szCs w:val="28"/>
+          <w:lang w:val="ru"/>
+        </w:rPr>
+      </w:pPr>
+      <w:r>
+        <w:rPr>
+          <w:sz w:val="28"/>
+          <w:szCs w:val="28"/>
+          <w:lang w:val="ru"/>
+        </w:rPr>
+        <w:t xml:space="preserve">Таким образом, тип </w:t>
+      </w:r>
+      <w:proofErr w:type="spellStart"/>
+      <w:r>
+        <w:rPr>
+          <w:sz w:val="28"/>
+          <w:szCs w:val="28"/>
+          <w:lang w:val="ru"/>
+        </w:rPr>
+        <w:t>double</w:t>
+      </w:r>
+      <w:proofErr w:type="spellEnd"/>
+      <w:r>
+        <w:rPr>
+          <w:sz w:val="28"/>
+          <w:szCs w:val="28"/>
+          <w:lang w:val="ru"/>
+        </w:rPr>
+        <w:t xml:space="preserve"> обеспечивает необходимую точность и позволяет получить правильный результат, в то время как </w:t>
+      </w:r>
+      <w:proofErr w:type="spellStart"/>
+      <w:r>
+        <w:rPr>
+          <w:sz w:val="28"/>
+          <w:szCs w:val="28"/>
+          <w:lang w:val="ru"/>
+        </w:rPr>
+        <w:t>float</w:t>
+      </w:r>
+      <w:proofErr w:type="spellEnd"/>
+      <w:r>
+        <w:rPr>
+          <w:sz w:val="28"/>
+          <w:szCs w:val="28"/>
+          <w:lang w:val="ru"/>
+        </w:rPr>
+        <w:t xml:space="preserve"> из-за ограничений 32-битного формата полностью теряет данные в числителе. Для повышения точности расчётов следует использовать </w:t>
+      </w:r>
+      <w:proofErr w:type="spellStart"/>
+      <w:r>
+        <w:rPr>
+          <w:sz w:val="28"/>
+          <w:szCs w:val="28"/>
+          <w:lang w:val="ru"/>
+        </w:rPr>
+        <w:t>double</w:t>
+      </w:r>
+      <w:proofErr w:type="spellEnd"/>
+      <w:r>
+        <w:rPr>
+          <w:sz w:val="28"/>
+          <w:szCs w:val="28"/>
+          <w:lang w:val="ru"/>
+        </w:rPr>
+        <w:t xml:space="preserve"> и при возможности упрощать подобные формулы аналитически</w:t>
+      </w:r>
+      <w:r>
+        <w:rPr>
+          <w:sz w:val="28"/>
+          <w:szCs w:val="28"/>
+          <w:lang w:val="ru"/>
+        </w:rPr>
+        <w:t>.</w:t>
+      </w:r>
+    </w:p>
+    <w:p>
+      <w:pPr>
+        <w:keepNext/>
+        <w:spacing w:before="360" w:after="360" w:line="360" w:lineRule="auto"/>
+        <w:ind w:firstLine="709"/>
+        <w:outlineLvl w:val="0"/>
+        <w:rPr>
+          <w:lang w:val="ru-RU"/>
+        </w:rPr>
+      </w:pPr>
+    </w:p>
+    <w:p>
+      <w:pPr>
+        <w:pStyle w:val="2"/>
+      </w:pPr>
+      <w:bookmarkStart w:id="7" w:name="_Toc243852816"/>
+      <w:r>
+        <w:t>Результат задания 2</w:t>
+      </w:r>
+      <w:bookmarkEnd w:id="7"/>
+      <w:r>
+        <w:t xml:space="preserve"> </w:t>
       </w:r>
     </w:p>
     <w:p>
@@ -4498,131 +6951,1426 @@
         </w:tabs>
         <w:spacing w:line="240" w:lineRule="auto"/>
         <w:ind w:right="77"/>
-      </w:pPr>
-    </w:p>
-    <w:p>
-      <w:pPr>
-        <w:rPr>
-          <w:lang w:val="ru-RU"/>
-        </w:rPr>
-      </w:pPr>
-    </w:p>
-    <w:p>
-      <w:pPr>
-        <w:rPr>
-          <w:lang w:val="ru-RU"/>
-        </w:rPr>
-      </w:pPr>
-    </w:p>
-    <w:p>
-      <w:pPr>
-        <w:rPr>
-          <w:lang w:val="ru-RU"/>
-        </w:rPr>
-      </w:pPr>
-    </w:p>
-    <w:p>
-      <w:pPr>
-        <w:rPr>
-          <w:lang w:val="ru-RU"/>
-        </w:rPr>
-      </w:pPr>
-    </w:p>
-    <w:p>
-      <w:pPr>
-        <w:rPr>
-          <w:lang w:val="ru-RU"/>
-        </w:rPr>
-      </w:pPr>
-    </w:p>
-    <w:p>
-      <w:pPr>
-        <w:rPr>
-          <w:lang w:val="ru-RU"/>
-        </w:rPr>
-      </w:pPr>
-    </w:p>
-    <w:p>
-      <w:pPr>
-        <w:rPr>
-          <w:lang w:val="ru-RU"/>
-        </w:rPr>
-      </w:pPr>
-    </w:p>
-    <w:p>
-      <w:pPr>
-        <w:rPr>
-          <w:lang w:val="ru-RU"/>
-        </w:rPr>
-      </w:pPr>
-    </w:p>
-    <w:p>
-      <w:pPr>
-        <w:rPr>
-          <w:lang w:val="ru-RU"/>
-        </w:rPr>
-      </w:pPr>
-    </w:p>
-    <w:p>
-      <w:pPr>
-        <w:rPr>
-          <w:lang w:val="ru-RU"/>
-        </w:rPr>
-      </w:pPr>
-    </w:p>
-    <w:p>
-      <w:pPr>
-        <w:rPr>
-          <w:lang w:val="ru-RU"/>
-        </w:rPr>
-      </w:pPr>
-    </w:p>
-    <w:p>
-      <w:pPr>
-        <w:rPr>
-          <w:lang w:val="ru-RU"/>
-        </w:rPr>
-      </w:pPr>
-    </w:p>
-    <w:p>
-      <w:pPr>
-        <w:rPr>
-          <w:lang w:val="ru-RU"/>
-        </w:rPr>
-      </w:pPr>
-    </w:p>
-    <w:p>
-      <w:pPr>
-        <w:rPr>
-          <w:lang w:val="ru-RU"/>
-        </w:rPr>
-      </w:pPr>
-    </w:p>
-    <w:p>
-      <w:pPr>
-        <w:rPr>
-          <w:lang w:val="ru-RU"/>
-        </w:rPr>
-      </w:pPr>
-    </w:p>
-    <w:p>
-      <w:pPr>
-        <w:rPr>
-          <w:lang w:val="ru-RU"/>
-        </w:rPr>
-      </w:pPr>
-    </w:p>
-    <w:p>
-      <w:pPr>
-        <w:rPr>
-          <w:lang w:val="ru-RU"/>
-        </w:rPr>
-      </w:pPr>
-    </w:p>
-    <w:p>
-      <w:pPr>
-        <w:rPr>
-          <w:lang w:val="ru-RU"/>
+        <w:jc w:val="left"/>
+        <w:rPr>
+          <w:b w:val="0"/>
+          <w:color w:val="auto"/>
+          <w:sz w:val="28"/>
+          <w:szCs w:val="28"/>
+          <w:lang w:val="ru"/>
+        </w:rPr>
+      </w:pPr>
+      <w:r>
+        <w:rPr>
+          <w:b w:val="0"/>
+          <w:color w:val="auto"/>
+          <w:sz w:val="28"/>
+          <w:szCs w:val="28"/>
+          <w:lang w:val="ru"/>
+        </w:rPr>
+        <w:t>Префиксные и постфиксные операции изменения переменных позволяют увеличить или уменьшить их значение на единицу. При использовании постфиксных операций (</w:t>
+      </w:r>
+      <w:r>
+        <w:rPr>
+          <w:b w:val="0"/>
+          <w:color w:val="auto"/>
+          <w:sz w:val="28"/>
+          <w:szCs w:val="28"/>
+          <w:lang w:val="ru"/>
+        </w:rPr>
+        <w:t>n++</w:t>
+      </w:r>
+      <w:r>
+        <w:rPr>
+          <w:b w:val="0"/>
+          <w:color w:val="auto"/>
+          <w:sz w:val="28"/>
+          <w:szCs w:val="28"/>
+          <w:lang w:val="ru"/>
+        </w:rPr>
+        <w:t xml:space="preserve">, </w:t>
+      </w:r>
+      <w:r>
+        <w:rPr>
+          <w:b w:val="0"/>
+          <w:color w:val="auto"/>
+          <w:sz w:val="28"/>
+          <w:szCs w:val="28"/>
+          <w:lang w:val="ru"/>
+        </w:rPr>
+        <w:t>m--</w:t>
+      </w:r>
+      <w:r>
+        <w:rPr>
+          <w:b w:val="0"/>
+          <w:color w:val="auto"/>
+          <w:sz w:val="28"/>
+          <w:szCs w:val="28"/>
+          <w:lang w:val="ru"/>
+        </w:rPr>
+        <w:t xml:space="preserve">, </w:t>
+      </w:r>
+      <w:r>
+        <w:rPr>
+          <w:b w:val="0"/>
+          <w:color w:val="auto"/>
+          <w:sz w:val="28"/>
+          <w:szCs w:val="28"/>
+          <w:lang w:val="ru"/>
+        </w:rPr>
+        <w:t>n--</w:t>
+      </w:r>
+      <w:r>
+        <w:rPr>
+          <w:b w:val="0"/>
+          <w:color w:val="auto"/>
+          <w:sz w:val="28"/>
+          <w:szCs w:val="28"/>
+          <w:lang w:val="ru"/>
+        </w:rPr>
+        <w:t xml:space="preserve">) сначала применяется текущее значение переменной, а затем оно изменяется. В таблице 3 представлено пошаговое вычисление выражений с учётом изменения значений переменных </w:t>
+      </w:r>
+      <w:r>
+        <w:rPr>
+          <w:b w:val="0"/>
+          <w:color w:val="auto"/>
+          <w:sz w:val="28"/>
+          <w:szCs w:val="28"/>
+          <w:lang w:val="ru"/>
+        </w:rPr>
+        <w:t>n</w:t>
+      </w:r>
+      <w:r>
+        <w:rPr>
+          <w:b w:val="0"/>
+          <w:color w:val="auto"/>
+          <w:sz w:val="28"/>
+          <w:szCs w:val="28"/>
+          <w:lang w:val="ru"/>
+        </w:rPr>
+        <w:t xml:space="preserve"> и </w:t>
+      </w:r>
+      <w:r>
+        <w:rPr>
+          <w:b w:val="0"/>
+          <w:color w:val="auto"/>
+          <w:sz w:val="28"/>
+          <w:szCs w:val="28"/>
+          <w:lang w:val="ru"/>
+        </w:rPr>
+        <w:t>m</w:t>
+      </w:r>
+      <w:r>
+        <w:rPr>
+          <w:b w:val="0"/>
+          <w:color w:val="auto"/>
+          <w:sz w:val="28"/>
+          <w:szCs w:val="28"/>
+          <w:lang w:val="ru"/>
+        </w:rPr>
+        <w:t>.</w:t>
+      </w:r>
+    </w:p>
+    <w:p>
+      <w:pPr>
+        <w:rPr>
+          <w:sz w:val="28"/>
+          <w:szCs w:val="28"/>
+        </w:rPr>
+      </w:pPr>
+      <w:r>
+        <w:rPr>
+          <w:sz w:val="28"/>
+          <w:szCs w:val="28"/>
+        </w:rPr>
+        <w:t xml:space="preserve">Таблица 3 – Пошаговое вычисления выражения задания 2 </w:t>
+      </w:r>
+    </w:p>
+    <w:p>
+      <w:pPr>
+        <w:rPr>
+          <w:lang w:val="ru-RU"/>
+        </w:rPr>
+      </w:pPr>
+    </w:p>
+    <w:tbl>
+      <w:tblPr>
+        <w:tblStyle w:val="ab"/>
+        <w:tblW w:w="0" w:type="auto"/>
+        <w:tblLook w:val="04A0" w:firstRow="1" w:lastRow="0" w:firstColumn="1" w:lastColumn="0" w:noHBand="0" w:noVBand="1"/>
+      </w:tblPr>
+      <w:tblGrid>
+        <w:gridCol w:w="1869"/>
+        <w:gridCol w:w="1869"/>
+        <w:gridCol w:w="1869"/>
+        <w:gridCol w:w="1869"/>
+        <w:gridCol w:w="1869"/>
+      </w:tblGrid>
+      <w:tr>
+        <w:tc>
+          <w:tcPr>
+            <w:tcW w:w="1869" w:type="dxa"/>
+          </w:tcPr>
+          <w:p>
+            <w:pPr>
+              <w:rPr>
+                <w:sz w:val="24"/>
+                <w:szCs w:val="24"/>
+              </w:rPr>
+            </w:pPr>
+            <w:r>
+              <w:rPr>
+                <w:sz w:val="24"/>
+                <w:szCs w:val="24"/>
+              </w:rPr>
+              <w:t>Выражение</w:t>
+            </w:r>
+          </w:p>
+        </w:tc>
+        <w:tc>
+          <w:tcPr>
+            <w:tcW w:w="1869" w:type="dxa"/>
+          </w:tcPr>
+          <w:p>
+            <w:pPr>
+              <w:jc w:val="center"/>
+              <w:rPr>
+                <w:sz w:val="24"/>
+                <w:szCs w:val="24"/>
+              </w:rPr>
+            </w:pPr>
+            <w:r>
+              <w:rPr>
+                <w:sz w:val="24"/>
+                <w:szCs w:val="24"/>
+              </w:rPr>
+              <w:t>Значения в выражении</w:t>
+            </w:r>
+          </w:p>
+        </w:tc>
+        <w:tc>
+          <w:tcPr>
+            <w:tcW w:w="1869" w:type="dxa"/>
+          </w:tcPr>
+          <w:p>
+            <w:pPr>
+              <w:rPr>
+                <w:sz w:val="24"/>
+                <w:szCs w:val="24"/>
+              </w:rPr>
+            </w:pPr>
+            <w:r>
+              <w:rPr>
+                <w:sz w:val="24"/>
+                <w:szCs w:val="24"/>
+              </w:rPr>
+              <w:t>n после</w:t>
+            </w:r>
+          </w:p>
+        </w:tc>
+        <w:tc>
+          <w:tcPr>
+            <w:tcW w:w="1869" w:type="dxa"/>
+          </w:tcPr>
+          <w:p>
+            <w:pPr>
+              <w:rPr>
+                <w:sz w:val="24"/>
+                <w:szCs w:val="24"/>
+              </w:rPr>
+            </w:pPr>
+            <w:r>
+              <w:rPr>
+                <w:sz w:val="24"/>
+                <w:szCs w:val="24"/>
+              </w:rPr>
+              <w:t>m после</w:t>
+            </w:r>
+          </w:p>
+        </w:tc>
+        <w:tc>
+          <w:tcPr>
+            <w:tcW w:w="1869" w:type="dxa"/>
+          </w:tcPr>
+          <w:p>
+            <w:pPr>
+              <w:jc w:val="center"/>
+              <w:rPr>
+                <w:sz w:val="24"/>
+                <w:szCs w:val="24"/>
+              </w:rPr>
+            </w:pPr>
+            <w:r>
+              <w:rPr>
+                <w:sz w:val="24"/>
+                <w:szCs w:val="24"/>
+              </w:rPr>
+              <w:t>Результат</w:t>
+            </w:r>
+          </w:p>
+        </w:tc>
+      </w:tr>
+      <w:tr>
+        <w:tc>
+          <w:tcPr>
+            <w:tcW w:w="1869" w:type="dxa"/>
+          </w:tcPr>
+          <w:p>
+            <w:pPr>
+              <w:rPr>
+                <w:sz w:val="24"/>
+                <w:szCs w:val="24"/>
+              </w:rPr>
+            </w:pPr>
+            <w:r>
+              <w:rPr>
+                <w:sz w:val="24"/>
+                <w:szCs w:val="24"/>
+              </w:rPr>
+              <w:t>ans1 = n++ - m</w:t>
+            </w:r>
+          </w:p>
+        </w:tc>
+        <w:tc>
+          <w:tcPr>
+            <w:tcW w:w="1869" w:type="dxa"/>
+          </w:tcPr>
+          <w:p>
+            <w:pPr>
+              <w:rPr>
+                <w:sz w:val="24"/>
+                <w:szCs w:val="24"/>
+              </w:rPr>
+            </w:pPr>
+            <w:r>
+              <w:rPr>
+                <w:sz w:val="24"/>
+                <w:szCs w:val="24"/>
+              </w:rPr>
+              <w:t>5 - 3</w:t>
+            </w:r>
+          </w:p>
+        </w:tc>
+        <w:tc>
+          <w:tcPr>
+            <w:tcW w:w="1869" w:type="dxa"/>
+          </w:tcPr>
+          <w:p>
+            <w:pPr>
+              <w:rPr>
+                <w:sz w:val="24"/>
+                <w:szCs w:val="24"/>
+              </w:rPr>
+            </w:pPr>
+            <w:r>
+              <w:rPr>
+                <w:sz w:val="24"/>
+                <w:szCs w:val="24"/>
+              </w:rPr>
+              <w:t>6</w:t>
+            </w:r>
+          </w:p>
+        </w:tc>
+        <w:tc>
+          <w:tcPr>
+            <w:tcW w:w="1869" w:type="dxa"/>
+          </w:tcPr>
+          <w:p>
+            <w:pPr>
+              <w:rPr>
+                <w:sz w:val="24"/>
+                <w:szCs w:val="24"/>
+              </w:rPr>
+            </w:pPr>
+            <w:r>
+              <w:rPr>
+                <w:sz w:val="24"/>
+                <w:szCs w:val="24"/>
+              </w:rPr>
+              <w:t>3</w:t>
+            </w:r>
+          </w:p>
+        </w:tc>
+        <w:tc>
+          <w:tcPr>
+            <w:tcW w:w="1869" w:type="dxa"/>
+          </w:tcPr>
+          <w:p>
+            <w:pPr>
+              <w:rPr>
+                <w:sz w:val="24"/>
+                <w:szCs w:val="24"/>
+              </w:rPr>
+            </w:pPr>
+            <w:r>
+              <w:rPr>
+                <w:sz w:val="24"/>
+                <w:szCs w:val="24"/>
+              </w:rPr>
+              <w:t>2</w:t>
+            </w:r>
+          </w:p>
+        </w:tc>
+      </w:tr>
+      <w:tr>
+        <w:tc>
+          <w:tcPr>
+            <w:tcW w:w="1869" w:type="dxa"/>
+          </w:tcPr>
+          <w:p>
+            <w:pPr>
+              <w:rPr>
+                <w:sz w:val="24"/>
+                <w:szCs w:val="24"/>
+              </w:rPr>
+            </w:pPr>
+            <w:r>
+              <w:rPr>
+                <w:sz w:val="24"/>
+                <w:szCs w:val="24"/>
+              </w:rPr>
+              <w:t>ans2 = m-- &gt; n</w:t>
+            </w:r>
+          </w:p>
+        </w:tc>
+        <w:tc>
+          <w:tcPr>
+            <w:tcW w:w="1869" w:type="dxa"/>
+          </w:tcPr>
+          <w:p>
+            <w:pPr>
+              <w:rPr>
+                <w:sz w:val="24"/>
+                <w:szCs w:val="24"/>
+              </w:rPr>
+            </w:pPr>
+            <w:r>
+              <w:rPr>
+                <w:sz w:val="24"/>
+                <w:szCs w:val="24"/>
+              </w:rPr>
+              <w:t>3 &gt; 6</w:t>
+            </w:r>
+          </w:p>
+        </w:tc>
+        <w:tc>
+          <w:tcPr>
+            <w:tcW w:w="1869" w:type="dxa"/>
+          </w:tcPr>
+          <w:p>
+            <w:pPr>
+              <w:rPr>
+                <w:sz w:val="24"/>
+                <w:szCs w:val="24"/>
+              </w:rPr>
+            </w:pPr>
+            <w:r>
+              <w:rPr>
+                <w:sz w:val="24"/>
+                <w:szCs w:val="24"/>
+              </w:rPr>
+              <w:t>6</w:t>
+            </w:r>
+          </w:p>
+        </w:tc>
+        <w:tc>
+          <w:tcPr>
+            <w:tcW w:w="1869" w:type="dxa"/>
+          </w:tcPr>
+          <w:p>
+            <w:pPr>
+              <w:rPr>
+                <w:sz w:val="24"/>
+                <w:szCs w:val="24"/>
+              </w:rPr>
+            </w:pPr>
+            <w:r>
+              <w:rPr>
+                <w:sz w:val="24"/>
+                <w:szCs w:val="24"/>
+              </w:rPr>
+              <w:t>2</w:t>
+            </w:r>
+          </w:p>
+        </w:tc>
+        <w:tc>
+          <w:tcPr>
+            <w:tcW w:w="1869" w:type="dxa"/>
+          </w:tcPr>
+          <w:p>
+            <w:pPr>
+              <w:rPr>
+                <w:sz w:val="24"/>
+                <w:szCs w:val="24"/>
+              </w:rPr>
+            </w:pPr>
+            <w:proofErr w:type="spellStart"/>
+            <w:r>
+              <w:rPr>
+                <w:sz w:val="24"/>
+                <w:szCs w:val="24"/>
+              </w:rPr>
+              <w:t>false</w:t>
+            </w:r>
+            <w:proofErr w:type="spellEnd"/>
+            <w:r>
+              <w:rPr>
+                <w:sz w:val="24"/>
+                <w:szCs w:val="24"/>
+              </w:rPr>
+              <w:t xml:space="preserve"> (0)</w:t>
+            </w:r>
+          </w:p>
+        </w:tc>
+      </w:tr>
+      <w:tr>
+        <w:tc>
+          <w:tcPr>
+            <w:tcW w:w="1869" w:type="dxa"/>
+          </w:tcPr>
+          <w:p>
+            <w:pPr>
+              <w:rPr>
+                <w:sz w:val="24"/>
+                <w:szCs w:val="24"/>
+              </w:rPr>
+            </w:pPr>
+            <w:r>
+              <w:rPr>
+                <w:sz w:val="24"/>
+                <w:szCs w:val="24"/>
+              </w:rPr>
+              <w:t>ans3 = n-- &gt; m</w:t>
+            </w:r>
+          </w:p>
+        </w:tc>
+        <w:tc>
+          <w:tcPr>
+            <w:tcW w:w="1869" w:type="dxa"/>
+          </w:tcPr>
+          <w:p>
+            <w:pPr>
+              <w:rPr>
+                <w:sz w:val="24"/>
+                <w:szCs w:val="24"/>
+              </w:rPr>
+            </w:pPr>
+            <w:r>
+              <w:rPr>
+                <w:sz w:val="24"/>
+                <w:szCs w:val="24"/>
+              </w:rPr>
+              <w:t>6 &gt; 2</w:t>
+            </w:r>
+          </w:p>
+        </w:tc>
+        <w:tc>
+          <w:tcPr>
+            <w:tcW w:w="1869" w:type="dxa"/>
+          </w:tcPr>
+          <w:p>
+            <w:pPr>
+              <w:rPr>
+                <w:sz w:val="24"/>
+                <w:szCs w:val="24"/>
+              </w:rPr>
+            </w:pPr>
+            <w:r>
+              <w:rPr>
+                <w:sz w:val="24"/>
+                <w:szCs w:val="24"/>
+              </w:rPr>
+              <w:t>5</w:t>
+            </w:r>
+          </w:p>
+        </w:tc>
+        <w:tc>
+          <w:tcPr>
+            <w:tcW w:w="1869" w:type="dxa"/>
+          </w:tcPr>
+          <w:p>
+            <w:pPr>
+              <w:rPr>
+                <w:sz w:val="24"/>
+                <w:szCs w:val="24"/>
+              </w:rPr>
+            </w:pPr>
+            <w:r>
+              <w:rPr>
+                <w:sz w:val="24"/>
+                <w:szCs w:val="24"/>
+              </w:rPr>
+              <w:t>2</w:t>
+            </w:r>
+          </w:p>
+        </w:tc>
+        <w:tc>
+          <w:tcPr>
+            <w:tcW w:w="1869" w:type="dxa"/>
+          </w:tcPr>
+          <w:p>
+            <w:pPr>
+              <w:rPr>
+                <w:sz w:val="24"/>
+                <w:szCs w:val="24"/>
+              </w:rPr>
+            </w:pPr>
+            <w:proofErr w:type="spellStart"/>
+            <w:r>
+              <w:rPr>
+                <w:sz w:val="24"/>
+                <w:szCs w:val="24"/>
+              </w:rPr>
+              <w:t>true</w:t>
+            </w:r>
+            <w:proofErr w:type="spellEnd"/>
+            <w:r>
+              <w:rPr>
+                <w:sz w:val="24"/>
+                <w:szCs w:val="24"/>
+              </w:rPr>
+              <w:t xml:space="preserve"> (1)</w:t>
+            </w:r>
+          </w:p>
+        </w:tc>
+      </w:tr>
+    </w:tbl>
+    <w:p>
+      <w:pPr>
+        <w:rPr>
+          <w:lang w:val="ru-RU"/>
+        </w:rPr>
+      </w:pPr>
+    </w:p>
+    <w:p>
+      <w:pPr>
+        <w:rPr>
+          <w:sz w:val="28"/>
+          <w:szCs w:val="28"/>
+        </w:rPr>
+      </w:pPr>
+      <w:r>
+        <w:rPr>
+          <w:sz w:val="28"/>
+          <w:szCs w:val="28"/>
+        </w:rPr>
+        <w:t xml:space="preserve">В первом выражении </w:t>
+      </w:r>
+      <w:r>
+        <w:rPr>
+          <w:sz w:val="28"/>
+          <w:szCs w:val="28"/>
+        </w:rPr>
+        <w:t>ans1 = n++ - m</w:t>
+      </w:r>
+      <w:r>
+        <w:rPr>
+          <w:sz w:val="28"/>
+          <w:szCs w:val="28"/>
+        </w:rPr>
+        <w:t xml:space="preserve"> используется текущее значение </w:t>
+      </w:r>
+      <w:r>
+        <w:rPr>
+          <w:sz w:val="28"/>
+          <w:szCs w:val="28"/>
+        </w:rPr>
+        <w:t>n = 5</w:t>
+      </w:r>
+      <w:r>
+        <w:rPr>
+          <w:sz w:val="28"/>
+          <w:szCs w:val="28"/>
+        </w:rPr>
+        <w:t xml:space="preserve">, из которого вычитается </w:t>
+      </w:r>
+      <w:r>
+        <w:rPr>
+          <w:sz w:val="28"/>
+          <w:szCs w:val="28"/>
+        </w:rPr>
+        <w:t>m = 3</w:t>
+      </w:r>
+      <w:r>
+        <w:rPr>
+          <w:sz w:val="28"/>
+          <w:szCs w:val="28"/>
+        </w:rPr>
+        <w:t xml:space="preserve">. В результате получается </w:t>
+      </w:r>
+      <w:r>
+        <w:rPr>
+          <w:sz w:val="28"/>
+          <w:szCs w:val="28"/>
+        </w:rPr>
+        <w:t>ans1 = 2</w:t>
+      </w:r>
+      <w:r>
+        <w:rPr>
+          <w:sz w:val="28"/>
+          <w:szCs w:val="28"/>
+        </w:rPr>
+        <w:t xml:space="preserve">. После вычисления выражения переменная </w:t>
+      </w:r>
+      <w:r>
+        <w:rPr>
+          <w:sz w:val="28"/>
+          <w:szCs w:val="28"/>
+        </w:rPr>
+        <w:t>n</w:t>
+      </w:r>
+      <w:r>
+        <w:rPr>
+          <w:sz w:val="28"/>
+          <w:szCs w:val="28"/>
+        </w:rPr>
+        <w:t xml:space="preserve"> увеличивается на единицу и становится равной 6.</w:t>
+      </w:r>
+    </w:p>
+    <w:p>
+      <w:pPr>
+        <w:rPr>
+          <w:sz w:val="28"/>
+          <w:szCs w:val="28"/>
+        </w:rPr>
+      </w:pPr>
+    </w:p>
+    <w:p>
+      <w:pPr>
+        <w:rPr>
+          <w:sz w:val="28"/>
+          <w:szCs w:val="28"/>
+        </w:rPr>
+      </w:pPr>
+      <w:r>
+        <w:rPr>
+          <w:sz w:val="28"/>
+          <w:szCs w:val="28"/>
+        </w:rPr>
+        <w:t xml:space="preserve">Во втором выражении </w:t>
+      </w:r>
+      <w:r>
+        <w:rPr>
+          <w:sz w:val="28"/>
+          <w:szCs w:val="28"/>
+        </w:rPr>
+        <w:t>ans2 = m</w:t>
+      </w:r>
+      <w:proofErr w:type="gramStart"/>
+      <w:r>
+        <w:rPr>
+          <w:sz w:val="28"/>
+          <w:szCs w:val="28"/>
+        </w:rPr>
+        <w:t>-- &gt;</w:t>
+      </w:r>
+      <w:proofErr w:type="gramEnd"/>
+      <w:r>
+        <w:rPr>
+          <w:sz w:val="28"/>
+          <w:szCs w:val="28"/>
+        </w:rPr>
+        <w:t xml:space="preserve"> n</w:t>
+      </w:r>
+      <w:r>
+        <w:rPr>
+          <w:sz w:val="28"/>
+          <w:szCs w:val="28"/>
+        </w:rPr>
+        <w:t xml:space="preserve"> сравниваются значения </w:t>
+      </w:r>
+      <w:r>
+        <w:rPr>
+          <w:sz w:val="28"/>
+          <w:szCs w:val="28"/>
+        </w:rPr>
+        <w:t>m = 3</w:t>
+      </w:r>
+      <w:r>
+        <w:rPr>
+          <w:sz w:val="28"/>
+          <w:szCs w:val="28"/>
+        </w:rPr>
+        <w:t xml:space="preserve"> и </w:t>
+      </w:r>
+      <w:r>
+        <w:rPr>
+          <w:sz w:val="28"/>
+          <w:szCs w:val="28"/>
+        </w:rPr>
+        <w:t>n = 6</w:t>
+      </w:r>
+      <w:r>
+        <w:rPr>
+          <w:sz w:val="28"/>
+          <w:szCs w:val="28"/>
+        </w:rPr>
+        <w:t xml:space="preserve">. Условие </w:t>
+      </w:r>
+      <w:r>
+        <w:rPr>
+          <w:sz w:val="28"/>
+          <w:szCs w:val="28"/>
+        </w:rPr>
+        <w:t>3 &gt; 6</w:t>
+      </w:r>
+      <w:r>
+        <w:rPr>
+          <w:sz w:val="28"/>
+          <w:szCs w:val="28"/>
+        </w:rPr>
+        <w:t xml:space="preserve"> является ложным, поэтому </w:t>
+      </w:r>
+      <w:r>
+        <w:rPr>
+          <w:sz w:val="28"/>
+          <w:szCs w:val="28"/>
+        </w:rPr>
+        <w:t xml:space="preserve">ans2 = </w:t>
+      </w:r>
+      <w:proofErr w:type="spellStart"/>
+      <w:r>
+        <w:rPr>
+          <w:sz w:val="28"/>
+          <w:szCs w:val="28"/>
+        </w:rPr>
+        <w:t>false</w:t>
+      </w:r>
+      <w:proofErr w:type="spellEnd"/>
+      <w:r>
+        <w:rPr>
+          <w:sz w:val="28"/>
+          <w:szCs w:val="28"/>
+        </w:rPr>
+        <w:t xml:space="preserve">. После сравнения значение переменной </w:t>
+      </w:r>
+      <w:r>
+        <w:rPr>
+          <w:sz w:val="28"/>
+          <w:szCs w:val="28"/>
+        </w:rPr>
+        <w:t>m</w:t>
+      </w:r>
+      <w:r>
+        <w:rPr>
+          <w:sz w:val="28"/>
+          <w:szCs w:val="28"/>
+        </w:rPr>
+        <w:t xml:space="preserve"> уменьшается на единицу и становится равным 2.</w:t>
+      </w:r>
+    </w:p>
+    <w:p>
+      <w:pPr>
+        <w:rPr>
+          <w:sz w:val="28"/>
+          <w:szCs w:val="28"/>
+        </w:rPr>
+      </w:pPr>
+    </w:p>
+    <w:p>
+      <w:pPr>
+        <w:rPr>
+          <w:sz w:val="28"/>
+          <w:szCs w:val="28"/>
+        </w:rPr>
+      </w:pPr>
+      <w:r>
+        <w:rPr>
+          <w:sz w:val="28"/>
+          <w:szCs w:val="28"/>
+        </w:rPr>
+        <w:t xml:space="preserve">В третьем выражении </w:t>
+      </w:r>
+      <w:r>
+        <w:rPr>
+          <w:sz w:val="28"/>
+          <w:szCs w:val="28"/>
+        </w:rPr>
+        <w:t>ans3 = n</w:t>
+      </w:r>
+      <w:proofErr w:type="gramStart"/>
+      <w:r>
+        <w:rPr>
+          <w:sz w:val="28"/>
+          <w:szCs w:val="28"/>
+        </w:rPr>
+        <w:t>-- &gt;</w:t>
+      </w:r>
+      <w:proofErr w:type="gramEnd"/>
+      <w:r>
+        <w:rPr>
+          <w:sz w:val="28"/>
+          <w:szCs w:val="28"/>
+        </w:rPr>
+        <w:t xml:space="preserve"> m</w:t>
+      </w:r>
+      <w:r>
+        <w:rPr>
+          <w:sz w:val="28"/>
+          <w:szCs w:val="28"/>
+        </w:rPr>
+        <w:t xml:space="preserve"> сравниваются текущее значение </w:t>
+      </w:r>
+      <w:r>
+        <w:rPr>
+          <w:sz w:val="28"/>
+          <w:szCs w:val="28"/>
+        </w:rPr>
+        <w:t>n = 6</w:t>
+      </w:r>
+      <w:r>
+        <w:rPr>
+          <w:sz w:val="28"/>
+          <w:szCs w:val="28"/>
+        </w:rPr>
+        <w:t xml:space="preserve"> и значение </w:t>
+      </w:r>
+      <w:r>
+        <w:rPr>
+          <w:sz w:val="28"/>
+          <w:szCs w:val="28"/>
+        </w:rPr>
+        <w:t>m = 2</w:t>
+      </w:r>
+      <w:r>
+        <w:rPr>
+          <w:sz w:val="28"/>
+          <w:szCs w:val="28"/>
+        </w:rPr>
+        <w:t xml:space="preserve">. Условие </w:t>
+      </w:r>
+      <w:r>
+        <w:rPr>
+          <w:sz w:val="28"/>
+          <w:szCs w:val="28"/>
+        </w:rPr>
+        <w:t>6 &gt; 2</w:t>
+      </w:r>
+      <w:r>
+        <w:rPr>
+          <w:sz w:val="28"/>
+          <w:szCs w:val="28"/>
+        </w:rPr>
+        <w:t xml:space="preserve"> является истинным, поэтому </w:t>
+      </w:r>
+      <w:r>
+        <w:rPr>
+          <w:sz w:val="28"/>
+          <w:szCs w:val="28"/>
+        </w:rPr>
+        <w:t xml:space="preserve">ans3 = </w:t>
+      </w:r>
+      <w:proofErr w:type="spellStart"/>
+      <w:r>
+        <w:rPr>
+          <w:sz w:val="28"/>
+          <w:szCs w:val="28"/>
+        </w:rPr>
+        <w:t>true</w:t>
+      </w:r>
+      <w:proofErr w:type="spellEnd"/>
+      <w:r>
+        <w:rPr>
+          <w:sz w:val="28"/>
+          <w:szCs w:val="28"/>
+        </w:rPr>
+        <w:t xml:space="preserve">. После выполнения выражения переменная </w:t>
+      </w:r>
+      <w:r>
+        <w:rPr>
+          <w:sz w:val="28"/>
+          <w:szCs w:val="28"/>
+        </w:rPr>
+        <w:t>n</w:t>
+      </w:r>
+      <w:r>
+        <w:rPr>
+          <w:sz w:val="28"/>
+          <w:szCs w:val="28"/>
+        </w:rPr>
+        <w:t xml:space="preserve"> уменьшается на единицу и принимает значение 5.</w:t>
+      </w:r>
+    </w:p>
+    <w:p>
+      <w:pPr>
+        <w:rPr>
+          <w:sz w:val="28"/>
+          <w:szCs w:val="28"/>
+        </w:rPr>
+      </w:pPr>
+    </w:p>
+    <w:p>
+      <w:pPr>
+        <w:rPr>
+          <w:sz w:val="28"/>
+          <w:szCs w:val="28"/>
+        </w:rPr>
+      </w:pPr>
+      <w:r>
+        <w:rPr>
+          <w:sz w:val="28"/>
+          <w:szCs w:val="28"/>
+        </w:rPr>
+        <w:lastRenderedPageBreak/>
+        <w:t xml:space="preserve">При выводе результатов в поток </w:t>
+      </w:r>
+      <w:proofErr w:type="spellStart"/>
+      <w:r>
+        <w:rPr>
+          <w:sz w:val="28"/>
+          <w:szCs w:val="28"/>
+        </w:rPr>
+        <w:t>cout</w:t>
+      </w:r>
+      <w:proofErr w:type="spellEnd"/>
+      <w:r>
+        <w:rPr>
+          <w:sz w:val="28"/>
+          <w:szCs w:val="28"/>
+        </w:rPr>
+        <w:t xml:space="preserve"> логические значения </w:t>
+      </w:r>
+      <w:proofErr w:type="spellStart"/>
+      <w:r>
+        <w:rPr>
+          <w:sz w:val="28"/>
+          <w:szCs w:val="28"/>
+        </w:rPr>
+        <w:t>bool</w:t>
+      </w:r>
+      <w:proofErr w:type="spellEnd"/>
+      <w:r>
+        <w:rPr>
+          <w:sz w:val="28"/>
+          <w:szCs w:val="28"/>
+        </w:rPr>
+        <w:t xml:space="preserve"> отображаются в виде чисел: </w:t>
+      </w:r>
+      <w:r>
+        <w:rPr>
+          <w:sz w:val="28"/>
+          <w:szCs w:val="28"/>
+        </w:rPr>
+        <w:t>0</w:t>
+      </w:r>
+      <w:r>
+        <w:rPr>
+          <w:sz w:val="28"/>
+          <w:szCs w:val="28"/>
+        </w:rPr>
+        <w:t xml:space="preserve"> соответствует </w:t>
+      </w:r>
+      <w:proofErr w:type="spellStart"/>
+      <w:r>
+        <w:rPr>
+          <w:sz w:val="28"/>
+          <w:szCs w:val="28"/>
+        </w:rPr>
+        <w:t>false</w:t>
+      </w:r>
+      <w:proofErr w:type="spellEnd"/>
+      <w:r>
+        <w:rPr>
+          <w:sz w:val="28"/>
+          <w:szCs w:val="28"/>
+        </w:rPr>
+        <w:t xml:space="preserve">, а </w:t>
+      </w:r>
+      <w:r>
+        <w:rPr>
+          <w:sz w:val="28"/>
+          <w:szCs w:val="28"/>
+        </w:rPr>
+        <w:t>1</w:t>
+      </w:r>
+      <w:r>
+        <w:rPr>
+          <w:sz w:val="28"/>
+          <w:szCs w:val="28"/>
+        </w:rPr>
+        <w:t xml:space="preserve"> — </w:t>
+      </w:r>
+      <w:proofErr w:type="spellStart"/>
+      <w:r>
+        <w:rPr>
+          <w:sz w:val="28"/>
+          <w:szCs w:val="28"/>
+        </w:rPr>
+        <w:t>true</w:t>
+      </w:r>
+      <w:proofErr w:type="spellEnd"/>
+      <w:r>
+        <w:rPr>
+          <w:sz w:val="28"/>
+          <w:szCs w:val="28"/>
+        </w:rPr>
+        <w:t xml:space="preserve">, если не включён флаг </w:t>
+      </w:r>
+      <w:proofErr w:type="spellStart"/>
+      <w:r>
+        <w:rPr>
+          <w:sz w:val="28"/>
+          <w:szCs w:val="28"/>
+        </w:rPr>
+        <w:t>boolalpha</w:t>
+      </w:r>
+      <w:proofErr w:type="spellEnd"/>
+      <w:r>
+        <w:rPr>
+          <w:sz w:val="28"/>
+          <w:szCs w:val="28"/>
+        </w:rPr>
+        <w:t xml:space="preserve">. Таким образом, на экран выводятся значения </w:t>
+      </w:r>
+      <w:r>
+        <w:rPr>
+          <w:sz w:val="28"/>
+          <w:szCs w:val="28"/>
+        </w:rPr>
+        <w:t>2, 0, 1</w:t>
+      </w:r>
+      <w:r>
+        <w:rPr>
+          <w:sz w:val="28"/>
+          <w:szCs w:val="28"/>
+        </w:rPr>
+        <w:t>.</w:t>
+      </w:r>
+      <w:bookmarkStart w:id="8" w:name="_Toc243852817"/>
+    </w:p>
+    <w:p>
+      <w:pPr>
+        <w:rPr>
+          <w:sz w:val="28"/>
+          <w:szCs w:val="28"/>
+        </w:rPr>
+      </w:pPr>
+    </w:p>
+    <w:p>
+      <w:pPr>
+        <w:rPr>
+          <w:sz w:val="28"/>
+          <w:szCs w:val="28"/>
+        </w:rPr>
+      </w:pPr>
+    </w:p>
+    <w:p>
+      <w:pPr>
+        <w:rPr>
+          <w:sz w:val="28"/>
+          <w:szCs w:val="28"/>
+        </w:rPr>
+      </w:pPr>
+    </w:p>
+    <w:p>
+      <w:pPr>
+        <w:rPr>
+          <w:sz w:val="28"/>
+          <w:szCs w:val="28"/>
+        </w:rPr>
+      </w:pPr>
+    </w:p>
+    <w:p>
+      <w:pPr>
+        <w:rPr>
+          <w:sz w:val="28"/>
+          <w:szCs w:val="28"/>
+        </w:rPr>
+      </w:pPr>
+    </w:p>
+    <w:p>
+      <w:pPr>
+        <w:rPr>
+          <w:sz w:val="28"/>
+          <w:szCs w:val="28"/>
+        </w:rPr>
+      </w:pPr>
+    </w:p>
+    <w:p>
+      <w:pPr>
+        <w:rPr>
+          <w:sz w:val="28"/>
+          <w:szCs w:val="28"/>
+        </w:rPr>
+      </w:pPr>
+    </w:p>
+    <w:p>
+      <w:pPr>
+        <w:rPr>
+          <w:sz w:val="28"/>
+          <w:szCs w:val="28"/>
+        </w:rPr>
+      </w:pPr>
+    </w:p>
+    <w:p>
+      <w:pPr>
+        <w:rPr>
+          <w:sz w:val="28"/>
+          <w:szCs w:val="28"/>
+        </w:rPr>
+      </w:pPr>
+    </w:p>
+    <w:p>
+      <w:pPr>
+        <w:rPr>
+          <w:sz w:val="28"/>
+          <w:szCs w:val="28"/>
+        </w:rPr>
+      </w:pPr>
+    </w:p>
+    <w:p>
+      <w:pPr>
+        <w:rPr>
+          <w:sz w:val="28"/>
+          <w:szCs w:val="28"/>
+        </w:rPr>
+      </w:pPr>
+    </w:p>
+    <w:p>
+      <w:pPr>
+        <w:rPr>
+          <w:sz w:val="28"/>
+          <w:szCs w:val="28"/>
+        </w:rPr>
+      </w:pPr>
+    </w:p>
+    <w:p>
+      <w:pPr>
+        <w:rPr>
+          <w:sz w:val="28"/>
+          <w:szCs w:val="28"/>
+        </w:rPr>
+      </w:pPr>
+    </w:p>
+    <w:p>
+      <w:pPr>
+        <w:rPr>
+          <w:sz w:val="28"/>
+          <w:szCs w:val="28"/>
+        </w:rPr>
+      </w:pPr>
+    </w:p>
+    <w:p>
+      <w:pPr>
+        <w:rPr>
+          <w:sz w:val="28"/>
+          <w:szCs w:val="28"/>
+        </w:rPr>
+      </w:pPr>
+    </w:p>
+    <w:p>
+      <w:pPr>
+        <w:rPr>
+          <w:sz w:val="28"/>
+          <w:szCs w:val="28"/>
+        </w:rPr>
+      </w:pPr>
+    </w:p>
+    <w:p>
+      <w:pPr>
+        <w:rPr>
+          <w:sz w:val="28"/>
+          <w:szCs w:val="28"/>
+        </w:rPr>
+      </w:pPr>
+    </w:p>
+    <w:p>
+      <w:pPr>
+        <w:rPr>
+          <w:sz w:val="28"/>
+          <w:szCs w:val="28"/>
+        </w:rPr>
+      </w:pPr>
+    </w:p>
+    <w:p>
+      <w:pPr>
+        <w:rPr>
+          <w:sz w:val="28"/>
+          <w:szCs w:val="28"/>
+        </w:rPr>
+      </w:pPr>
+    </w:p>
+    <w:p>
+      <w:pPr>
+        <w:rPr>
+          <w:sz w:val="28"/>
+          <w:szCs w:val="28"/>
+        </w:rPr>
+      </w:pPr>
+    </w:p>
+    <w:p>
+      <w:pPr>
+        <w:rPr>
+          <w:sz w:val="28"/>
+          <w:szCs w:val="28"/>
+        </w:rPr>
+      </w:pPr>
+    </w:p>
+    <w:p>
+      <w:pPr>
+        <w:rPr>
+          <w:sz w:val="28"/>
+          <w:szCs w:val="28"/>
+        </w:rPr>
+      </w:pPr>
+    </w:p>
+    <w:p>
+      <w:pPr>
+        <w:rPr>
+          <w:sz w:val="28"/>
+          <w:szCs w:val="28"/>
+        </w:rPr>
+      </w:pPr>
+    </w:p>
+    <w:p>
+      <w:pPr>
+        <w:rPr>
+          <w:sz w:val="28"/>
+          <w:szCs w:val="28"/>
+        </w:rPr>
+      </w:pPr>
+    </w:p>
+    <w:p>
+      <w:pPr>
+        <w:rPr>
+          <w:sz w:val="28"/>
+          <w:szCs w:val="28"/>
+        </w:rPr>
+      </w:pPr>
+    </w:p>
+    <w:p>
+      <w:pPr>
+        <w:rPr>
+          <w:sz w:val="28"/>
+          <w:szCs w:val="28"/>
+        </w:rPr>
+      </w:pPr>
+    </w:p>
+    <w:p>
+      <w:pPr>
+        <w:rPr>
+          <w:sz w:val="28"/>
+          <w:szCs w:val="28"/>
+        </w:rPr>
+      </w:pPr>
+    </w:p>
+    <w:p>
+      <w:pPr>
+        <w:rPr>
+          <w:sz w:val="28"/>
+          <w:szCs w:val="28"/>
+        </w:rPr>
+      </w:pPr>
+    </w:p>
+    <w:p>
+      <w:pPr>
+        <w:rPr>
+          <w:sz w:val="28"/>
+          <w:szCs w:val="28"/>
+        </w:rPr>
+      </w:pPr>
+    </w:p>
+    <w:p>
+      <w:pPr>
+        <w:rPr>
+          <w:sz w:val="28"/>
+          <w:szCs w:val="28"/>
+        </w:rPr>
+      </w:pPr>
+    </w:p>
+    <w:p>
+      <w:pPr>
+        <w:rPr>
+          <w:sz w:val="28"/>
+          <w:szCs w:val="28"/>
+        </w:rPr>
+      </w:pPr>
+    </w:p>
+    <w:p>
+      <w:pPr>
+        <w:rPr>
+          <w:sz w:val="28"/>
+          <w:szCs w:val="28"/>
+        </w:rPr>
+      </w:pPr>
+    </w:p>
+    <w:p>
+      <w:pPr>
+        <w:rPr>
+          <w:sz w:val="28"/>
+          <w:szCs w:val="28"/>
+        </w:rPr>
+      </w:pPr>
+    </w:p>
+    <w:p>
+      <w:pPr>
+        <w:rPr>
+          <w:sz w:val="28"/>
+          <w:szCs w:val="28"/>
+        </w:rPr>
+      </w:pPr>
+    </w:p>
+    <w:p>
+      <w:pPr>
+        <w:rPr>
+          <w:sz w:val="28"/>
+          <w:szCs w:val="28"/>
+        </w:rPr>
+      </w:pPr>
+    </w:p>
+    <w:p>
+      <w:pPr>
+        <w:rPr>
+          <w:sz w:val="28"/>
+          <w:szCs w:val="28"/>
+        </w:rPr>
+      </w:pPr>
+    </w:p>
+    <w:p>
+      <w:pPr>
+        <w:rPr>
+          <w:sz w:val="28"/>
+          <w:szCs w:val="28"/>
+        </w:rPr>
+      </w:pPr>
+    </w:p>
+    <w:p>
+      <w:pPr>
+        <w:rPr>
+          <w:sz w:val="28"/>
+          <w:szCs w:val="28"/>
+        </w:rPr>
+      </w:pPr>
+    </w:p>
+    <w:p>
+      <w:pPr>
+        <w:rPr>
+          <w:sz w:val="28"/>
+          <w:szCs w:val="28"/>
+        </w:rPr>
+      </w:pPr>
+    </w:p>
+    <w:p>
+      <w:pPr>
+        <w:rPr>
+          <w:sz w:val="28"/>
+          <w:szCs w:val="28"/>
+        </w:rPr>
+      </w:pPr>
+    </w:p>
+    <w:p>
+      <w:pPr>
+        <w:rPr>
+          <w:sz w:val="28"/>
+          <w:szCs w:val="28"/>
+        </w:rPr>
+      </w:pPr>
+    </w:p>
+    <w:p>
+      <w:pPr>
+        <w:rPr>
+          <w:sz w:val="28"/>
+          <w:szCs w:val="28"/>
         </w:rPr>
       </w:pPr>
     </w:p>
@@ -4633,35 +8381,37 @@
           <w:ilvl w:val="0"/>
           <w:numId w:val="0"/>
         </w:numPr>
-        <w:tabs>
-          <w:tab w:val="left" w:pos="654"/>
-          <w:tab w:val="center" w:pos="4639"/>
-        </w:tabs>
-        <w:spacing w:line="240" w:lineRule="auto"/>
-        <w:ind w:right="77"/>
-      </w:pPr>
+      </w:pPr>
+      <w:bookmarkStart w:id="9" w:name="_GoBack"/>
+      <w:bookmarkEnd w:id="9"/>
       <w:r>
         <w:lastRenderedPageBreak/>
         <w:t>Заключение</w:t>
       </w:r>
-    </w:p>
-    <w:p>
-      <w:pPr>
-        <w:rPr>
-          <w:sz w:val="28"/>
-          <w:szCs w:val="28"/>
-        </w:rPr>
-      </w:pPr>
-      <w:r>
-        <w:rPr>
-          <w:sz w:val="28"/>
-          <w:szCs w:val="28"/>
-        </w:rPr>
-        <w:t xml:space="preserve">В процессе работы были написаны и успешно запущены программы на C++ для решения двух задач: расчёта выражения с типами </w:t>
+      <w:bookmarkEnd w:id="8"/>
+    </w:p>
+    <w:p>
+      <w:pPr>
+        <w:pStyle w:val="HTML0"/>
+        <w:rPr>
+          <w:rFonts w:ascii="Times New Roman" w:hAnsi="Times New Roman" w:cs="Times New Roman"/>
+          <w:sz w:val="28"/>
+          <w:szCs w:val="28"/>
+        </w:rPr>
+      </w:pPr>
+      <w:bookmarkStart w:id="10" w:name="_Toc243852818"/>
+      <w:r>
+        <w:rPr>
+          <w:rFonts w:ascii="Times New Roman" w:hAnsi="Times New Roman" w:cs="Times New Roman"/>
+          <w:sz w:val="28"/>
+          <w:szCs w:val="28"/>
+        </w:rPr>
+        <w:t xml:space="preserve">В ходе лабораторной работы были изучены особенности вычислений с вещественными типами данных </w:t>
       </w:r>
       <w:proofErr w:type="spellStart"/>
       <w:r>
         <w:rPr>
+          <w:rFonts w:ascii="Times New Roman" w:hAnsi="Times New Roman" w:cs="Times New Roman"/>
           <w:sz w:val="28"/>
           <w:szCs w:val="28"/>
         </w:rPr>
@@ -4670,6 +8420,7 @@
       <w:proofErr w:type="spellEnd"/>
       <w:r>
         <w:rPr>
+          <w:rFonts w:ascii="Times New Roman" w:hAnsi="Times New Roman" w:cs="Times New Roman"/>
           <w:sz w:val="28"/>
           <w:szCs w:val="28"/>
         </w:rPr>
@@ -4678,6 +8429,7 @@
       <w:proofErr w:type="spellStart"/>
       <w:r>
         <w:rPr>
+          <w:rFonts w:ascii="Times New Roman" w:hAnsi="Times New Roman" w:cs="Times New Roman"/>
           <w:sz w:val="28"/>
           <w:szCs w:val="28"/>
         </w:rPr>
@@ -4686,11 +8438,406 @@
       <w:proofErr w:type="spellEnd"/>
       <w:r>
         <w:rPr>
-          <w:sz w:val="28"/>
-          <w:szCs w:val="28"/>
-        </w:rPr>
-        <w:t>, а также проверки операций инкремента, декремента и сравнения. Анализ результатов показал разницу в точности между типами с плавающей точкой, а также подтвердил ключевую особенность постфиксных операторов, которые сначала используют текущее значение переменной, а затем обновляют его.</w:t>
-      </w:r>
+          <w:rFonts w:ascii="Times New Roman" w:hAnsi="Times New Roman" w:cs="Times New Roman"/>
+          <w:sz w:val="28"/>
+          <w:szCs w:val="28"/>
+        </w:rPr>
+        <w:t>. Показано, что при вычитании близких больших чисел и делении на малое число возникает критичес</w:t>
+      </w:r>
+      <w:r>
+        <w:rPr>
+          <w:rFonts w:ascii="Times New Roman" w:hAnsi="Times New Roman" w:cs="Times New Roman"/>
+          <w:sz w:val="28"/>
+          <w:szCs w:val="28"/>
+        </w:rPr>
+        <w:t xml:space="preserve">кая погрешность: для выражения </w:t>
+      </w:r>
+      <w:r>
+        <w:rPr>
+          <w:rFonts w:ascii="Times New Roman" w:hAnsi="Times New Roman" w:cs="Times New Roman"/>
+          <w:sz w:val="28"/>
+          <w:szCs w:val="28"/>
+        </w:rPr>
+        <w:t>((a-</w:t>
+      </w:r>
+      <w:proofErr w:type="gramStart"/>
+      <w:r>
+        <w:rPr>
+          <w:rFonts w:ascii="Times New Roman" w:hAnsi="Times New Roman" w:cs="Times New Roman"/>
+          <w:sz w:val="28"/>
+          <w:szCs w:val="28"/>
+        </w:rPr>
+        <w:t>b)^</w:t>
+      </w:r>
+      <w:proofErr w:type="gramEnd"/>
+      <w:r>
+        <w:rPr>
+          <w:rFonts w:ascii="Times New Roman" w:hAnsi="Times New Roman" w:cs="Times New Roman"/>
+          <w:sz w:val="28"/>
+          <w:szCs w:val="28"/>
+        </w:rPr>
+        <w:t xml:space="preserve">4 - (a^4 - 4a^3b + 6a^2b^2)) / </w:t>
+      </w:r>
+      <w:r>
+        <w:rPr>
+          <w:rFonts w:ascii="Times New Roman" w:hAnsi="Times New Roman" w:cs="Times New Roman"/>
+          <w:sz w:val="28"/>
+          <w:szCs w:val="28"/>
+        </w:rPr>
+        <w:t>(b^4 - 4ab^3) при a = 100 и b = 0,001</w:t>
+      </w:r>
+      <w:r>
+        <w:rPr>
+          <w:rFonts w:ascii="Times New Roman" w:hAnsi="Times New Roman" w:cs="Times New Roman"/>
+          <w:sz w:val="28"/>
+          <w:szCs w:val="28"/>
+        </w:rPr>
+        <w:t xml:space="preserve"> получены нулевой результат для типа </w:t>
+      </w:r>
+      <w:proofErr w:type="spellStart"/>
+      <w:r>
+        <w:rPr>
+          <w:rFonts w:ascii="Times New Roman" w:hAnsi="Times New Roman" w:cs="Times New Roman"/>
+          <w:sz w:val="28"/>
+          <w:szCs w:val="28"/>
+        </w:rPr>
+        <w:t>float</w:t>
+      </w:r>
+      <w:proofErr w:type="spellEnd"/>
+      <w:r>
+        <w:rPr>
+          <w:rFonts w:ascii="Times New Roman" w:hAnsi="Times New Roman" w:cs="Times New Roman"/>
+          <w:sz w:val="28"/>
+          <w:szCs w:val="28"/>
+        </w:rPr>
+        <w:t xml:space="preserve"> (из-за полной потери значимости в числителе) и корректное значение для типа </w:t>
+      </w:r>
+      <w:proofErr w:type="spellStart"/>
+      <w:r>
+        <w:rPr>
+          <w:rFonts w:ascii="Times New Roman" w:hAnsi="Times New Roman" w:cs="Times New Roman"/>
+          <w:sz w:val="28"/>
+          <w:szCs w:val="28"/>
+        </w:rPr>
+        <w:t>double</w:t>
+      </w:r>
+      <w:proofErr w:type="spellEnd"/>
+      <w:r>
+        <w:rPr>
+          <w:rFonts w:ascii="Times New Roman" w:hAnsi="Times New Roman" w:cs="Times New Roman"/>
+          <w:sz w:val="28"/>
+          <w:szCs w:val="28"/>
+        </w:rPr>
+        <w:t xml:space="preserve">, соответствующее аналитическому решению. Тип </w:t>
+      </w:r>
+      <w:proofErr w:type="spellStart"/>
+      <w:r>
+        <w:rPr>
+          <w:rFonts w:ascii="Times New Roman" w:hAnsi="Times New Roman" w:cs="Times New Roman"/>
+          <w:sz w:val="28"/>
+          <w:szCs w:val="28"/>
+        </w:rPr>
+        <w:t>double</w:t>
+      </w:r>
+      <w:proofErr w:type="spellEnd"/>
+      <w:r>
+        <w:rPr>
+          <w:rFonts w:ascii="Times New Roman" w:hAnsi="Times New Roman" w:cs="Times New Roman"/>
+          <w:sz w:val="28"/>
+          <w:szCs w:val="28"/>
+        </w:rPr>
+        <w:t xml:space="preserve"> обеспечивает необходимую разрядность и точность, тогда как одинарная точность приводит к потере данных и обнулению результата.</w:t>
+      </w:r>
+    </w:p>
+    <w:p>
+      <w:pPr>
+        <w:rPr>
+          <w:sz w:val="28"/>
+          <w:szCs w:val="28"/>
+          <w:lang w:val="ru-RU"/>
+        </w:rPr>
+      </w:pPr>
+    </w:p>
+    <w:p>
+      <w:pPr>
+        <w:rPr>
+          <w:sz w:val="28"/>
+          <w:szCs w:val="28"/>
+          <w:lang w:val="ru-RU"/>
+        </w:rPr>
+      </w:pPr>
+      <w:r>
+        <w:rPr>
+          <w:sz w:val="28"/>
+          <w:szCs w:val="28"/>
+          <w:lang w:val="ru-RU"/>
+        </w:rPr>
+        <w:t xml:space="preserve">Также были рассмотрены постфиксные операции инкремента и декремента. Установлено, что при использовании постфиксной формы сначала применяется прежнее значение переменной, а затем оно изменяется на единицу. В результате выполнения задания 2 получены значения </w:t>
+      </w:r>
+      <w:r>
+        <w:rPr>
+          <w:sz w:val="28"/>
+          <w:szCs w:val="28"/>
+          <w:lang w:val="ru-RU"/>
+        </w:rPr>
+        <w:t>ans1 = 2</w:t>
+      </w:r>
+      <w:r>
+        <w:rPr>
+          <w:sz w:val="28"/>
+          <w:szCs w:val="28"/>
+          <w:lang w:val="ru-RU"/>
+        </w:rPr>
+        <w:t xml:space="preserve">, </w:t>
+      </w:r>
+      <w:r>
+        <w:rPr>
+          <w:sz w:val="28"/>
+          <w:szCs w:val="28"/>
+          <w:lang w:val="ru-RU"/>
+        </w:rPr>
+        <w:t>ans2 = 0</w:t>
+      </w:r>
+      <w:r>
+        <w:rPr>
+          <w:sz w:val="28"/>
+          <w:szCs w:val="28"/>
+          <w:lang w:val="ru-RU"/>
+        </w:rPr>
+        <w:t xml:space="preserve">, </w:t>
+      </w:r>
+      <w:r>
+        <w:rPr>
+          <w:sz w:val="28"/>
+          <w:szCs w:val="28"/>
+          <w:lang w:val="ru-RU"/>
+        </w:rPr>
+        <w:t>ans3 = 1</w:t>
+      </w:r>
+      <w:r>
+        <w:rPr>
+          <w:sz w:val="28"/>
+          <w:szCs w:val="28"/>
+          <w:lang w:val="ru-RU"/>
+        </w:rPr>
+        <w:t>.</w:t>
+      </w:r>
+    </w:p>
+    <w:p>
+      <w:pPr>
+        <w:rPr>
+          <w:sz w:val="28"/>
+          <w:szCs w:val="28"/>
+        </w:rPr>
+      </w:pPr>
+    </w:p>
+    <w:p>
+      <w:pPr>
+        <w:rPr>
+          <w:sz w:val="28"/>
+          <w:szCs w:val="28"/>
+        </w:rPr>
+      </w:pPr>
+    </w:p>
+    <w:p>
+      <w:pPr>
+        <w:rPr>
+          <w:sz w:val="28"/>
+          <w:szCs w:val="28"/>
+        </w:rPr>
+      </w:pPr>
+    </w:p>
+    <w:p>
+      <w:pPr>
+        <w:rPr>
+          <w:sz w:val="28"/>
+          <w:szCs w:val="28"/>
+        </w:rPr>
+      </w:pPr>
+    </w:p>
+    <w:p>
+      <w:pPr>
+        <w:rPr>
+          <w:sz w:val="28"/>
+          <w:szCs w:val="28"/>
+        </w:rPr>
+      </w:pPr>
+    </w:p>
+    <w:p>
+      <w:pPr>
+        <w:rPr>
+          <w:sz w:val="28"/>
+          <w:szCs w:val="28"/>
+        </w:rPr>
+      </w:pPr>
+    </w:p>
+    <w:p>
+      <w:pPr>
+        <w:rPr>
+          <w:sz w:val="28"/>
+          <w:szCs w:val="28"/>
+        </w:rPr>
+      </w:pPr>
+    </w:p>
+    <w:p>
+      <w:pPr>
+        <w:rPr>
+          <w:sz w:val="28"/>
+          <w:szCs w:val="28"/>
+        </w:rPr>
+      </w:pPr>
+    </w:p>
+    <w:p>
+      <w:pPr>
+        <w:rPr>
+          <w:sz w:val="28"/>
+          <w:szCs w:val="28"/>
+        </w:rPr>
+      </w:pPr>
+    </w:p>
+    <w:p>
+      <w:pPr>
+        <w:rPr>
+          <w:sz w:val="28"/>
+          <w:szCs w:val="28"/>
+        </w:rPr>
+      </w:pPr>
+    </w:p>
+    <w:p>
+      <w:pPr>
+        <w:rPr>
+          <w:sz w:val="28"/>
+          <w:szCs w:val="28"/>
+        </w:rPr>
+      </w:pPr>
+    </w:p>
+    <w:p>
+      <w:pPr>
+        <w:rPr>
+          <w:sz w:val="28"/>
+          <w:szCs w:val="28"/>
+        </w:rPr>
+      </w:pPr>
+    </w:p>
+    <w:p>
+      <w:pPr>
+        <w:rPr>
+          <w:sz w:val="28"/>
+          <w:szCs w:val="28"/>
+        </w:rPr>
+      </w:pPr>
+    </w:p>
+    <w:p>
+      <w:pPr>
+        <w:rPr>
+          <w:sz w:val="28"/>
+          <w:szCs w:val="28"/>
+        </w:rPr>
+      </w:pPr>
+    </w:p>
+    <w:p>
+      <w:pPr>
+        <w:rPr>
+          <w:sz w:val="28"/>
+          <w:szCs w:val="28"/>
+        </w:rPr>
+      </w:pPr>
+    </w:p>
+    <w:p>
+      <w:pPr>
+        <w:rPr>
+          <w:sz w:val="28"/>
+          <w:szCs w:val="28"/>
+        </w:rPr>
+      </w:pPr>
+    </w:p>
+    <w:p>
+      <w:pPr>
+        <w:rPr>
+          <w:sz w:val="28"/>
+          <w:szCs w:val="28"/>
+        </w:rPr>
+      </w:pPr>
+    </w:p>
+    <w:p>
+      <w:pPr>
+        <w:rPr>
+          <w:sz w:val="28"/>
+          <w:szCs w:val="28"/>
+        </w:rPr>
+      </w:pPr>
+    </w:p>
+    <w:p>
+      <w:pPr>
+        <w:rPr>
+          <w:sz w:val="28"/>
+          <w:szCs w:val="28"/>
+        </w:rPr>
+      </w:pPr>
+    </w:p>
+    <w:p>
+      <w:pPr>
+        <w:rPr>
+          <w:sz w:val="28"/>
+          <w:szCs w:val="28"/>
+        </w:rPr>
+      </w:pPr>
+    </w:p>
+    <w:p>
+      <w:pPr>
+        <w:rPr>
+          <w:sz w:val="28"/>
+          <w:szCs w:val="28"/>
+        </w:rPr>
+      </w:pPr>
+    </w:p>
+    <w:p>
+      <w:pPr>
+        <w:rPr>
+          <w:sz w:val="28"/>
+          <w:szCs w:val="28"/>
+        </w:rPr>
+      </w:pPr>
+    </w:p>
+    <w:p>
+      <w:pPr>
+        <w:rPr>
+          <w:sz w:val="28"/>
+          <w:szCs w:val="28"/>
+        </w:rPr>
+      </w:pPr>
+    </w:p>
+    <w:p>
+      <w:pPr>
+        <w:rPr>
+          <w:sz w:val="28"/>
+          <w:szCs w:val="28"/>
+        </w:rPr>
+      </w:pPr>
+    </w:p>
+    <w:p>
+      <w:pPr>
+        <w:rPr>
+          <w:sz w:val="28"/>
+          <w:szCs w:val="28"/>
+        </w:rPr>
+      </w:pPr>
+    </w:p>
+    <w:p>
+      <w:pPr>
+        <w:rPr>
+          <w:sz w:val="28"/>
+          <w:szCs w:val="28"/>
+        </w:rPr>
+      </w:pPr>
+    </w:p>
+    <w:p>
+      <w:pPr>
+        <w:rPr>
+          <w:sz w:val="28"/>
+          <w:szCs w:val="28"/>
+        </w:rPr>
+      </w:pPr>
     </w:p>
     <w:p>
       <w:pPr>
@@ -4705,310 +8852,22 @@
           <w:szCs w:val="32"/>
         </w:rPr>
       </w:pPr>
-      <w:bookmarkStart w:id="4" w:name="_Toc6526"/>
-    </w:p>
-    <w:p>
-      <w:pPr>
-        <w:rPr>
-          <w:lang w:val="ru-RU"/>
-        </w:rPr>
-      </w:pPr>
-    </w:p>
-    <w:p>
-      <w:pPr>
-        <w:rPr>
-          <w:lang w:val="ru-RU"/>
-        </w:rPr>
-      </w:pPr>
-    </w:p>
-    <w:p>
-      <w:pPr>
-        <w:rPr>
-          <w:lang w:val="ru-RU"/>
-        </w:rPr>
-      </w:pPr>
-    </w:p>
-    <w:p>
-      <w:pPr>
-        <w:rPr>
-          <w:lang w:val="ru-RU"/>
-        </w:rPr>
-      </w:pPr>
-    </w:p>
-    <w:p>
-      <w:pPr>
-        <w:rPr>
-          <w:lang w:val="ru-RU"/>
-        </w:rPr>
-      </w:pPr>
-    </w:p>
-    <w:p>
-      <w:pPr>
-        <w:rPr>
-          <w:lang w:val="ru-RU"/>
-        </w:rPr>
-      </w:pPr>
-    </w:p>
-    <w:p>
-      <w:pPr>
-        <w:rPr>
-          <w:lang w:val="ru-RU"/>
-        </w:rPr>
-      </w:pPr>
-    </w:p>
-    <w:p>
-      <w:pPr>
-        <w:rPr>
-          <w:lang w:val="ru-RU"/>
-        </w:rPr>
-      </w:pPr>
-    </w:p>
-    <w:p>
-      <w:pPr>
-        <w:rPr>
-          <w:lang w:val="ru-RU"/>
-        </w:rPr>
-      </w:pPr>
-    </w:p>
-    <w:p>
-      <w:pPr>
-        <w:rPr>
-          <w:lang w:val="ru-RU"/>
-        </w:rPr>
-      </w:pPr>
-    </w:p>
-    <w:p>
-      <w:pPr>
-        <w:rPr>
-          <w:lang w:val="ru-RU"/>
-        </w:rPr>
-      </w:pPr>
-    </w:p>
-    <w:p>
-      <w:pPr>
-        <w:rPr>
-          <w:lang w:val="ru-RU"/>
-        </w:rPr>
-      </w:pPr>
-    </w:p>
-    <w:p>
-      <w:pPr>
-        <w:rPr>
-          <w:lang w:val="ru-RU"/>
-        </w:rPr>
-      </w:pPr>
-    </w:p>
-    <w:p>
-      <w:pPr>
-        <w:rPr>
-          <w:lang w:val="ru-RU"/>
-        </w:rPr>
-      </w:pPr>
-    </w:p>
-    <w:p>
-      <w:pPr>
-        <w:rPr>
-          <w:lang w:val="ru-RU"/>
-        </w:rPr>
-      </w:pPr>
-    </w:p>
-    <w:p>
-      <w:pPr>
-        <w:rPr>
-          <w:lang w:val="ru-RU"/>
-        </w:rPr>
-      </w:pPr>
-    </w:p>
-    <w:p>
-      <w:pPr>
-        <w:rPr>
-          <w:lang w:val="ru-RU"/>
-        </w:rPr>
-      </w:pPr>
-    </w:p>
-    <w:p>
-      <w:pPr>
-        <w:rPr>
-          <w:lang w:val="ru-RU"/>
-        </w:rPr>
-      </w:pPr>
-    </w:p>
-    <w:p>
-      <w:pPr>
-        <w:rPr>
-          <w:lang w:val="ru-RU"/>
-        </w:rPr>
-      </w:pPr>
-    </w:p>
-    <w:p>
-      <w:pPr>
-        <w:rPr>
-          <w:lang w:val="ru-RU"/>
-        </w:rPr>
-      </w:pPr>
-    </w:p>
-    <w:p>
-      <w:pPr>
-        <w:rPr>
-          <w:lang w:val="ru-RU"/>
-        </w:rPr>
-      </w:pPr>
-    </w:p>
-    <w:p>
-      <w:pPr>
-        <w:rPr>
-          <w:lang w:val="ru-RU"/>
-        </w:rPr>
-      </w:pPr>
-    </w:p>
-    <w:p>
-      <w:pPr>
-        <w:rPr>
-          <w:lang w:val="ru-RU"/>
-        </w:rPr>
-      </w:pPr>
-    </w:p>
-    <w:p>
-      <w:pPr>
-        <w:rPr>
-          <w:lang w:val="ru-RU"/>
-        </w:rPr>
-      </w:pPr>
-    </w:p>
-    <w:p>
-      <w:pPr>
-        <w:rPr>
-          <w:lang w:val="ru-RU"/>
-        </w:rPr>
-      </w:pPr>
-    </w:p>
-    <w:p>
-      <w:pPr>
-        <w:rPr>
-          <w:lang w:val="ru-RU"/>
-        </w:rPr>
-      </w:pPr>
-    </w:p>
-    <w:p>
-      <w:pPr>
-        <w:rPr>
-          <w:lang w:val="ru-RU"/>
-        </w:rPr>
-      </w:pPr>
-    </w:p>
-    <w:p>
-      <w:pPr>
-        <w:rPr>
-          <w:lang w:val="ru-RU"/>
-        </w:rPr>
-      </w:pPr>
-    </w:p>
-    <w:p>
-      <w:pPr>
-        <w:rPr>
-          <w:lang w:val="ru-RU"/>
-        </w:rPr>
-      </w:pPr>
-    </w:p>
-    <w:p>
-      <w:pPr>
-        <w:rPr>
-          <w:lang w:val="ru-RU"/>
-        </w:rPr>
-      </w:pPr>
-    </w:p>
-    <w:p>
-      <w:pPr>
-        <w:rPr>
-          <w:lang w:val="ru-RU"/>
-        </w:rPr>
-      </w:pPr>
-    </w:p>
-    <w:p>
-      <w:pPr>
-        <w:rPr>
-          <w:lang w:val="ru-RU"/>
-        </w:rPr>
-      </w:pPr>
-    </w:p>
-    <w:p>
-      <w:pPr>
-        <w:rPr>
-          <w:lang w:val="ru-RU"/>
-        </w:rPr>
-      </w:pPr>
-    </w:p>
-    <w:p>
-      <w:pPr>
-        <w:rPr>
-          <w:lang w:val="ru-RU"/>
-        </w:rPr>
-      </w:pPr>
-    </w:p>
-    <w:p>
-      <w:pPr>
-        <w:rPr>
-          <w:lang w:val="ru-RU"/>
-        </w:rPr>
-      </w:pPr>
-    </w:p>
-    <w:p>
-      <w:pPr>
-        <w:rPr>
-          <w:lang w:val="ru-RU"/>
-        </w:rPr>
-      </w:pPr>
-    </w:p>
-    <w:p>
-      <w:pPr>
-        <w:rPr>
-          <w:lang w:val="ru-RU"/>
-        </w:rPr>
-      </w:pPr>
-    </w:p>
-    <w:p>
-      <w:pPr>
-        <w:rPr>
-          <w:lang w:val="ru-RU"/>
-        </w:rPr>
-      </w:pPr>
-    </w:p>
-    <w:p>
-      <w:pPr>
-        <w:rPr>
-          <w:lang w:val="ru-RU"/>
-        </w:rPr>
-      </w:pPr>
-    </w:p>
-    <w:p>
-      <w:pPr>
-        <w:rPr>
-          <w:lang w:val="ru-RU"/>
-        </w:rPr>
-      </w:pPr>
-    </w:p>
-    <w:p>
-      <w:pPr>
-        <w:pStyle w:val="1"/>
-        <w:numPr>
-          <w:ilvl w:val="0"/>
-          <w:numId w:val="0"/>
-        </w:numPr>
-        <w:ind w:right="83"/>
+      <w:r>
         <w:rPr>
           <w:color w:val="auto"/>
           <w:szCs w:val="32"/>
         </w:rPr>
-      </w:pPr>
+        <w:lastRenderedPageBreak/>
+        <w:t>СПИСОК ИСПОЛЬЗОВАННЫХ ИСТОЧНИКОВ</w:t>
+      </w:r>
+      <w:bookmarkEnd w:id="10"/>
       <w:r>
         <w:rPr>
           <w:color w:val="auto"/>
           <w:szCs w:val="32"/>
         </w:rPr>
-        <w:lastRenderedPageBreak/>
-        <w:t xml:space="preserve">СПИСОК ИСПОЛЬЗОВАННЫХ ИСТОЧНИКОВ </w:t>
-      </w:r>
-      <w:bookmarkEnd w:id="4"/>
+        <w:t xml:space="preserve"> </w:t>
+      </w:r>
     </w:p>
     <w:p>
       <w:pPr>
@@ -5336,7 +9195,7 @@
             <w:noProof/>
             <w:lang w:val="ru-RU"/>
           </w:rPr>
-          <w:t>8</w:t>
+          <w:t>12</w:t>
         </w:r>
         <w:r>
           <w:fldChar w:fldCharType="end"/>
@@ -5376,7 +9235,7 @@
   <w:abstractNum w:abstractNumId="0" w15:restartNumberingAfterBreak="0">
     <w:nsid w:val="32A51E00"/>
     <w:multiLevelType w:val="multilevel"/>
-    <w:tmpl w:val="39804CAE"/>
+    <w:tmpl w:val="D694A39C"/>
     <w:lvl w:ilvl="0">
       <w:start w:val="1"/>
       <w:numFmt w:val="decimal"/>
@@ -5384,10 +9243,10 @@
       <w:lvlText w:val="%1"/>
       <w:lvlJc w:val="left"/>
       <w:pPr>
-        <w:ind w:left="0"/>
+        <w:ind w:left="0" w:firstLine="0"/>
       </w:pPr>
       <w:rPr>
-        <w:rFonts w:ascii="Times New Roman" w:eastAsia="Times New Roman" w:hAnsi="Times New Roman" w:cs="Times New Roman"/>
+        <w:rFonts w:ascii="Times New Roman" w:eastAsia="Times New Roman" w:hAnsi="Times New Roman" w:cs="Times New Roman" w:hint="default"/>
         <w:b/>
         <w:bCs/>
         <w:i w:val="0"/>
@@ -5409,10 +9268,10 @@
       <w:lvlText w:val="%1.%2"/>
       <w:lvlJc w:val="left"/>
       <w:pPr>
-        <w:ind w:left="0"/>
+        <w:ind w:left="0" w:firstLine="0"/>
       </w:pPr>
       <w:rPr>
-        <w:rFonts w:ascii="Times New Roman" w:eastAsia="Times New Roman" w:hAnsi="Times New Roman" w:cs="Times New Roman"/>
+        <w:rFonts w:ascii="Times New Roman" w:eastAsia="Times New Roman" w:hAnsi="Times New Roman" w:cs="Times New Roman" w:hint="default"/>
         <w:b/>
         <w:bCs/>
         <w:i w:val="0"/>
@@ -5433,10 +9292,10 @@
       <w:lvlText w:val="%3"/>
       <w:lvlJc w:val="left"/>
       <w:pPr>
-        <w:ind w:left="1080"/>
+        <w:ind w:left="1080" w:firstLine="0"/>
       </w:pPr>
       <w:rPr>
-        <w:rFonts w:ascii="Times New Roman" w:eastAsia="Times New Roman" w:hAnsi="Times New Roman" w:cs="Times New Roman"/>
+        <w:rFonts w:ascii="Times New Roman" w:eastAsia="Times New Roman" w:hAnsi="Times New Roman" w:cs="Times New Roman" w:hint="default"/>
         <w:b/>
         <w:bCs/>
         <w:i w:val="0"/>
@@ -5457,10 +9316,10 @@
       <w:lvlText w:val="%4"/>
       <w:lvlJc w:val="left"/>
       <w:pPr>
-        <w:ind w:left="1800"/>
+        <w:ind w:left="1800" w:firstLine="0"/>
       </w:pPr>
       <w:rPr>
-        <w:rFonts w:ascii="Times New Roman" w:eastAsia="Times New Roman" w:hAnsi="Times New Roman" w:cs="Times New Roman"/>
+        <w:rFonts w:ascii="Times New Roman" w:eastAsia="Times New Roman" w:hAnsi="Times New Roman" w:cs="Times New Roman" w:hint="default"/>
         <w:b/>
         <w:bCs/>
         <w:i w:val="0"/>
@@ -5481,10 +9340,10 @@
       <w:lvlText w:val="%5"/>
       <w:lvlJc w:val="left"/>
       <w:pPr>
-        <w:ind w:left="2520"/>
+        <w:ind w:left="2520" w:firstLine="0"/>
       </w:pPr>
       <w:rPr>
-        <w:rFonts w:ascii="Times New Roman" w:eastAsia="Times New Roman" w:hAnsi="Times New Roman" w:cs="Times New Roman"/>
+        <w:rFonts w:ascii="Times New Roman" w:eastAsia="Times New Roman" w:hAnsi="Times New Roman" w:cs="Times New Roman" w:hint="default"/>
         <w:b/>
         <w:bCs/>
         <w:i w:val="0"/>
@@ -5505,10 +9364,10 @@
       <w:lvlText w:val="%6"/>
       <w:lvlJc w:val="left"/>
       <w:pPr>
-        <w:ind w:left="3240"/>
+        <w:ind w:left="3240" w:firstLine="0"/>
       </w:pPr>
       <w:rPr>
-        <w:rFonts w:ascii="Times New Roman" w:eastAsia="Times New Roman" w:hAnsi="Times New Roman" w:cs="Times New Roman"/>
+        <w:rFonts w:ascii="Times New Roman" w:eastAsia="Times New Roman" w:hAnsi="Times New Roman" w:cs="Times New Roman" w:hint="default"/>
         <w:b/>
         <w:bCs/>
         <w:i w:val="0"/>
@@ -5529,10 +9388,10 @@
       <w:lvlText w:val="%7"/>
       <w:lvlJc w:val="left"/>
       <w:pPr>
-        <w:ind w:left="3960"/>
+        <w:ind w:left="3960" w:firstLine="0"/>
       </w:pPr>
       <w:rPr>
-        <w:rFonts w:ascii="Times New Roman" w:eastAsia="Times New Roman" w:hAnsi="Times New Roman" w:cs="Times New Roman"/>
+        <w:rFonts w:ascii="Times New Roman" w:eastAsia="Times New Roman" w:hAnsi="Times New Roman" w:cs="Times New Roman" w:hint="default"/>
         <w:b/>
         <w:bCs/>
         <w:i w:val="0"/>
@@ -5553,10 +9412,10 @@
       <w:lvlText w:val="%8"/>
       <w:lvlJc w:val="left"/>
       <w:pPr>
-        <w:ind w:left="4680"/>
+        <w:ind w:left="4680" w:firstLine="0"/>
       </w:pPr>
       <w:rPr>
-        <w:rFonts w:ascii="Times New Roman" w:eastAsia="Times New Roman" w:hAnsi="Times New Roman" w:cs="Times New Roman"/>
+        <w:rFonts w:ascii="Times New Roman" w:eastAsia="Times New Roman" w:hAnsi="Times New Roman" w:cs="Times New Roman" w:hint="default"/>
         <w:b/>
         <w:bCs/>
         <w:i w:val="0"/>
@@ -5577,10 +9436,10 @@
       <w:lvlText w:val="%9"/>
       <w:lvlJc w:val="left"/>
       <w:pPr>
-        <w:ind w:left="5400"/>
+        <w:ind w:left="5400" w:firstLine="0"/>
       </w:pPr>
       <w:rPr>
-        <w:rFonts w:ascii="Times New Roman" w:eastAsia="Times New Roman" w:hAnsi="Times New Roman" w:cs="Times New Roman"/>
+        <w:rFonts w:ascii="Times New Roman" w:eastAsia="Times New Roman" w:hAnsi="Times New Roman" w:cs="Times New Roman" w:hint="default"/>
         <w:b/>
         <w:bCs/>
         <w:i w:val="0"/>
@@ -6366,6 +10225,34 @@
   <w:num w:numId="7">
     <w:abstractNumId w:val="3"/>
   </w:num>
+  <w:num w:numId="8">
+    <w:abstractNumId w:val="0"/>
+    <w:lvlOverride w:ilvl="0"/>
+    <w:lvlOverride w:ilvl="1">
+      <w:startOverride w:val="1"/>
+    </w:lvlOverride>
+    <w:lvlOverride w:ilvl="2">
+      <w:startOverride w:val="1"/>
+    </w:lvlOverride>
+    <w:lvlOverride w:ilvl="3">
+      <w:startOverride w:val="1"/>
+    </w:lvlOverride>
+    <w:lvlOverride w:ilvl="4">
+      <w:startOverride w:val="1"/>
+    </w:lvlOverride>
+    <w:lvlOverride w:ilvl="5">
+      <w:startOverride w:val="1"/>
+    </w:lvlOverride>
+    <w:lvlOverride w:ilvl="6">
+      <w:startOverride w:val="1"/>
+    </w:lvlOverride>
+    <w:lvlOverride w:ilvl="7">
+      <w:startOverride w:val="1"/>
+    </w:lvlOverride>
+    <w:lvlOverride w:ilvl="8">
+      <w:startOverride w:val="1"/>
+    </w:lvlOverride>
+  </w:num>
 </w:numbering>
 </file>
 
@@ -6407,7 +10294,7 @@
     <w:lsdException w:name="index 8" w:semiHidden="1" w:unhideWhenUsed="1"/>
     <w:lsdException w:name="index 9" w:semiHidden="1" w:unhideWhenUsed="1"/>
     <w:lsdException w:name="toc 1" w:semiHidden="1" w:uiPriority="39" w:unhideWhenUsed="1"/>
-    <w:lsdException w:name="toc 2" w:semiHidden="1" w:uiPriority="0" w:unhideWhenUsed="1"/>
+    <w:lsdException w:name="toc 2" w:semiHidden="1" w:uiPriority="39" w:unhideWhenUsed="1"/>
     <w:lsdException w:name="toc 3" w:semiHidden="1" w:uiPriority="0" w:unhideWhenUsed="1"/>
     <w:lsdException w:name="toc 4" w:semiHidden="1" w:uiPriority="39" w:unhideWhenUsed="1"/>
     <w:lsdException w:name="toc 5" w:semiHidden="1" w:uiPriority="39" w:unhideWhenUsed="1"/>
@@ -6816,7 +10703,7 @@
         <w:numId w:val="1"/>
       </w:numPr>
       <w:spacing w:after="406"/>
-      <w:ind w:left="10" w:right="74" w:hanging="10"/>
+      <w:ind w:right="74"/>
       <w:outlineLvl w:val="1"/>
     </w:pPr>
     <w:rPr>
@@ -6927,6 +10814,7 @@
   <w:style w:type="paragraph" w:styleId="21">
     <w:name w:val="toc 2"/>
     <w:hidden/>
+    <w:uiPriority w:val="39"/>
     <w:rsid w:val="00A87AA4"/>
     <w:pPr>
       <w:spacing w:after="251"/>
@@ -7016,6 +10904,127 @@
     <w:rPr>
       <w:color w:val="0563C1" w:themeColor="hyperlink"/>
       <w:u w:val="single"/>
+    </w:rPr>
+  </w:style>
+  <w:style w:type="paragraph" w:styleId="a9">
+    <w:name w:val="Title"/>
+    <w:basedOn w:val="a"/>
+    <w:next w:val="a"/>
+    <w:link w:val="aa"/>
+    <w:uiPriority w:val="10"/>
+    <w:qFormat/>
+    <w:rsid w:val="00F65ABE"/>
+    <w:pPr>
+      <w:contextualSpacing/>
+    </w:pPr>
+    <w:rPr>
+      <w:rFonts w:asciiTheme="majorHAnsi" w:eastAsiaTheme="majorEastAsia" w:hAnsiTheme="majorHAnsi" w:cstheme="majorBidi"/>
+      <w:spacing w:val="-10"/>
+      <w:kern w:val="28"/>
+      <w:sz w:val="56"/>
+      <w:szCs w:val="56"/>
+    </w:rPr>
+  </w:style>
+  <w:style w:type="character" w:customStyle="1" w:styleId="aa">
+    <w:name w:val="Заголовок Знак"/>
+    <w:basedOn w:val="a0"/>
+    <w:link w:val="a9"/>
+    <w:uiPriority w:val="10"/>
+    <w:rsid w:val="00F65ABE"/>
+    <w:rPr>
+      <w:rFonts w:asciiTheme="majorHAnsi" w:eastAsiaTheme="majorEastAsia" w:hAnsiTheme="majorHAnsi" w:cstheme="majorBidi"/>
+      <w:spacing w:val="-10"/>
+      <w:kern w:val="28"/>
+      <w:sz w:val="56"/>
+      <w:szCs w:val="56"/>
+      <w:lang w:val="ru" w:eastAsia="ru-RU"/>
+    </w:rPr>
+  </w:style>
+  <w:style w:type="table" w:styleId="ab">
+    <w:name w:val="Table Grid"/>
+    <w:basedOn w:val="a1"/>
+    <w:uiPriority w:val="39"/>
+    <w:rsid w:val="00554515"/>
+    <w:pPr>
+      <w:spacing w:after="0" w:line="240" w:lineRule="auto"/>
+    </w:pPr>
+    <w:tblPr>
+      <w:tblBorders>
+        <w:top w:val="single" w:sz="4" w:space="0" w:color="auto"/>
+        <w:left w:val="single" w:sz="4" w:space="0" w:color="auto"/>
+        <w:bottom w:val="single" w:sz="4" w:space="0" w:color="auto"/>
+        <w:right w:val="single" w:sz="4" w:space="0" w:color="auto"/>
+        <w:insideH w:val="single" w:sz="4" w:space="0" w:color="auto"/>
+        <w:insideV w:val="single" w:sz="4" w:space="0" w:color="auto"/>
+      </w:tblBorders>
+    </w:tblPr>
+  </w:style>
+  <w:style w:type="character" w:customStyle="1" w:styleId="math-inline">
+    <w:name w:val="math-inline"/>
+    <w:basedOn w:val="a0"/>
+    <w:rsid w:val="00554515"/>
+  </w:style>
+  <w:style w:type="paragraph" w:styleId="ac">
+    <w:name w:val="Normal (Web)"/>
+    <w:basedOn w:val="a"/>
+    <w:uiPriority w:val="99"/>
+    <w:semiHidden/>
+    <w:unhideWhenUsed/>
+    <w:rsid w:val="00EB4C5A"/>
+    <w:pPr>
+      <w:spacing w:before="100" w:beforeAutospacing="1" w:after="100" w:afterAutospacing="1"/>
+    </w:pPr>
+    <w:rPr>
+      <w:sz w:val="24"/>
+      <w:szCs w:val="24"/>
+      <w:lang w:val="ru-RU"/>
+    </w:rPr>
+  </w:style>
+  <w:style w:type="paragraph" w:styleId="HTML0">
+    <w:name w:val="HTML Preformatted"/>
+    <w:basedOn w:val="a"/>
+    <w:link w:val="HTML1"/>
+    <w:uiPriority w:val="99"/>
+    <w:semiHidden/>
+    <w:unhideWhenUsed/>
+    <w:rsid w:val="00866F63"/>
+    <w:pPr>
+      <w:tabs>
+        <w:tab w:val="left" w:pos="916"/>
+        <w:tab w:val="left" w:pos="1832"/>
+        <w:tab w:val="left" w:pos="2748"/>
+        <w:tab w:val="left" w:pos="3664"/>
+        <w:tab w:val="left" w:pos="4580"/>
+        <w:tab w:val="left" w:pos="5496"/>
+        <w:tab w:val="left" w:pos="6412"/>
+        <w:tab w:val="left" w:pos="7328"/>
+        <w:tab w:val="left" w:pos="8244"/>
+        <w:tab w:val="left" w:pos="9160"/>
+        <w:tab w:val="left" w:pos="10076"/>
+        <w:tab w:val="left" w:pos="10992"/>
+        <w:tab w:val="left" w:pos="11908"/>
+        <w:tab w:val="left" w:pos="12824"/>
+        <w:tab w:val="left" w:pos="13740"/>
+        <w:tab w:val="left" w:pos="14656"/>
+      </w:tabs>
+    </w:pPr>
+    <w:rPr>
+      <w:rFonts w:ascii="Courier New" w:hAnsi="Courier New" w:cs="Courier New"/>
+      <w:lang w:val="ru-RU"/>
+    </w:rPr>
+  </w:style>
+  <w:style w:type="character" w:customStyle="1" w:styleId="HTML1">
+    <w:name w:val="Стандартный HTML Знак"/>
+    <w:basedOn w:val="a0"/>
+    <w:link w:val="HTML0"/>
+    <w:uiPriority w:val="99"/>
+    <w:semiHidden/>
+    <w:rsid w:val="00866F63"/>
+    <w:rPr>
+      <w:rFonts w:ascii="Courier New" w:eastAsia="Times New Roman" w:hAnsi="Courier New" w:cs="Courier New"/>
+      <w:sz w:val="20"/>
+      <w:szCs w:val="20"/>
+      <w:lang w:eastAsia="ru-RU"/>
     </w:rPr>
   </w:style>
 </w:styles>
